--- a/论文/论文_格式化版v2.docx
+++ b/论文/论文_格式化版v2.docx
@@ -10,6 +10,7 @@
           <w:lang w:eastAsia="zh-CN"/>
         </w:rPr>
       </w:pPr>
+      <w:bookmarkStart w:id="0" w:name="OLE_LINK1"/>
       <w:r>
         <w:rPr>
           <w:rFonts w:ascii="Times New Roman" w:eastAsia="黑体" w:hAnsi="Times New Roman"/>
@@ -28,7 +29,7 @@
           <w:lang w:eastAsia="zh-CN"/>
         </w:rPr>
       </w:pPr>
-      <w:bookmarkStart w:id="0" w:name="OLE_LINK2"/>
+      <w:bookmarkStart w:id="1" w:name="OLE_LINK2"/>
       <w:r>
         <w:rPr>
           <w:rFonts w:ascii="Times New Roman" w:eastAsia="黑体" w:hAnsi="Times New Roman"/>
@@ -70,6 +71,7 @@
           <w:lang w:eastAsia="zh-CN"/>
         </w:rPr>
       </w:pPr>
+      <w:bookmarkStart w:id="2" w:name="OLE_LINK3"/>
       <w:proofErr w:type="spellStart"/>
       <w:r>
         <w:rPr>
@@ -138,7 +140,7 @@
           <w:sz w:val="24"/>
           <w:lang w:eastAsia="zh-CN"/>
         </w:rPr>
-        <w:t>张标注图像），保障了数据的多样性与均衡性；基于</w:t>
+        <w:t>张标注图像）；基于</w:t>
       </w:r>
       <w:r>
         <w:rPr>
@@ -218,7 +220,15 @@
           <w:sz w:val="24"/>
           <w:lang w:eastAsia="zh-CN"/>
         </w:rPr>
-        <w:t>的检测精度。</w:t>
+        <w:t>的检测精度</w:t>
+      </w:r>
+      <w:r>
+        <w:rPr>
+          <w:rFonts w:ascii="Times New Roman" w:eastAsia="宋体" w:hAnsi="Times New Roman"/>
+          <w:sz w:val="24"/>
+          <w:lang w:eastAsia="zh-CN"/>
+        </w:rPr>
+        <w:t>。</w:t>
       </w:r>
     </w:p>
     <w:p>
@@ -288,7 +298,7 @@
           <w:sz w:val="24"/>
           <w:lang w:eastAsia="zh-CN"/>
         </w:rPr>
-        <w:t>注意力机制，</w:t>
+        <w:t>注意力机制。相较于基线模型，</w:t>
       </w:r>
       <w:r>
         <w:rPr>
@@ -320,7 +330,7 @@
           <w:sz w:val="24"/>
           <w:lang w:eastAsia="zh-CN"/>
         </w:rPr>
-        <w:t>（较基线提升</w:t>
+        <w:t>（提高</w:t>
       </w:r>
       <w:r>
         <w:rPr>
@@ -344,6 +354,14 @@
           <w:sz w:val="24"/>
           <w:lang w:eastAsia="zh-CN"/>
         </w:rPr>
+        <w:t>在</w:t>
+      </w:r>
+      <w:r>
+        <w:rPr>
+          <w:rFonts w:ascii="Times New Roman" w:eastAsia="宋体" w:hAnsi="Times New Roman"/>
+          <w:sz w:val="24"/>
+          <w:lang w:eastAsia="zh-CN"/>
+        </w:rPr>
         <w:t>7</w:t>
       </w:r>
       <w:r>
@@ -352,7 +370,7 @@
           <w:sz w:val="24"/>
           <w:lang w:eastAsia="zh-CN"/>
         </w:rPr>
-        <w:t>类手势验证集识别准确率达</w:t>
+        <w:t>类手势验证集上取得</w:t>
       </w:r>
       <w:r>
         <w:rPr>
@@ -368,7 +386,23 @@
           <w:sz w:val="24"/>
           <w:lang w:eastAsia="zh-CN"/>
         </w:rPr>
-        <w:t>，解决了相似手势混淆与边缘样本漏检问题。</w:t>
+        <w:t>的识别准确率</w:t>
+      </w:r>
+      <w:r>
+        <w:rPr>
+          <w:rFonts w:ascii="Times New Roman" w:eastAsia="宋体" w:hAnsi="Times New Roman"/>
+          <w:sz w:val="24"/>
+          <w:lang w:eastAsia="zh-CN"/>
+        </w:rPr>
+        <w:t>。同时，该方法有效缓解了相似手势混淆问题，并降低了边缘样本的漏检率</w:t>
+      </w:r>
+      <w:r>
+        <w:rPr>
+          <w:rFonts w:ascii="Times New Roman" w:eastAsia="宋体" w:hAnsi="Times New Roman"/>
+          <w:sz w:val="24"/>
+          <w:lang w:eastAsia="zh-CN"/>
+        </w:rPr>
+        <w:t>。</w:t>
       </w:r>
     </w:p>
     <w:p>
@@ -432,7 +466,7 @@
           <w:sz w:val="24"/>
           <w:lang w:eastAsia="zh-CN"/>
         </w:rPr>
-        <w:t>机器人搭建多线程实时控制系统，集成手势检测、指令映射、运动控制与</w:t>
+        <w:t>机器人搭建实时控制系统，集成手势检测、运动控制与</w:t>
       </w:r>
       <w:r>
         <w:rPr>
@@ -448,16 +482,25 @@
           <w:sz w:val="24"/>
           <w:lang w:eastAsia="zh-CN"/>
         </w:rPr>
-        <w:t>远程监控功能。实验结果表明，该系统可准确实时识别手势指令并完成机器人运动控制，验证了方案的可行性与有效性。</w:t>
+        <w:t>可视化交互功能，实现检测画面展示及参数调节。实验结果表明，该系统能够实时识别手势并驱动机器人运动，验证了方法的可行性与有效性</w:t>
+      </w:r>
+      <w:r>
+        <w:rPr>
+          <w:rFonts w:ascii="Times New Roman" w:eastAsia="宋体" w:hAnsi="Times New Roman"/>
+          <w:sz w:val="24"/>
+          <w:lang w:eastAsia="zh-CN"/>
+        </w:rPr>
+        <w:t>。</w:t>
       </w:r>
     </w:p>
+    <w:bookmarkEnd w:id="2"/>
     <w:p>
       <w:pPr>
         <w:spacing w:after="0" w:line="360" w:lineRule="auto"/>
         <w:ind w:left="283"/>
         <w:jc w:val="both"/>
         <w:rPr>
-          <w:rFonts w:eastAsia="宋体" w:hint="eastAsia"/>
+          <w:rFonts w:eastAsia="宋体"/>
           <w:lang w:eastAsia="zh-CN"/>
         </w:rPr>
       </w:pPr>
@@ -516,6 +559,7 @@
       </w:r>
     </w:p>
     <w:bookmarkEnd w:id="0"/>
+    <w:bookmarkEnd w:id="1"/>
     <w:p>
       <w:pPr>
         <w:rPr>
@@ -569,7 +613,33 @@
           <w:rFonts w:ascii="Times New Roman" w:eastAsia="宋体" w:hAnsi="Times New Roman"/>
           <w:sz w:val="24"/>
         </w:rPr>
-        <w:t>Gesture recognition is a core research direction in human-computer interaction with significant application value in intelligent robot control. To address the limitations of traditional contact-based control methods, this thesis proposes a human-vehicle motion interaction control system based on gesture recognition, which recognizes gesture commands through vision and maps them to robot motion commands for natural and intuitive interaction. The main contributions are as follows:</w:t>
+        <w:t>Gesture recognition is a core research direction in human-computer interaction and possesses significant application value in intelligent robot control. To address the limitations of traditional contact-based methods and their lack of intuitiveness, this thesis proposes a gesture-based human-vehicle motion interaction control system. By recognizing gesture commands via computer vision in real time and mapping them to robot motion commands, the system achieves natural and intuitive interaction</w:t>
+      </w:r>
+      <w:r>
+        <w:rPr>
+          <w:rFonts w:ascii="Times New Roman" w:eastAsia="宋体" w:hAnsi="Times New Roman"/>
+          <w:sz w:val="24"/>
+        </w:rPr>
+        <w:t>.</w:t>
+      </w:r>
+    </w:p>
+    <w:p>
+      <w:pPr>
+        <w:spacing w:after="0" w:line="360" w:lineRule="auto"/>
+        <w:ind w:left="283"/>
+        <w:jc w:val="both"/>
+        <w:rPr>
+          <w:rFonts w:ascii="Times New Roman" w:eastAsia="宋体" w:hAnsi="Times New Roman"/>
+          <w:sz w:val="24"/>
+          <w:lang w:eastAsia="zh-CN"/>
+        </w:rPr>
+      </w:pPr>
+      <w:r>
+        <w:rPr>
+          <w:rFonts w:ascii="Times New Roman" w:eastAsia="宋体" w:hAnsi="Times New Roman"/>
+          <w:sz w:val="24"/>
+        </w:rPr>
+        <w:t>The main contributions of this thesis are as follows:</w:t>
       </w:r>
     </w:p>
     <w:p>
@@ -591,9 +661,15 @@
         <w:rPr>
           <w:rFonts w:ascii="Times New Roman" w:eastAsia="宋体" w:hAnsi="Times New Roman"/>
           <w:sz w:val="24"/>
-          <w:lang w:eastAsia="zh-CN"/>
-        </w:rPr>
-        <w:t xml:space="preserve"> A gesture dataset covering 7 motion control commands with 1549 annotated images was constructed. A YOLO11n baseline model achieved mAP50 of 0.995 and mAP50-95 of 0.741 on the validation set.</w:t>
+        </w:rPr>
+        <w:t>A gesture dataset containing seven motion control classes (1,549 labeled images) is constructed. A baseline model based on YOLO11n achieves an mAP@0.5 of 0.995 and mAP@0.5:0.95 of 0.741 on the validation set</w:t>
+      </w:r>
+      <w:r>
+        <w:rPr>
+          <w:rFonts w:ascii="Times New Roman" w:eastAsia="宋体" w:hAnsi="Times New Roman"/>
+          <w:sz w:val="24"/>
+        </w:rPr>
+        <w:t>.</w:t>
       </w:r>
     </w:p>
     <w:p>
@@ -615,9 +691,15 @@
         <w:rPr>
           <w:rFonts w:ascii="Times New Roman" w:eastAsia="宋体" w:hAnsi="Times New Roman"/>
           <w:sz w:val="24"/>
-          <w:lang w:eastAsia="zh-CN"/>
-        </w:rPr>
-        <w:t xml:space="preserve"> The proposed YOLO11n-ELA model introduces ELA attention mechanism into the Neck feature fusion layer, improving mAP50-95 to 0.760 (1.9 percentage points over the baseline) with 100% recognition accuracy across all 7 gesture categories, solving the problems of similar gesture confusion and edge sample missed detection.</w:t>
+        </w:rPr>
+        <w:t>An improved YOLO11n-ELA model is proposed by introducing an ELA attention mechanism into the neck for feature fusion. Compared with the baseline, the mAP@0.5:0.95 increases to 0.760 (+1.9%), and 100% recognition accuracy is achieved on the validation set. The method also alleviates confusion among similar gestures and reduces missed detections of edge samples</w:t>
+      </w:r>
+      <w:r>
+        <w:rPr>
+          <w:rFonts w:ascii="Times New Roman" w:eastAsia="宋体" w:hAnsi="Times New Roman"/>
+          <w:sz w:val="24"/>
+        </w:rPr>
+        <w:t>.</w:t>
       </w:r>
     </w:p>
     <w:p>
@@ -629,19 +711,29 @@
         </w:numPr>
         <w:spacing w:after="0" w:line="360" w:lineRule="auto"/>
         <w:jc w:val="both"/>
-        <w:rPr>
-          <w:rFonts w:ascii="Times New Roman" w:eastAsia="宋体" w:hAnsi="Times New Roman"/>
-          <w:sz w:val="24"/>
-          <w:lang w:eastAsia="zh-CN"/>
-        </w:rPr>
-      </w:pPr>
-      <w:r>
-        <w:rPr>
-          <w:rFonts w:ascii="Times New Roman" w:eastAsia="宋体" w:hAnsi="Times New Roman"/>
-          <w:sz w:val="24"/>
-          <w:lang w:eastAsia="zh-CN"/>
-        </w:rPr>
-        <w:t xml:space="preserve"> A multi-threaded real-time control system was built on Jetson Orin Nano and Rosmaster X3, integrating gesture detection, command mapping, motion control, and Web remote monitoring. Experimental results verify the feasibility and effectiveness of the proposed scheme.</w:t>
+      </w:pPr>
+      <w:r>
+        <w:rPr>
+          <w:rFonts w:ascii="Times New Roman" w:eastAsia="宋体" w:hAnsi="Times New Roman"/>
+          <w:sz w:val="24"/>
+        </w:rPr>
+        <w:t xml:space="preserve">A real-time control system is developed based on Jetson Orin Nano and </w:t>
+      </w:r>
+      <w:proofErr w:type="spellStart"/>
+      <w:r>
+        <w:rPr>
+          <w:rFonts w:ascii="Times New Roman" w:eastAsia="宋体" w:hAnsi="Times New Roman"/>
+          <w:sz w:val="24"/>
+        </w:rPr>
+        <w:t>Rosmaster</w:t>
+      </w:r>
+      <w:proofErr w:type="spellEnd"/>
+      <w:r>
+        <w:rPr>
+          <w:rFonts w:ascii="Times New Roman" w:eastAsia="宋体" w:hAnsi="Times New Roman"/>
+          <w:sz w:val="24"/>
+        </w:rPr>
+        <w:t xml:space="preserve"> X3, integrating gesture detection, motion control, and web-based visualization. The system supports real-time display and parameter adjustment. Experimental results demonstrate its effectiveness and feasibility.</w:t>
       </w:r>
     </w:p>
     <w:p>
@@ -664,1565 +756,4394 @@
         <w:ind w:firstLine="480"/>
         <w:jc w:val="both"/>
       </w:pPr>
+      <w:r>
+        <w:rPr>
+          <w:rFonts w:ascii="Times New Roman" w:eastAsia="宋体" w:hAnsi="Times New Roman"/>
+          <w:b/>
+          <w:sz w:val="24"/>
+        </w:rPr>
+        <w:t xml:space="preserve">Keywords: </w:t>
+      </w:r>
+      <w:r>
+        <w:rPr>
+          <w:rFonts w:ascii="Times New Roman" w:eastAsia="宋体" w:hAnsi="Times New Roman"/>
+          <w:sz w:val="24"/>
+        </w:rPr>
+        <w:t>Gesture Recognition; YOLO11; Attention Mechanism; Human-Computer Interaction; Robot Control</w:t>
+      </w:r>
     </w:p>
     <w:p>
-      <w:pPr>
-        <w:spacing w:after="0" w:line="360" w:lineRule="auto"/>
-        <w:ind w:firstLine="480"/>
-        <w:jc w:val="both"/>
-      </w:pPr>
-      <w:r>
-        <w:rPr>
-          <w:rFonts w:ascii="Times New Roman" w:eastAsia="宋体" w:hAnsi="Times New Roman"/>
-          <w:b/>
-          <w:sz w:val="24"/>
-        </w:rPr>
-        <w:t xml:space="preserve">Keywords: </w:t>
-      </w:r>
-      <w:r>
-        <w:rPr>
-          <w:rFonts w:ascii="Times New Roman" w:eastAsia="宋体" w:hAnsi="Times New Roman"/>
-          <w:sz w:val="24"/>
-        </w:rPr>
-        <w:t>Gesture Recognition; YOLO11; Attention Mechanism; Human-Computer Interaction; Robot Control</w:t>
+      <w:r>
+        <w:br w:type="page"/>
       </w:r>
     </w:p>
     <w:p>
-      <w:r>
-        <w:br w:type="page"/>
+      <w:pPr>
+        <w:spacing w:before="240" w:afterLines="100" w:after="240" w:line="360" w:lineRule="auto"/>
+        <w:jc w:val="center"/>
+        <w:rPr>
+          <w:rFonts w:ascii="宋体" w:eastAsia="宋体" w:hAnsi="宋体" w:hint="eastAsia"/>
+          <w:b/>
+          <w:sz w:val="28"/>
+          <w:szCs w:val="28"/>
+          <w:lang w:eastAsia="zh-CN"/>
+        </w:rPr>
+      </w:pPr>
+      <w:r>
+        <w:rPr>
+          <w:rFonts w:ascii="宋体" w:eastAsia="宋体" w:hAnsi="宋体"/>
+          <w:b/>
+          <w:sz w:val="28"/>
+          <w:szCs w:val="28"/>
+          <w:lang w:eastAsia="zh-CN"/>
+        </w:rPr>
+        <w:lastRenderedPageBreak/>
+        <w:t>目录</w:t>
       </w:r>
     </w:p>
     <w:p>
       <w:pPr>
-        <w:spacing w:before="240" w:after="0" w:line="360" w:lineRule="auto"/>
-        <w:jc w:val="center"/>
-        <w:rPr>
-          <w:lang w:eastAsia="zh-CN"/>
-        </w:rPr>
-      </w:pPr>
-      <w:r>
-        <w:rPr>
-          <w:rFonts w:ascii="Times New Roman" w:eastAsia="黑体" w:hAnsi="Times New Roman"/>
-          <w:b/>
-          <w:sz w:val="36"/>
-          <w:lang w:eastAsia="zh-CN"/>
-        </w:rPr>
-        <w:lastRenderedPageBreak/>
-        <w:t>目录</w:t>
-      </w:r>
+        <w:pStyle w:val="TOC1"/>
+        <w:tabs>
+          <w:tab w:val="left" w:pos="1100"/>
+          <w:tab w:val="right" w:leader="dot" w:pos="8779"/>
+        </w:tabs>
+        <w:rPr>
+          <w:rFonts w:eastAsiaTheme="minorEastAsia"/>
+          <w:noProof/>
+          <w:kern w:val="2"/>
+          <w:sz w:val="22"/>
+          <w:szCs w:val="24"/>
+          <w:lang w:eastAsia="zh-CN"/>
+          <w14:ligatures w14:val="standardContextual"/>
+        </w:rPr>
+      </w:pPr>
+      <w:r>
+        <w:rPr>
+          <w:lang w:eastAsia="zh-CN"/>
+        </w:rPr>
+        <w:fldChar w:fldCharType="begin"/>
+      </w:r>
+      <w:r>
+        <w:rPr>
+          <w:lang w:eastAsia="zh-CN"/>
+        </w:rPr>
+        <w:instrText xml:space="preserve"> TOC \o "1-3" \h \z \u </w:instrText>
+      </w:r>
+      <w:r>
+        <w:rPr>
+          <w:lang w:eastAsia="zh-CN"/>
+        </w:rPr>
+        <w:fldChar w:fldCharType="separate"/>
+      </w:r>
+      <w:hyperlink w:anchor="_Toc226968085" w:history="1">
+        <w:r>
+          <w:rPr>
+            <w:rStyle w:val="aff9"/>
+            <w:rFonts w:ascii="Times New Roman" w:hAnsi="Times New Roman" w:hint="eastAsia"/>
+            <w:b/>
+            <w:noProof/>
+            <w:lang w:eastAsia="zh-CN"/>
+          </w:rPr>
+          <w:t>第</w:t>
+        </w:r>
+        <w:r>
+          <w:rPr>
+            <w:rStyle w:val="aff9"/>
+            <w:rFonts w:ascii="Times New Roman" w:hAnsi="Times New Roman" w:hint="eastAsia"/>
+            <w:b/>
+            <w:noProof/>
+            <w:lang w:eastAsia="zh-CN"/>
+          </w:rPr>
+          <w:t>1</w:t>
+        </w:r>
+        <w:r>
+          <w:rPr>
+            <w:rStyle w:val="aff9"/>
+            <w:rFonts w:ascii="Times New Roman" w:hAnsi="Times New Roman" w:hint="eastAsia"/>
+            <w:b/>
+            <w:noProof/>
+            <w:lang w:eastAsia="zh-CN"/>
+          </w:rPr>
+          <w:t>章</w:t>
+        </w:r>
+        <w:r>
+          <w:rPr>
+            <w:rFonts w:eastAsiaTheme="minorEastAsia"/>
+            <w:noProof/>
+            <w:kern w:val="2"/>
+            <w:sz w:val="22"/>
+            <w:szCs w:val="24"/>
+            <w:lang w:eastAsia="zh-CN"/>
+            <w14:ligatures w14:val="standardContextual"/>
+          </w:rPr>
+          <w:tab/>
+        </w:r>
+        <w:r>
+          <w:rPr>
+            <w:rStyle w:val="aff9"/>
+            <w:rFonts w:ascii="Times New Roman" w:hAnsi="Times New Roman" w:hint="eastAsia"/>
+            <w:b/>
+            <w:noProof/>
+            <w:lang w:eastAsia="zh-CN"/>
+          </w:rPr>
+          <w:t>绪论</w:t>
+        </w:r>
+        <w:r>
+          <w:rPr>
+            <w:noProof/>
+            <w:webHidden/>
+          </w:rPr>
+          <w:tab/>
+        </w:r>
+        <w:r>
+          <w:rPr>
+            <w:noProof/>
+            <w:webHidden/>
+          </w:rPr>
+          <w:fldChar w:fldCharType="begin"/>
+        </w:r>
+        <w:r>
+          <w:rPr>
+            <w:noProof/>
+            <w:webHidden/>
+          </w:rPr>
+          <w:instrText xml:space="preserve"> PAGEREF _Toc226968085 \h </w:instrText>
+        </w:r>
+        <w:r>
+          <w:rPr>
+            <w:noProof/>
+            <w:webHidden/>
+          </w:rPr>
+        </w:r>
+        <w:r>
+          <w:rPr>
+            <w:noProof/>
+            <w:webHidden/>
+          </w:rPr>
+          <w:fldChar w:fldCharType="separate"/>
+        </w:r>
+        <w:r>
+          <w:rPr>
+            <w:noProof/>
+            <w:webHidden/>
+          </w:rPr>
+          <w:t>5</w:t>
+        </w:r>
+        <w:r>
+          <w:rPr>
+            <w:noProof/>
+            <w:webHidden/>
+          </w:rPr>
+          <w:fldChar w:fldCharType="end"/>
+        </w:r>
+      </w:hyperlink>
     </w:p>
     <w:p>
       <w:pPr>
-        <w:spacing w:after="0" w:line="360" w:lineRule="auto"/>
-        <w:jc w:val="both"/>
-        <w:rPr>
-          <w:lang w:eastAsia="zh-CN"/>
-        </w:rPr>
-      </w:pPr>
-      <w:r>
-        <w:rPr>
-          <w:rFonts w:ascii="Times New Roman" w:eastAsia="宋体" w:hAnsi="Times New Roman"/>
-          <w:sz w:val="24"/>
-          <w:lang w:eastAsia="zh-CN"/>
-        </w:rPr>
-        <w:t>（请在</w:t>
-      </w:r>
-      <w:r>
-        <w:rPr>
-          <w:rFonts w:ascii="Times New Roman" w:eastAsia="宋体" w:hAnsi="Times New Roman"/>
-          <w:sz w:val="24"/>
-          <w:lang w:eastAsia="zh-CN"/>
-        </w:rPr>
-        <w:t>Word</w:t>
-      </w:r>
-      <w:r>
-        <w:rPr>
-          <w:rFonts w:ascii="Times New Roman" w:eastAsia="宋体" w:hAnsi="Times New Roman"/>
-          <w:sz w:val="24"/>
-          <w:lang w:eastAsia="zh-CN"/>
-        </w:rPr>
-        <w:t>中插入自动目录：引用</w:t>
-      </w:r>
-      <w:r>
-        <w:rPr>
-          <w:rFonts w:ascii="Times New Roman" w:eastAsia="宋体" w:hAnsi="Times New Roman"/>
-          <w:sz w:val="24"/>
-          <w:lang w:eastAsia="zh-CN"/>
-        </w:rPr>
-        <w:t xml:space="preserve"> → </w:t>
-      </w:r>
-      <w:r>
-        <w:rPr>
-          <w:rFonts w:ascii="Times New Roman" w:eastAsia="宋体" w:hAnsi="Times New Roman"/>
-          <w:sz w:val="24"/>
-          <w:lang w:eastAsia="zh-CN"/>
-        </w:rPr>
-        <w:t>目录</w:t>
-      </w:r>
-      <w:r>
-        <w:rPr>
-          <w:rFonts w:ascii="Times New Roman" w:eastAsia="宋体" w:hAnsi="Times New Roman"/>
-          <w:sz w:val="24"/>
-          <w:lang w:eastAsia="zh-CN"/>
-        </w:rPr>
-        <w:t xml:space="preserve"> → </w:t>
-      </w:r>
-      <w:r>
-        <w:rPr>
-          <w:rFonts w:ascii="Times New Roman" w:eastAsia="宋体" w:hAnsi="Times New Roman"/>
-          <w:sz w:val="24"/>
-          <w:lang w:eastAsia="zh-CN"/>
-        </w:rPr>
-        <w:t>自动目录）</w:t>
-      </w:r>
+        <w:pStyle w:val="TOC2"/>
+        <w:tabs>
+          <w:tab w:val="left" w:pos="1100"/>
+          <w:tab w:val="right" w:leader="dot" w:pos="8779"/>
+        </w:tabs>
+        <w:ind w:left="440"/>
+        <w:rPr>
+          <w:rFonts w:eastAsiaTheme="minorEastAsia"/>
+          <w:noProof/>
+          <w:kern w:val="2"/>
+          <w:sz w:val="22"/>
+          <w:szCs w:val="24"/>
+          <w:lang w:eastAsia="zh-CN"/>
+          <w14:ligatures w14:val="standardContextual"/>
+        </w:rPr>
+      </w:pPr>
+      <w:hyperlink w:anchor="_Toc226968086" w:history="1">
+        <w:r>
+          <w:rPr>
+            <w:rStyle w:val="aff9"/>
+            <w:rFonts w:ascii="Times New Roman" w:hAnsi="Times New Roman"/>
+            <w:b/>
+            <w:noProof/>
+            <w:lang w:eastAsia="zh-CN"/>
+          </w:rPr>
+          <w:t>1.1</w:t>
+        </w:r>
+        <w:r>
+          <w:rPr>
+            <w:rFonts w:eastAsiaTheme="minorEastAsia"/>
+            <w:noProof/>
+            <w:kern w:val="2"/>
+            <w:sz w:val="22"/>
+            <w:szCs w:val="24"/>
+            <w:lang w:eastAsia="zh-CN"/>
+            <w14:ligatures w14:val="standardContextual"/>
+          </w:rPr>
+          <w:tab/>
+        </w:r>
+        <w:r>
+          <w:rPr>
+            <w:rStyle w:val="aff9"/>
+            <w:rFonts w:ascii="Times New Roman" w:hAnsi="Times New Roman" w:hint="eastAsia"/>
+            <w:b/>
+            <w:noProof/>
+            <w:lang w:eastAsia="zh-CN"/>
+          </w:rPr>
+          <w:t>研究背景及意义</w:t>
+        </w:r>
+        <w:r>
+          <w:rPr>
+            <w:noProof/>
+            <w:webHidden/>
+          </w:rPr>
+          <w:tab/>
+        </w:r>
+        <w:r>
+          <w:rPr>
+            <w:noProof/>
+            <w:webHidden/>
+          </w:rPr>
+          <w:fldChar w:fldCharType="begin"/>
+        </w:r>
+        <w:r>
+          <w:rPr>
+            <w:noProof/>
+            <w:webHidden/>
+          </w:rPr>
+          <w:instrText xml:space="preserve"> PAGEREF _Toc226968086 \h </w:instrText>
+        </w:r>
+        <w:r>
+          <w:rPr>
+            <w:noProof/>
+            <w:webHidden/>
+          </w:rPr>
+        </w:r>
+        <w:r>
+          <w:rPr>
+            <w:noProof/>
+            <w:webHidden/>
+          </w:rPr>
+          <w:fldChar w:fldCharType="separate"/>
+        </w:r>
+        <w:r>
+          <w:rPr>
+            <w:noProof/>
+            <w:webHidden/>
+          </w:rPr>
+          <w:t>5</w:t>
+        </w:r>
+        <w:r>
+          <w:rPr>
+            <w:noProof/>
+            <w:webHidden/>
+          </w:rPr>
+          <w:fldChar w:fldCharType="end"/>
+        </w:r>
+      </w:hyperlink>
     </w:p>
     <w:p>
       <w:pPr>
-        <w:rPr>
-          <w:lang w:eastAsia="zh-CN"/>
-        </w:rPr>
-      </w:pPr>
-      <w:r>
-        <w:rPr>
-          <w:lang w:eastAsia="zh-CN"/>
-        </w:rPr>
-        <w:br w:type="page"/>
-      </w:r>
+        <w:pStyle w:val="TOC2"/>
+        <w:tabs>
+          <w:tab w:val="left" w:pos="1100"/>
+          <w:tab w:val="right" w:leader="dot" w:pos="8779"/>
+        </w:tabs>
+        <w:ind w:left="440"/>
+        <w:rPr>
+          <w:rFonts w:eastAsiaTheme="minorEastAsia"/>
+          <w:noProof/>
+          <w:kern w:val="2"/>
+          <w:sz w:val="22"/>
+          <w:szCs w:val="24"/>
+          <w:lang w:eastAsia="zh-CN"/>
+          <w14:ligatures w14:val="standardContextual"/>
+        </w:rPr>
+      </w:pPr>
+      <w:hyperlink w:anchor="_Toc226968087" w:history="1">
+        <w:r>
+          <w:rPr>
+            <w:rStyle w:val="aff9"/>
+            <w:rFonts w:ascii="Times New Roman" w:hAnsi="Times New Roman"/>
+            <w:b/>
+            <w:noProof/>
+            <w:lang w:eastAsia="zh-CN"/>
+          </w:rPr>
+          <w:t>1.2</w:t>
+        </w:r>
+        <w:r>
+          <w:rPr>
+            <w:rFonts w:eastAsiaTheme="minorEastAsia"/>
+            <w:noProof/>
+            <w:kern w:val="2"/>
+            <w:sz w:val="22"/>
+            <w:szCs w:val="24"/>
+            <w:lang w:eastAsia="zh-CN"/>
+            <w14:ligatures w14:val="standardContextual"/>
+          </w:rPr>
+          <w:tab/>
+        </w:r>
+        <w:r>
+          <w:rPr>
+            <w:rStyle w:val="aff9"/>
+            <w:rFonts w:ascii="Times New Roman" w:hAnsi="Times New Roman" w:hint="eastAsia"/>
+            <w:b/>
+            <w:noProof/>
+            <w:lang w:eastAsia="zh-CN"/>
+          </w:rPr>
+          <w:t>手势识别技术研究现状</w:t>
+        </w:r>
+        <w:r>
+          <w:rPr>
+            <w:noProof/>
+            <w:webHidden/>
+          </w:rPr>
+          <w:tab/>
+        </w:r>
+        <w:r>
+          <w:rPr>
+            <w:noProof/>
+            <w:webHidden/>
+          </w:rPr>
+          <w:fldChar w:fldCharType="begin"/>
+        </w:r>
+        <w:r>
+          <w:rPr>
+            <w:noProof/>
+            <w:webHidden/>
+          </w:rPr>
+          <w:instrText xml:space="preserve"> PAGEREF _Toc226968087 \h </w:instrText>
+        </w:r>
+        <w:r>
+          <w:rPr>
+            <w:noProof/>
+            <w:webHidden/>
+          </w:rPr>
+        </w:r>
+        <w:r>
+          <w:rPr>
+            <w:noProof/>
+            <w:webHidden/>
+          </w:rPr>
+          <w:fldChar w:fldCharType="separate"/>
+        </w:r>
+        <w:r>
+          <w:rPr>
+            <w:noProof/>
+            <w:webHidden/>
+          </w:rPr>
+          <w:t>6</w:t>
+        </w:r>
+        <w:r>
+          <w:rPr>
+            <w:noProof/>
+            <w:webHidden/>
+          </w:rPr>
+          <w:fldChar w:fldCharType="end"/>
+        </w:r>
+      </w:hyperlink>
     </w:p>
     <w:p>
       <w:pPr>
+        <w:pStyle w:val="TOC3"/>
+        <w:tabs>
+          <w:tab w:val="left" w:pos="1760"/>
+          <w:tab w:val="right" w:leader="dot" w:pos="8779"/>
+        </w:tabs>
+        <w:ind w:left="880"/>
+        <w:rPr>
+          <w:noProof/>
+          <w:kern w:val="2"/>
+          <w:szCs w:val="24"/>
+          <w:lang w:eastAsia="zh-CN"/>
+          <w14:ligatures w14:val="standardContextual"/>
+        </w:rPr>
+      </w:pPr>
+      <w:hyperlink w:anchor="_Toc226968088" w:history="1">
+        <w:r>
+          <w:rPr>
+            <w:rStyle w:val="aff9"/>
+            <w:rFonts w:ascii="Times New Roman" w:eastAsia="宋体" w:hAnsi="Times New Roman"/>
+            <w:b/>
+            <w:noProof/>
+            <w:lang w:eastAsia="zh-CN"/>
+          </w:rPr>
+          <w:t>1.2.1</w:t>
+        </w:r>
+        <w:r>
+          <w:rPr>
+            <w:noProof/>
+            <w:kern w:val="2"/>
+            <w:szCs w:val="24"/>
+            <w:lang w:eastAsia="zh-CN"/>
+            <w14:ligatures w14:val="standardContextual"/>
+          </w:rPr>
+          <w:tab/>
+        </w:r>
+        <w:r>
+          <w:rPr>
+            <w:rStyle w:val="aff9"/>
+            <w:rFonts w:ascii="Times New Roman" w:eastAsia="宋体" w:hAnsi="Times New Roman" w:hint="eastAsia"/>
+            <w:b/>
+            <w:noProof/>
+            <w:lang w:eastAsia="zh-CN"/>
+          </w:rPr>
+          <w:t>传统手势识别方法</w:t>
+        </w:r>
+        <w:r>
+          <w:rPr>
+            <w:noProof/>
+            <w:webHidden/>
+          </w:rPr>
+          <w:tab/>
+        </w:r>
+        <w:r>
+          <w:rPr>
+            <w:noProof/>
+            <w:webHidden/>
+          </w:rPr>
+          <w:fldChar w:fldCharType="begin"/>
+        </w:r>
+        <w:r>
+          <w:rPr>
+            <w:noProof/>
+            <w:webHidden/>
+          </w:rPr>
+          <w:instrText xml:space="preserve"> PAGEREF _Toc226968088 \h </w:instrText>
+        </w:r>
+        <w:r>
+          <w:rPr>
+            <w:noProof/>
+            <w:webHidden/>
+          </w:rPr>
+        </w:r>
+        <w:r>
+          <w:rPr>
+            <w:noProof/>
+            <w:webHidden/>
+          </w:rPr>
+          <w:fldChar w:fldCharType="separate"/>
+        </w:r>
+        <w:r>
+          <w:rPr>
+            <w:noProof/>
+            <w:webHidden/>
+          </w:rPr>
+          <w:t>6</w:t>
+        </w:r>
+        <w:r>
+          <w:rPr>
+            <w:noProof/>
+            <w:webHidden/>
+          </w:rPr>
+          <w:fldChar w:fldCharType="end"/>
+        </w:r>
+      </w:hyperlink>
+    </w:p>
+    <w:p>
+      <w:pPr>
+        <w:pStyle w:val="TOC3"/>
+        <w:tabs>
+          <w:tab w:val="left" w:pos="1760"/>
+          <w:tab w:val="right" w:leader="dot" w:pos="8779"/>
+        </w:tabs>
+        <w:ind w:left="880"/>
+        <w:rPr>
+          <w:noProof/>
+          <w:kern w:val="2"/>
+          <w:szCs w:val="24"/>
+          <w:lang w:eastAsia="zh-CN"/>
+          <w14:ligatures w14:val="standardContextual"/>
+        </w:rPr>
+      </w:pPr>
+      <w:hyperlink w:anchor="_Toc226968089" w:history="1">
+        <w:r>
+          <w:rPr>
+            <w:rStyle w:val="aff9"/>
+            <w:rFonts w:ascii="Times New Roman" w:eastAsia="宋体" w:hAnsi="Times New Roman"/>
+            <w:b/>
+            <w:noProof/>
+            <w:lang w:eastAsia="zh-CN"/>
+          </w:rPr>
+          <w:t>1.2.2</w:t>
+        </w:r>
+        <w:r>
+          <w:rPr>
+            <w:noProof/>
+            <w:kern w:val="2"/>
+            <w:szCs w:val="24"/>
+            <w:lang w:eastAsia="zh-CN"/>
+            <w14:ligatures w14:val="standardContextual"/>
+          </w:rPr>
+          <w:tab/>
+        </w:r>
+        <w:r>
+          <w:rPr>
+            <w:rStyle w:val="aff9"/>
+            <w:rFonts w:ascii="Times New Roman" w:eastAsia="宋体" w:hAnsi="Times New Roman" w:hint="eastAsia"/>
+            <w:b/>
+            <w:noProof/>
+            <w:lang w:eastAsia="zh-CN"/>
+          </w:rPr>
+          <w:t>基于深度学习的手势识别方法</w:t>
+        </w:r>
+        <w:r>
+          <w:rPr>
+            <w:noProof/>
+            <w:webHidden/>
+          </w:rPr>
+          <w:tab/>
+        </w:r>
+        <w:r>
+          <w:rPr>
+            <w:noProof/>
+            <w:webHidden/>
+          </w:rPr>
+          <w:fldChar w:fldCharType="begin"/>
+        </w:r>
+        <w:r>
+          <w:rPr>
+            <w:noProof/>
+            <w:webHidden/>
+          </w:rPr>
+          <w:instrText xml:space="preserve"> PAGEREF _Toc226968089 \h </w:instrText>
+        </w:r>
+        <w:r>
+          <w:rPr>
+            <w:noProof/>
+            <w:webHidden/>
+          </w:rPr>
+        </w:r>
+        <w:r>
+          <w:rPr>
+            <w:noProof/>
+            <w:webHidden/>
+          </w:rPr>
+          <w:fldChar w:fldCharType="separate"/>
+        </w:r>
+        <w:r>
+          <w:rPr>
+            <w:noProof/>
+            <w:webHidden/>
+          </w:rPr>
+          <w:t>6</w:t>
+        </w:r>
+        <w:r>
+          <w:rPr>
+            <w:noProof/>
+            <w:webHidden/>
+          </w:rPr>
+          <w:fldChar w:fldCharType="end"/>
+        </w:r>
+      </w:hyperlink>
+    </w:p>
+    <w:p>
+      <w:pPr>
+        <w:pStyle w:val="TOC2"/>
+        <w:tabs>
+          <w:tab w:val="left" w:pos="1100"/>
+          <w:tab w:val="right" w:leader="dot" w:pos="8779"/>
+        </w:tabs>
+        <w:ind w:left="440"/>
+        <w:rPr>
+          <w:rFonts w:eastAsiaTheme="minorEastAsia"/>
+          <w:noProof/>
+          <w:kern w:val="2"/>
+          <w:sz w:val="22"/>
+          <w:szCs w:val="24"/>
+          <w:lang w:eastAsia="zh-CN"/>
+          <w14:ligatures w14:val="standardContextual"/>
+        </w:rPr>
+      </w:pPr>
+      <w:hyperlink w:anchor="_Toc226968090" w:history="1">
+        <w:r>
+          <w:rPr>
+            <w:rStyle w:val="aff9"/>
+            <w:rFonts w:ascii="Times New Roman" w:hAnsi="Times New Roman"/>
+            <w:b/>
+            <w:noProof/>
+            <w:lang w:eastAsia="zh-CN"/>
+          </w:rPr>
+          <w:t>1.3</w:t>
+        </w:r>
+        <w:r>
+          <w:rPr>
+            <w:rFonts w:eastAsiaTheme="minorEastAsia"/>
+            <w:noProof/>
+            <w:kern w:val="2"/>
+            <w:sz w:val="22"/>
+            <w:szCs w:val="24"/>
+            <w:lang w:eastAsia="zh-CN"/>
+            <w14:ligatures w14:val="standardContextual"/>
+          </w:rPr>
+          <w:tab/>
+        </w:r>
+        <w:r>
+          <w:rPr>
+            <w:rStyle w:val="aff9"/>
+            <w:rFonts w:ascii="Times New Roman" w:hAnsi="Times New Roman"/>
+            <w:b/>
+            <w:noProof/>
+            <w:lang w:eastAsia="zh-CN"/>
+          </w:rPr>
+          <w:t>YOLO</w:t>
+        </w:r>
+        <w:r>
+          <w:rPr>
+            <w:rStyle w:val="aff9"/>
+            <w:rFonts w:ascii="Times New Roman" w:hAnsi="Times New Roman" w:hint="eastAsia"/>
+            <w:b/>
+            <w:noProof/>
+            <w:lang w:eastAsia="zh-CN"/>
+          </w:rPr>
+          <w:t>目标检测算法概述</w:t>
+        </w:r>
+        <w:r>
+          <w:rPr>
+            <w:noProof/>
+            <w:webHidden/>
+          </w:rPr>
+          <w:tab/>
+        </w:r>
+        <w:r>
+          <w:rPr>
+            <w:noProof/>
+            <w:webHidden/>
+          </w:rPr>
+          <w:fldChar w:fldCharType="begin"/>
+        </w:r>
+        <w:r>
+          <w:rPr>
+            <w:noProof/>
+            <w:webHidden/>
+          </w:rPr>
+          <w:instrText xml:space="preserve"> PAGEREF _Toc226968090 \h </w:instrText>
+        </w:r>
+        <w:r>
+          <w:rPr>
+            <w:noProof/>
+            <w:webHidden/>
+          </w:rPr>
+        </w:r>
+        <w:r>
+          <w:rPr>
+            <w:noProof/>
+            <w:webHidden/>
+          </w:rPr>
+          <w:fldChar w:fldCharType="separate"/>
+        </w:r>
+        <w:r>
+          <w:rPr>
+            <w:noProof/>
+            <w:webHidden/>
+          </w:rPr>
+          <w:t>7</w:t>
+        </w:r>
+        <w:r>
+          <w:rPr>
+            <w:noProof/>
+            <w:webHidden/>
+          </w:rPr>
+          <w:fldChar w:fldCharType="end"/>
+        </w:r>
+      </w:hyperlink>
+    </w:p>
+    <w:p>
+      <w:pPr>
+        <w:pStyle w:val="TOC2"/>
+        <w:tabs>
+          <w:tab w:val="left" w:pos="1100"/>
+          <w:tab w:val="right" w:leader="dot" w:pos="8779"/>
+        </w:tabs>
+        <w:ind w:left="440"/>
+        <w:rPr>
+          <w:rFonts w:eastAsiaTheme="minorEastAsia"/>
+          <w:noProof/>
+          <w:kern w:val="2"/>
+          <w:sz w:val="22"/>
+          <w:szCs w:val="24"/>
+          <w:lang w:eastAsia="zh-CN"/>
+          <w14:ligatures w14:val="standardContextual"/>
+        </w:rPr>
+      </w:pPr>
+      <w:hyperlink w:anchor="_Toc226968091" w:history="1">
+        <w:r>
+          <w:rPr>
+            <w:rStyle w:val="aff9"/>
+            <w:rFonts w:ascii="Times New Roman" w:hAnsi="Times New Roman"/>
+            <w:b/>
+            <w:noProof/>
+            <w:lang w:eastAsia="zh-CN"/>
+          </w:rPr>
+          <w:t>1.4</w:t>
+        </w:r>
+        <w:r>
+          <w:rPr>
+            <w:rFonts w:eastAsiaTheme="minorEastAsia"/>
+            <w:noProof/>
+            <w:kern w:val="2"/>
+            <w:sz w:val="22"/>
+            <w:szCs w:val="24"/>
+            <w:lang w:eastAsia="zh-CN"/>
+            <w14:ligatures w14:val="standardContextual"/>
+          </w:rPr>
+          <w:tab/>
+        </w:r>
+        <w:r>
+          <w:rPr>
+            <w:rStyle w:val="aff9"/>
+            <w:rFonts w:ascii="Times New Roman" w:hAnsi="Times New Roman" w:hint="eastAsia"/>
+            <w:b/>
+            <w:noProof/>
+            <w:lang w:eastAsia="zh-CN"/>
+          </w:rPr>
+          <w:t>存在问题</w:t>
+        </w:r>
+        <w:r>
+          <w:rPr>
+            <w:noProof/>
+            <w:webHidden/>
+          </w:rPr>
+          <w:tab/>
+        </w:r>
+        <w:r>
+          <w:rPr>
+            <w:noProof/>
+            <w:webHidden/>
+          </w:rPr>
+          <w:fldChar w:fldCharType="begin"/>
+        </w:r>
+        <w:r>
+          <w:rPr>
+            <w:noProof/>
+            <w:webHidden/>
+          </w:rPr>
+          <w:instrText xml:space="preserve"> PAGEREF _Toc226968091 \h </w:instrText>
+        </w:r>
+        <w:r>
+          <w:rPr>
+            <w:noProof/>
+            <w:webHidden/>
+          </w:rPr>
+        </w:r>
+        <w:r>
+          <w:rPr>
+            <w:noProof/>
+            <w:webHidden/>
+          </w:rPr>
+          <w:fldChar w:fldCharType="separate"/>
+        </w:r>
+        <w:r>
+          <w:rPr>
+            <w:noProof/>
+            <w:webHidden/>
+          </w:rPr>
+          <w:t>8</w:t>
+        </w:r>
+        <w:r>
+          <w:rPr>
+            <w:noProof/>
+            <w:webHidden/>
+          </w:rPr>
+          <w:fldChar w:fldCharType="end"/>
+        </w:r>
+      </w:hyperlink>
+    </w:p>
+    <w:p>
+      <w:pPr>
+        <w:pStyle w:val="TOC2"/>
+        <w:tabs>
+          <w:tab w:val="left" w:pos="1100"/>
+          <w:tab w:val="right" w:leader="dot" w:pos="8779"/>
+        </w:tabs>
+        <w:ind w:left="440"/>
+        <w:rPr>
+          <w:rFonts w:eastAsiaTheme="minorEastAsia"/>
+          <w:noProof/>
+          <w:kern w:val="2"/>
+          <w:sz w:val="22"/>
+          <w:szCs w:val="24"/>
+          <w:lang w:eastAsia="zh-CN"/>
+          <w14:ligatures w14:val="standardContextual"/>
+        </w:rPr>
+      </w:pPr>
+      <w:hyperlink w:anchor="_Toc226968092" w:history="1">
+        <w:r>
+          <w:rPr>
+            <w:rStyle w:val="aff9"/>
+            <w:rFonts w:ascii="Times New Roman" w:hAnsi="Times New Roman"/>
+            <w:b/>
+            <w:noProof/>
+            <w:lang w:eastAsia="zh-CN"/>
+          </w:rPr>
+          <w:t>1.5</w:t>
+        </w:r>
+        <w:r>
+          <w:rPr>
+            <w:rFonts w:eastAsiaTheme="minorEastAsia"/>
+            <w:noProof/>
+            <w:kern w:val="2"/>
+            <w:sz w:val="22"/>
+            <w:szCs w:val="24"/>
+            <w:lang w:eastAsia="zh-CN"/>
+            <w14:ligatures w14:val="standardContextual"/>
+          </w:rPr>
+          <w:tab/>
+        </w:r>
+        <w:r>
+          <w:rPr>
+            <w:rStyle w:val="aff9"/>
+            <w:rFonts w:ascii="Times New Roman" w:hAnsi="Times New Roman" w:hint="eastAsia"/>
+            <w:b/>
+            <w:noProof/>
+            <w:lang w:eastAsia="zh-CN"/>
+          </w:rPr>
+          <w:t>本文主要内容及组织框架</w:t>
+        </w:r>
+        <w:r>
+          <w:rPr>
+            <w:noProof/>
+            <w:webHidden/>
+          </w:rPr>
+          <w:tab/>
+        </w:r>
+        <w:r>
+          <w:rPr>
+            <w:noProof/>
+            <w:webHidden/>
+          </w:rPr>
+          <w:fldChar w:fldCharType="begin"/>
+        </w:r>
+        <w:r>
+          <w:rPr>
+            <w:noProof/>
+            <w:webHidden/>
+          </w:rPr>
+          <w:instrText xml:space="preserve"> PAGEREF _Toc226968092 \h </w:instrText>
+        </w:r>
+        <w:r>
+          <w:rPr>
+            <w:noProof/>
+            <w:webHidden/>
+          </w:rPr>
+        </w:r>
+        <w:r>
+          <w:rPr>
+            <w:noProof/>
+            <w:webHidden/>
+          </w:rPr>
+          <w:fldChar w:fldCharType="separate"/>
+        </w:r>
+        <w:r>
+          <w:rPr>
+            <w:noProof/>
+            <w:webHidden/>
+          </w:rPr>
+          <w:t>9</w:t>
+        </w:r>
+        <w:r>
+          <w:rPr>
+            <w:noProof/>
+            <w:webHidden/>
+          </w:rPr>
+          <w:fldChar w:fldCharType="end"/>
+        </w:r>
+      </w:hyperlink>
+    </w:p>
+    <w:p>
+      <w:pPr>
+        <w:pStyle w:val="TOC1"/>
+        <w:tabs>
+          <w:tab w:val="left" w:pos="1100"/>
+          <w:tab w:val="right" w:leader="dot" w:pos="8779"/>
+        </w:tabs>
+        <w:rPr>
+          <w:rFonts w:eastAsiaTheme="minorEastAsia"/>
+          <w:noProof/>
+          <w:kern w:val="2"/>
+          <w:sz w:val="22"/>
+          <w:szCs w:val="24"/>
+          <w:lang w:eastAsia="zh-CN"/>
+          <w14:ligatures w14:val="standardContextual"/>
+        </w:rPr>
+      </w:pPr>
+      <w:hyperlink w:anchor="_Toc226968093" w:history="1">
+        <w:r>
+          <w:rPr>
+            <w:rStyle w:val="aff9"/>
+            <w:rFonts w:ascii="Times New Roman" w:hAnsi="Times New Roman" w:hint="eastAsia"/>
+            <w:b/>
+            <w:noProof/>
+            <w:lang w:eastAsia="zh-CN"/>
+          </w:rPr>
+          <w:t>第</w:t>
+        </w:r>
+        <w:r>
+          <w:rPr>
+            <w:rStyle w:val="aff9"/>
+            <w:rFonts w:ascii="Times New Roman" w:hAnsi="Times New Roman" w:hint="eastAsia"/>
+            <w:b/>
+            <w:noProof/>
+            <w:lang w:eastAsia="zh-CN"/>
+          </w:rPr>
+          <w:t>2</w:t>
+        </w:r>
+        <w:r>
+          <w:rPr>
+            <w:rStyle w:val="aff9"/>
+            <w:rFonts w:ascii="Times New Roman" w:hAnsi="Times New Roman" w:hint="eastAsia"/>
+            <w:b/>
+            <w:noProof/>
+            <w:lang w:eastAsia="zh-CN"/>
+          </w:rPr>
+          <w:t>章</w:t>
+        </w:r>
+        <w:r>
+          <w:rPr>
+            <w:rFonts w:eastAsiaTheme="minorEastAsia"/>
+            <w:noProof/>
+            <w:kern w:val="2"/>
+            <w:sz w:val="22"/>
+            <w:szCs w:val="24"/>
+            <w:lang w:eastAsia="zh-CN"/>
+            <w14:ligatures w14:val="standardContextual"/>
+          </w:rPr>
+          <w:tab/>
+        </w:r>
+        <w:r>
+          <w:rPr>
+            <w:rStyle w:val="aff9"/>
+            <w:rFonts w:ascii="Times New Roman" w:hAnsi="Times New Roman" w:hint="eastAsia"/>
+            <w:b/>
+            <w:noProof/>
+            <w:lang w:eastAsia="zh-CN"/>
+          </w:rPr>
+          <w:t>相关理论与技术基础</w:t>
+        </w:r>
+        <w:r>
+          <w:rPr>
+            <w:noProof/>
+            <w:webHidden/>
+          </w:rPr>
+          <w:tab/>
+        </w:r>
+        <w:r>
+          <w:rPr>
+            <w:noProof/>
+            <w:webHidden/>
+          </w:rPr>
+          <w:fldChar w:fldCharType="begin"/>
+        </w:r>
+        <w:r>
+          <w:rPr>
+            <w:noProof/>
+            <w:webHidden/>
+          </w:rPr>
+          <w:instrText xml:space="preserve"> PAGEREF _Toc226968093 \h </w:instrText>
+        </w:r>
+        <w:r>
+          <w:rPr>
+            <w:noProof/>
+            <w:webHidden/>
+          </w:rPr>
+        </w:r>
+        <w:r>
+          <w:rPr>
+            <w:noProof/>
+            <w:webHidden/>
+          </w:rPr>
+          <w:fldChar w:fldCharType="separate"/>
+        </w:r>
+        <w:r>
+          <w:rPr>
+            <w:noProof/>
+            <w:webHidden/>
+          </w:rPr>
+          <w:t>10</w:t>
+        </w:r>
+        <w:r>
+          <w:rPr>
+            <w:noProof/>
+            <w:webHidden/>
+          </w:rPr>
+          <w:fldChar w:fldCharType="end"/>
+        </w:r>
+      </w:hyperlink>
+    </w:p>
+    <w:p>
+      <w:pPr>
+        <w:pStyle w:val="TOC2"/>
+        <w:tabs>
+          <w:tab w:val="right" w:leader="dot" w:pos="8779"/>
+        </w:tabs>
+        <w:ind w:left="440"/>
+        <w:rPr>
+          <w:rFonts w:eastAsiaTheme="minorEastAsia"/>
+          <w:noProof/>
+          <w:kern w:val="2"/>
+          <w:sz w:val="22"/>
+          <w:szCs w:val="24"/>
+          <w:lang w:eastAsia="zh-CN"/>
+          <w14:ligatures w14:val="standardContextual"/>
+        </w:rPr>
+      </w:pPr>
+      <w:hyperlink w:anchor="_Toc226968094" w:history="1">
+        <w:r>
+          <w:rPr>
+            <w:rStyle w:val="aff9"/>
+            <w:rFonts w:ascii="Times New Roman" w:hAnsi="Times New Roman"/>
+            <w:b/>
+            <w:noProof/>
+            <w:lang w:eastAsia="zh-CN"/>
+          </w:rPr>
+          <w:t>2.1 YOLO</w:t>
+        </w:r>
+        <w:r>
+          <w:rPr>
+            <w:rStyle w:val="aff9"/>
+            <w:rFonts w:ascii="Times New Roman" w:hAnsi="Times New Roman" w:hint="eastAsia"/>
+            <w:b/>
+            <w:noProof/>
+            <w:lang w:eastAsia="zh-CN"/>
+          </w:rPr>
+          <w:t>目标检测算法</w:t>
+        </w:r>
+        <w:r>
+          <w:rPr>
+            <w:noProof/>
+            <w:webHidden/>
+          </w:rPr>
+          <w:tab/>
+        </w:r>
+        <w:r>
+          <w:rPr>
+            <w:noProof/>
+            <w:webHidden/>
+          </w:rPr>
+          <w:fldChar w:fldCharType="begin"/>
+        </w:r>
+        <w:r>
+          <w:rPr>
+            <w:noProof/>
+            <w:webHidden/>
+          </w:rPr>
+          <w:instrText xml:space="preserve"> PAGEREF _Toc226968094 \h </w:instrText>
+        </w:r>
+        <w:r>
+          <w:rPr>
+            <w:noProof/>
+            <w:webHidden/>
+          </w:rPr>
+        </w:r>
+        <w:r>
+          <w:rPr>
+            <w:noProof/>
+            <w:webHidden/>
+          </w:rPr>
+          <w:fldChar w:fldCharType="separate"/>
+        </w:r>
+        <w:r>
+          <w:rPr>
+            <w:noProof/>
+            <w:webHidden/>
+          </w:rPr>
+          <w:t>10</w:t>
+        </w:r>
+        <w:r>
+          <w:rPr>
+            <w:noProof/>
+            <w:webHidden/>
+          </w:rPr>
+          <w:fldChar w:fldCharType="end"/>
+        </w:r>
+      </w:hyperlink>
+    </w:p>
+    <w:p>
+      <w:pPr>
+        <w:pStyle w:val="TOC3"/>
+        <w:tabs>
+          <w:tab w:val="right" w:leader="dot" w:pos="8779"/>
+        </w:tabs>
+        <w:ind w:left="880"/>
+        <w:rPr>
+          <w:noProof/>
+          <w:kern w:val="2"/>
+          <w:szCs w:val="24"/>
+          <w:lang w:eastAsia="zh-CN"/>
+          <w14:ligatures w14:val="standardContextual"/>
+        </w:rPr>
+      </w:pPr>
+      <w:hyperlink w:anchor="_Toc226968095" w:history="1">
+        <w:r>
+          <w:rPr>
+            <w:rStyle w:val="aff9"/>
+            <w:rFonts w:ascii="Times New Roman" w:eastAsia="宋体" w:hAnsi="Times New Roman"/>
+            <w:b/>
+            <w:noProof/>
+            <w:lang w:eastAsia="zh-CN"/>
+          </w:rPr>
+          <w:t>2.1.1 YOLO</w:t>
+        </w:r>
+        <w:r>
+          <w:rPr>
+            <w:rStyle w:val="aff9"/>
+            <w:rFonts w:ascii="Times New Roman" w:eastAsia="宋体" w:hAnsi="Times New Roman" w:hint="eastAsia"/>
+            <w:b/>
+            <w:noProof/>
+            <w:lang w:eastAsia="zh-CN"/>
+          </w:rPr>
+          <w:t>算法原理</w:t>
+        </w:r>
+        <w:r>
+          <w:rPr>
+            <w:noProof/>
+            <w:webHidden/>
+          </w:rPr>
+          <w:tab/>
+        </w:r>
+        <w:r>
+          <w:rPr>
+            <w:noProof/>
+            <w:webHidden/>
+          </w:rPr>
+          <w:fldChar w:fldCharType="begin"/>
+        </w:r>
+        <w:r>
+          <w:rPr>
+            <w:noProof/>
+            <w:webHidden/>
+          </w:rPr>
+          <w:instrText xml:space="preserve"> PAGEREF _Toc226968095 \h </w:instrText>
+        </w:r>
+        <w:r>
+          <w:rPr>
+            <w:noProof/>
+            <w:webHidden/>
+          </w:rPr>
+        </w:r>
+        <w:r>
+          <w:rPr>
+            <w:noProof/>
+            <w:webHidden/>
+          </w:rPr>
+          <w:fldChar w:fldCharType="separate"/>
+        </w:r>
+        <w:r>
+          <w:rPr>
+            <w:noProof/>
+            <w:webHidden/>
+          </w:rPr>
+          <w:t>10</w:t>
+        </w:r>
+        <w:r>
+          <w:rPr>
+            <w:noProof/>
+            <w:webHidden/>
+          </w:rPr>
+          <w:fldChar w:fldCharType="end"/>
+        </w:r>
+      </w:hyperlink>
+    </w:p>
+    <w:p>
+      <w:pPr>
+        <w:pStyle w:val="TOC3"/>
+        <w:tabs>
+          <w:tab w:val="right" w:leader="dot" w:pos="8779"/>
+        </w:tabs>
+        <w:ind w:left="880"/>
+        <w:rPr>
+          <w:noProof/>
+          <w:kern w:val="2"/>
+          <w:szCs w:val="24"/>
+          <w:lang w:eastAsia="zh-CN"/>
+          <w14:ligatures w14:val="standardContextual"/>
+        </w:rPr>
+      </w:pPr>
+      <w:hyperlink w:anchor="_Toc226968096" w:history="1">
+        <w:r>
+          <w:rPr>
+            <w:rStyle w:val="aff9"/>
+            <w:rFonts w:ascii="Times New Roman" w:eastAsia="宋体" w:hAnsi="Times New Roman"/>
+            <w:b/>
+            <w:noProof/>
+            <w:lang w:eastAsia="zh-CN"/>
+          </w:rPr>
+          <w:t>2.1.2 YOLO11</w:t>
+        </w:r>
+        <w:r>
+          <w:rPr>
+            <w:rStyle w:val="aff9"/>
+            <w:rFonts w:ascii="Times New Roman" w:eastAsia="宋体" w:hAnsi="Times New Roman" w:hint="eastAsia"/>
+            <w:b/>
+            <w:noProof/>
+            <w:lang w:eastAsia="zh-CN"/>
+          </w:rPr>
+          <w:t>网络架构</w:t>
+        </w:r>
+        <w:r>
+          <w:rPr>
+            <w:noProof/>
+            <w:webHidden/>
+          </w:rPr>
+          <w:tab/>
+        </w:r>
+        <w:r>
+          <w:rPr>
+            <w:noProof/>
+            <w:webHidden/>
+          </w:rPr>
+          <w:fldChar w:fldCharType="begin"/>
+        </w:r>
+        <w:r>
+          <w:rPr>
+            <w:noProof/>
+            <w:webHidden/>
+          </w:rPr>
+          <w:instrText xml:space="preserve"> PAGEREF _Toc226968096 \h </w:instrText>
+        </w:r>
+        <w:r>
+          <w:rPr>
+            <w:noProof/>
+            <w:webHidden/>
+          </w:rPr>
+        </w:r>
+        <w:r>
+          <w:rPr>
+            <w:noProof/>
+            <w:webHidden/>
+          </w:rPr>
+          <w:fldChar w:fldCharType="separate"/>
+        </w:r>
+        <w:r>
+          <w:rPr>
+            <w:noProof/>
+            <w:webHidden/>
+          </w:rPr>
+          <w:t>11</w:t>
+        </w:r>
+        <w:r>
+          <w:rPr>
+            <w:noProof/>
+            <w:webHidden/>
+          </w:rPr>
+          <w:fldChar w:fldCharType="end"/>
+        </w:r>
+      </w:hyperlink>
+    </w:p>
+    <w:p>
+      <w:pPr>
+        <w:pStyle w:val="TOC2"/>
+        <w:tabs>
+          <w:tab w:val="right" w:leader="dot" w:pos="8779"/>
+        </w:tabs>
+        <w:ind w:left="440"/>
+        <w:rPr>
+          <w:rFonts w:eastAsiaTheme="minorEastAsia"/>
+          <w:noProof/>
+          <w:kern w:val="2"/>
+          <w:sz w:val="22"/>
+          <w:szCs w:val="24"/>
+          <w:lang w:eastAsia="zh-CN"/>
+          <w14:ligatures w14:val="standardContextual"/>
+        </w:rPr>
+      </w:pPr>
+      <w:hyperlink w:anchor="_Toc226968097" w:history="1">
+        <w:r>
+          <w:rPr>
+            <w:rStyle w:val="aff9"/>
+            <w:rFonts w:ascii="Times New Roman" w:hAnsi="Times New Roman"/>
+            <w:b/>
+            <w:noProof/>
+          </w:rPr>
+          <w:t xml:space="preserve">2.2 </w:t>
+        </w:r>
+        <w:r>
+          <w:rPr>
+            <w:rStyle w:val="aff9"/>
+            <w:rFonts w:ascii="Times New Roman" w:hAnsi="Times New Roman" w:hint="eastAsia"/>
+            <w:b/>
+            <w:noProof/>
+          </w:rPr>
+          <w:t>注意力机制</w:t>
+        </w:r>
+        <w:r>
+          <w:rPr>
+            <w:noProof/>
+            <w:webHidden/>
+          </w:rPr>
+          <w:tab/>
+        </w:r>
+        <w:r>
+          <w:rPr>
+            <w:noProof/>
+            <w:webHidden/>
+          </w:rPr>
+          <w:fldChar w:fldCharType="begin"/>
+        </w:r>
+        <w:r>
+          <w:rPr>
+            <w:noProof/>
+            <w:webHidden/>
+          </w:rPr>
+          <w:instrText xml:space="preserve"> PAGEREF _Toc226968097 \h </w:instrText>
+        </w:r>
+        <w:r>
+          <w:rPr>
+            <w:noProof/>
+            <w:webHidden/>
+          </w:rPr>
+        </w:r>
+        <w:r>
+          <w:rPr>
+            <w:noProof/>
+            <w:webHidden/>
+          </w:rPr>
+          <w:fldChar w:fldCharType="separate"/>
+        </w:r>
+        <w:r>
+          <w:rPr>
+            <w:noProof/>
+            <w:webHidden/>
+          </w:rPr>
+          <w:t>12</w:t>
+        </w:r>
+        <w:r>
+          <w:rPr>
+            <w:noProof/>
+            <w:webHidden/>
+          </w:rPr>
+          <w:fldChar w:fldCharType="end"/>
+        </w:r>
+      </w:hyperlink>
+    </w:p>
+    <w:p>
+      <w:pPr>
+        <w:pStyle w:val="TOC3"/>
+        <w:tabs>
+          <w:tab w:val="right" w:leader="dot" w:pos="8779"/>
+        </w:tabs>
+        <w:ind w:left="880"/>
+        <w:rPr>
+          <w:noProof/>
+          <w:kern w:val="2"/>
+          <w:szCs w:val="24"/>
+          <w:lang w:eastAsia="zh-CN"/>
+          <w14:ligatures w14:val="standardContextual"/>
+        </w:rPr>
+      </w:pPr>
+      <w:hyperlink w:anchor="_Toc226968098" w:history="1">
+        <w:r>
+          <w:rPr>
+            <w:rStyle w:val="aff9"/>
+            <w:rFonts w:ascii="Times New Roman" w:eastAsia="宋体" w:hAnsi="Times New Roman"/>
+            <w:b/>
+            <w:noProof/>
+          </w:rPr>
+          <w:t xml:space="preserve">2.2.1 </w:t>
+        </w:r>
+        <w:r>
+          <w:rPr>
+            <w:rStyle w:val="aff9"/>
+            <w:rFonts w:ascii="Times New Roman" w:eastAsia="宋体" w:hAnsi="Times New Roman" w:hint="eastAsia"/>
+            <w:b/>
+            <w:noProof/>
+          </w:rPr>
+          <w:t>注意力机制概述</w:t>
+        </w:r>
+        <w:r>
+          <w:rPr>
+            <w:noProof/>
+            <w:webHidden/>
+          </w:rPr>
+          <w:tab/>
+        </w:r>
+        <w:r>
+          <w:rPr>
+            <w:noProof/>
+            <w:webHidden/>
+          </w:rPr>
+          <w:fldChar w:fldCharType="begin"/>
+        </w:r>
+        <w:r>
+          <w:rPr>
+            <w:noProof/>
+            <w:webHidden/>
+          </w:rPr>
+          <w:instrText xml:space="preserve"> PAGEREF _Toc226968098 \h </w:instrText>
+        </w:r>
+        <w:r>
+          <w:rPr>
+            <w:noProof/>
+            <w:webHidden/>
+          </w:rPr>
+        </w:r>
+        <w:r>
+          <w:rPr>
+            <w:noProof/>
+            <w:webHidden/>
+          </w:rPr>
+          <w:fldChar w:fldCharType="separate"/>
+        </w:r>
+        <w:r>
+          <w:rPr>
+            <w:noProof/>
+            <w:webHidden/>
+          </w:rPr>
+          <w:t>12</w:t>
+        </w:r>
+        <w:r>
+          <w:rPr>
+            <w:noProof/>
+            <w:webHidden/>
+          </w:rPr>
+          <w:fldChar w:fldCharType="end"/>
+        </w:r>
+      </w:hyperlink>
+    </w:p>
+    <w:p>
+      <w:pPr>
+        <w:pStyle w:val="TOC3"/>
+        <w:tabs>
+          <w:tab w:val="right" w:leader="dot" w:pos="8779"/>
+        </w:tabs>
+        <w:ind w:left="880"/>
+        <w:rPr>
+          <w:noProof/>
+          <w:kern w:val="2"/>
+          <w:szCs w:val="24"/>
+          <w:lang w:eastAsia="zh-CN"/>
+          <w14:ligatures w14:val="standardContextual"/>
+        </w:rPr>
+      </w:pPr>
+      <w:hyperlink w:anchor="_Toc226968099" w:history="1">
+        <w:r>
+          <w:rPr>
+            <w:rStyle w:val="aff9"/>
+            <w:rFonts w:ascii="Times New Roman" w:eastAsia="宋体" w:hAnsi="Times New Roman"/>
+            <w:b/>
+            <w:noProof/>
+          </w:rPr>
+          <w:t>2.2.2 ELA</w:t>
+        </w:r>
+        <w:r>
+          <w:rPr>
+            <w:rStyle w:val="aff9"/>
+            <w:rFonts w:ascii="Times New Roman" w:eastAsia="宋体" w:hAnsi="Times New Roman" w:hint="eastAsia"/>
+            <w:b/>
+            <w:noProof/>
+          </w:rPr>
+          <w:t>注意力模块</w:t>
+        </w:r>
+        <w:r>
+          <w:rPr>
+            <w:noProof/>
+            <w:webHidden/>
+          </w:rPr>
+          <w:tab/>
+        </w:r>
+        <w:r>
+          <w:rPr>
+            <w:noProof/>
+            <w:webHidden/>
+          </w:rPr>
+          <w:fldChar w:fldCharType="begin"/>
+        </w:r>
+        <w:r>
+          <w:rPr>
+            <w:noProof/>
+            <w:webHidden/>
+          </w:rPr>
+          <w:instrText xml:space="preserve"> PAGEREF _Toc226968099 \h </w:instrText>
+        </w:r>
+        <w:r>
+          <w:rPr>
+            <w:noProof/>
+            <w:webHidden/>
+          </w:rPr>
+        </w:r>
+        <w:r>
+          <w:rPr>
+            <w:noProof/>
+            <w:webHidden/>
+          </w:rPr>
+          <w:fldChar w:fldCharType="separate"/>
+        </w:r>
+        <w:r>
+          <w:rPr>
+            <w:noProof/>
+            <w:webHidden/>
+          </w:rPr>
+          <w:t>12</w:t>
+        </w:r>
+        <w:r>
+          <w:rPr>
+            <w:noProof/>
+            <w:webHidden/>
+          </w:rPr>
+          <w:fldChar w:fldCharType="end"/>
+        </w:r>
+      </w:hyperlink>
+    </w:p>
+    <w:p>
+      <w:pPr>
+        <w:pStyle w:val="TOC2"/>
+        <w:tabs>
+          <w:tab w:val="right" w:leader="dot" w:pos="8779"/>
+        </w:tabs>
+        <w:ind w:left="440"/>
+        <w:rPr>
+          <w:rFonts w:eastAsiaTheme="minorEastAsia"/>
+          <w:noProof/>
+          <w:kern w:val="2"/>
+          <w:sz w:val="22"/>
+          <w:szCs w:val="24"/>
+          <w:lang w:eastAsia="zh-CN"/>
+          <w14:ligatures w14:val="standardContextual"/>
+        </w:rPr>
+      </w:pPr>
+      <w:hyperlink w:anchor="_Toc226968100" w:history="1">
+        <w:r>
+          <w:rPr>
+            <w:rStyle w:val="aff9"/>
+            <w:rFonts w:ascii="Times New Roman" w:hAnsi="Times New Roman"/>
+            <w:b/>
+            <w:noProof/>
+          </w:rPr>
+          <w:t xml:space="preserve">2.3 </w:t>
+        </w:r>
+        <w:r>
+          <w:rPr>
+            <w:rStyle w:val="aff9"/>
+            <w:rFonts w:ascii="Times New Roman" w:hAnsi="Times New Roman" w:hint="eastAsia"/>
+            <w:b/>
+            <w:noProof/>
+          </w:rPr>
+          <w:t>嵌入式计算平台</w:t>
+        </w:r>
+        <w:r>
+          <w:rPr>
+            <w:noProof/>
+            <w:webHidden/>
+          </w:rPr>
+          <w:tab/>
+        </w:r>
+        <w:r>
+          <w:rPr>
+            <w:noProof/>
+            <w:webHidden/>
+          </w:rPr>
+          <w:fldChar w:fldCharType="begin"/>
+        </w:r>
+        <w:r>
+          <w:rPr>
+            <w:noProof/>
+            <w:webHidden/>
+          </w:rPr>
+          <w:instrText xml:space="preserve"> PAGEREF _Toc226968100 \h </w:instrText>
+        </w:r>
+        <w:r>
+          <w:rPr>
+            <w:noProof/>
+            <w:webHidden/>
+          </w:rPr>
+        </w:r>
+        <w:r>
+          <w:rPr>
+            <w:noProof/>
+            <w:webHidden/>
+          </w:rPr>
+          <w:fldChar w:fldCharType="separate"/>
+        </w:r>
+        <w:r>
+          <w:rPr>
+            <w:noProof/>
+            <w:webHidden/>
+          </w:rPr>
+          <w:t>14</w:t>
+        </w:r>
+        <w:r>
+          <w:rPr>
+            <w:noProof/>
+            <w:webHidden/>
+          </w:rPr>
+          <w:fldChar w:fldCharType="end"/>
+        </w:r>
+      </w:hyperlink>
+    </w:p>
+    <w:p>
+      <w:pPr>
+        <w:pStyle w:val="TOC2"/>
+        <w:tabs>
+          <w:tab w:val="right" w:leader="dot" w:pos="8779"/>
+        </w:tabs>
+        <w:ind w:left="440"/>
+        <w:rPr>
+          <w:rFonts w:eastAsiaTheme="minorEastAsia"/>
+          <w:noProof/>
+          <w:kern w:val="2"/>
+          <w:sz w:val="22"/>
+          <w:szCs w:val="24"/>
+          <w:lang w:eastAsia="zh-CN"/>
+          <w14:ligatures w14:val="standardContextual"/>
+        </w:rPr>
+      </w:pPr>
+      <w:hyperlink w:anchor="_Toc226968101" w:history="1">
+        <w:r>
+          <w:rPr>
+            <w:rStyle w:val="aff9"/>
+            <w:rFonts w:ascii="Times New Roman" w:hAnsi="Times New Roman"/>
+            <w:b/>
+            <w:noProof/>
+            <w:lang w:eastAsia="zh-CN"/>
+          </w:rPr>
+          <w:t xml:space="preserve">2.4 </w:t>
+        </w:r>
+        <w:r>
+          <w:rPr>
+            <w:rStyle w:val="aff9"/>
+            <w:rFonts w:ascii="Times New Roman" w:hAnsi="Times New Roman" w:hint="eastAsia"/>
+            <w:b/>
+            <w:noProof/>
+            <w:lang w:eastAsia="zh-CN"/>
+          </w:rPr>
+          <w:t>本章小结</w:t>
+        </w:r>
+        <w:r>
+          <w:rPr>
+            <w:noProof/>
+            <w:webHidden/>
+          </w:rPr>
+          <w:tab/>
+        </w:r>
+        <w:r>
+          <w:rPr>
+            <w:noProof/>
+            <w:webHidden/>
+          </w:rPr>
+          <w:fldChar w:fldCharType="begin"/>
+        </w:r>
+        <w:r>
+          <w:rPr>
+            <w:noProof/>
+            <w:webHidden/>
+          </w:rPr>
+          <w:instrText xml:space="preserve"> PAGEREF _Toc226968101 \h </w:instrText>
+        </w:r>
+        <w:r>
+          <w:rPr>
+            <w:noProof/>
+            <w:webHidden/>
+          </w:rPr>
+        </w:r>
+        <w:r>
+          <w:rPr>
+            <w:noProof/>
+            <w:webHidden/>
+          </w:rPr>
+          <w:fldChar w:fldCharType="separate"/>
+        </w:r>
+        <w:r>
+          <w:rPr>
+            <w:noProof/>
+            <w:webHidden/>
+          </w:rPr>
+          <w:t>14</w:t>
+        </w:r>
+        <w:r>
+          <w:rPr>
+            <w:noProof/>
+            <w:webHidden/>
+          </w:rPr>
+          <w:fldChar w:fldCharType="end"/>
+        </w:r>
+      </w:hyperlink>
+    </w:p>
+    <w:p>
+      <w:pPr>
+        <w:pStyle w:val="TOC1"/>
+        <w:tabs>
+          <w:tab w:val="left" w:pos="1100"/>
+          <w:tab w:val="right" w:leader="dot" w:pos="8779"/>
+        </w:tabs>
+        <w:rPr>
+          <w:rFonts w:eastAsiaTheme="minorEastAsia"/>
+          <w:noProof/>
+          <w:kern w:val="2"/>
+          <w:sz w:val="22"/>
+          <w:szCs w:val="24"/>
+          <w:lang w:eastAsia="zh-CN"/>
+          <w14:ligatures w14:val="standardContextual"/>
+        </w:rPr>
+      </w:pPr>
+      <w:hyperlink w:anchor="_Toc226968102" w:history="1">
+        <w:r>
+          <w:rPr>
+            <w:rStyle w:val="aff9"/>
+            <w:rFonts w:ascii="Times New Roman" w:hAnsi="Times New Roman" w:hint="eastAsia"/>
+            <w:b/>
+            <w:noProof/>
+            <w:lang w:eastAsia="zh-CN"/>
+          </w:rPr>
+          <w:t>第</w:t>
+        </w:r>
+        <w:r>
+          <w:rPr>
+            <w:rStyle w:val="aff9"/>
+            <w:rFonts w:ascii="Times New Roman" w:hAnsi="Times New Roman" w:hint="eastAsia"/>
+            <w:b/>
+            <w:noProof/>
+            <w:lang w:eastAsia="zh-CN"/>
+          </w:rPr>
+          <w:t>1</w:t>
+        </w:r>
+        <w:r>
+          <w:rPr>
+            <w:rStyle w:val="aff9"/>
+            <w:rFonts w:ascii="Times New Roman" w:hAnsi="Times New Roman" w:hint="eastAsia"/>
+            <w:b/>
+            <w:noProof/>
+            <w:lang w:eastAsia="zh-CN"/>
+          </w:rPr>
+          <w:t>章</w:t>
+        </w:r>
+        <w:r>
+          <w:rPr>
+            <w:rFonts w:eastAsiaTheme="minorEastAsia"/>
+            <w:noProof/>
+            <w:kern w:val="2"/>
+            <w:sz w:val="22"/>
+            <w:szCs w:val="24"/>
+            <w:lang w:eastAsia="zh-CN"/>
+            <w14:ligatures w14:val="standardContextual"/>
+          </w:rPr>
+          <w:tab/>
+        </w:r>
+        <w:r>
+          <w:rPr>
+            <w:rStyle w:val="aff9"/>
+            <w:rFonts w:ascii="Times New Roman" w:hAnsi="Times New Roman" w:hint="eastAsia"/>
+            <w:b/>
+            <w:noProof/>
+            <w:lang w:eastAsia="zh-CN"/>
+          </w:rPr>
+          <w:t>手势识别模型设计与训练</w:t>
+        </w:r>
+        <w:r>
+          <w:rPr>
+            <w:noProof/>
+            <w:webHidden/>
+          </w:rPr>
+          <w:tab/>
+        </w:r>
+        <w:r>
+          <w:rPr>
+            <w:noProof/>
+            <w:webHidden/>
+          </w:rPr>
+          <w:fldChar w:fldCharType="begin"/>
+        </w:r>
+        <w:r>
+          <w:rPr>
+            <w:noProof/>
+            <w:webHidden/>
+          </w:rPr>
+          <w:instrText xml:space="preserve"> PAGEREF _Toc226968102 \h </w:instrText>
+        </w:r>
+        <w:r>
+          <w:rPr>
+            <w:noProof/>
+            <w:webHidden/>
+          </w:rPr>
+        </w:r>
+        <w:r>
+          <w:rPr>
+            <w:noProof/>
+            <w:webHidden/>
+          </w:rPr>
+          <w:fldChar w:fldCharType="separate"/>
+        </w:r>
+        <w:r>
+          <w:rPr>
+            <w:noProof/>
+            <w:webHidden/>
+          </w:rPr>
+          <w:t>15</w:t>
+        </w:r>
+        <w:r>
+          <w:rPr>
+            <w:noProof/>
+            <w:webHidden/>
+          </w:rPr>
+          <w:fldChar w:fldCharType="end"/>
+        </w:r>
+      </w:hyperlink>
+    </w:p>
+    <w:p>
+      <w:pPr>
+        <w:pStyle w:val="TOC2"/>
+        <w:tabs>
+          <w:tab w:val="right" w:leader="dot" w:pos="8779"/>
+        </w:tabs>
+        <w:ind w:left="440"/>
+        <w:rPr>
+          <w:rFonts w:eastAsiaTheme="minorEastAsia"/>
+          <w:noProof/>
+          <w:kern w:val="2"/>
+          <w:sz w:val="22"/>
+          <w:szCs w:val="24"/>
+          <w:lang w:eastAsia="zh-CN"/>
+          <w14:ligatures w14:val="standardContextual"/>
+        </w:rPr>
+      </w:pPr>
+      <w:hyperlink w:anchor="_Toc226968103" w:history="1">
+        <w:r>
+          <w:rPr>
+            <w:rStyle w:val="aff9"/>
+            <w:rFonts w:ascii="Times New Roman" w:hAnsi="Times New Roman"/>
+            <w:b/>
+            <w:noProof/>
+            <w:lang w:eastAsia="zh-CN"/>
+          </w:rPr>
+          <w:t xml:space="preserve">3.1 </w:t>
+        </w:r>
+        <w:r>
+          <w:rPr>
+            <w:rStyle w:val="aff9"/>
+            <w:rFonts w:ascii="Times New Roman" w:hAnsi="Times New Roman" w:hint="eastAsia"/>
+            <w:b/>
+            <w:noProof/>
+            <w:lang w:eastAsia="zh-CN"/>
+          </w:rPr>
+          <w:t>数据集构建</w:t>
+        </w:r>
+        <w:r>
+          <w:rPr>
+            <w:noProof/>
+            <w:webHidden/>
+          </w:rPr>
+          <w:tab/>
+        </w:r>
+        <w:r>
+          <w:rPr>
+            <w:noProof/>
+            <w:webHidden/>
+          </w:rPr>
+          <w:fldChar w:fldCharType="begin"/>
+        </w:r>
+        <w:r>
+          <w:rPr>
+            <w:noProof/>
+            <w:webHidden/>
+          </w:rPr>
+          <w:instrText xml:space="preserve"> PAGEREF _Toc226968103 \h </w:instrText>
+        </w:r>
+        <w:r>
+          <w:rPr>
+            <w:noProof/>
+            <w:webHidden/>
+          </w:rPr>
+        </w:r>
+        <w:r>
+          <w:rPr>
+            <w:noProof/>
+            <w:webHidden/>
+          </w:rPr>
+          <w:fldChar w:fldCharType="separate"/>
+        </w:r>
+        <w:r>
+          <w:rPr>
+            <w:noProof/>
+            <w:webHidden/>
+          </w:rPr>
+          <w:t>15</w:t>
+        </w:r>
+        <w:r>
+          <w:rPr>
+            <w:noProof/>
+            <w:webHidden/>
+          </w:rPr>
+          <w:fldChar w:fldCharType="end"/>
+        </w:r>
+      </w:hyperlink>
+    </w:p>
+    <w:p>
+      <w:pPr>
+        <w:pStyle w:val="TOC3"/>
+        <w:tabs>
+          <w:tab w:val="right" w:leader="dot" w:pos="8779"/>
+        </w:tabs>
+        <w:ind w:left="880"/>
+        <w:rPr>
+          <w:noProof/>
+          <w:kern w:val="2"/>
+          <w:szCs w:val="24"/>
+          <w:lang w:eastAsia="zh-CN"/>
+          <w14:ligatures w14:val="standardContextual"/>
+        </w:rPr>
+      </w:pPr>
+      <w:hyperlink w:anchor="_Toc226968104" w:history="1">
+        <w:r>
+          <w:rPr>
+            <w:rStyle w:val="aff9"/>
+            <w:rFonts w:ascii="Times New Roman" w:eastAsia="宋体" w:hAnsi="Times New Roman"/>
+            <w:b/>
+            <w:noProof/>
+            <w:lang w:eastAsia="zh-CN"/>
+          </w:rPr>
+          <w:t xml:space="preserve">3.1.1 </w:t>
+        </w:r>
+        <w:r>
+          <w:rPr>
+            <w:rStyle w:val="aff9"/>
+            <w:rFonts w:ascii="Times New Roman" w:eastAsia="宋体" w:hAnsi="Times New Roman" w:hint="eastAsia"/>
+            <w:b/>
+            <w:noProof/>
+            <w:lang w:eastAsia="zh-CN"/>
+          </w:rPr>
+          <w:t>数据采集</w:t>
+        </w:r>
+        <w:r>
+          <w:rPr>
+            <w:noProof/>
+            <w:webHidden/>
+          </w:rPr>
+          <w:tab/>
+        </w:r>
+        <w:r>
+          <w:rPr>
+            <w:noProof/>
+            <w:webHidden/>
+          </w:rPr>
+          <w:fldChar w:fldCharType="begin"/>
+        </w:r>
+        <w:r>
+          <w:rPr>
+            <w:noProof/>
+            <w:webHidden/>
+          </w:rPr>
+          <w:instrText xml:space="preserve"> PAGEREF _Toc226968104 \h </w:instrText>
+        </w:r>
+        <w:r>
+          <w:rPr>
+            <w:noProof/>
+            <w:webHidden/>
+          </w:rPr>
+        </w:r>
+        <w:r>
+          <w:rPr>
+            <w:noProof/>
+            <w:webHidden/>
+          </w:rPr>
+          <w:fldChar w:fldCharType="separate"/>
+        </w:r>
+        <w:r>
+          <w:rPr>
+            <w:noProof/>
+            <w:webHidden/>
+          </w:rPr>
+          <w:t>15</w:t>
+        </w:r>
+        <w:r>
+          <w:rPr>
+            <w:noProof/>
+            <w:webHidden/>
+          </w:rPr>
+          <w:fldChar w:fldCharType="end"/>
+        </w:r>
+      </w:hyperlink>
+    </w:p>
+    <w:p>
+      <w:pPr>
+        <w:pStyle w:val="TOC3"/>
+        <w:tabs>
+          <w:tab w:val="right" w:leader="dot" w:pos="8779"/>
+        </w:tabs>
+        <w:ind w:left="880"/>
+        <w:rPr>
+          <w:noProof/>
+          <w:kern w:val="2"/>
+          <w:szCs w:val="24"/>
+          <w:lang w:eastAsia="zh-CN"/>
+          <w14:ligatures w14:val="standardContextual"/>
+        </w:rPr>
+      </w:pPr>
+      <w:hyperlink w:anchor="_Toc226968105" w:history="1">
+        <w:r>
+          <w:rPr>
+            <w:rStyle w:val="aff9"/>
+            <w:rFonts w:ascii="Times New Roman" w:eastAsia="宋体" w:hAnsi="Times New Roman"/>
+            <w:b/>
+            <w:noProof/>
+            <w:lang w:eastAsia="zh-CN"/>
+          </w:rPr>
+          <w:t xml:space="preserve">3.1.2 </w:t>
+        </w:r>
+        <w:r>
+          <w:rPr>
+            <w:rStyle w:val="aff9"/>
+            <w:rFonts w:ascii="Times New Roman" w:eastAsia="宋体" w:hAnsi="Times New Roman" w:hint="eastAsia"/>
+            <w:b/>
+            <w:noProof/>
+            <w:lang w:eastAsia="zh-CN"/>
+          </w:rPr>
+          <w:t>数据标注与增强</w:t>
+        </w:r>
+        <w:r>
+          <w:rPr>
+            <w:noProof/>
+            <w:webHidden/>
+          </w:rPr>
+          <w:tab/>
+        </w:r>
+        <w:r>
+          <w:rPr>
+            <w:noProof/>
+            <w:webHidden/>
+          </w:rPr>
+          <w:fldChar w:fldCharType="begin"/>
+        </w:r>
+        <w:r>
+          <w:rPr>
+            <w:noProof/>
+            <w:webHidden/>
+          </w:rPr>
+          <w:instrText xml:space="preserve"> PAGEREF _Toc226968105 \h </w:instrText>
+        </w:r>
+        <w:r>
+          <w:rPr>
+            <w:noProof/>
+            <w:webHidden/>
+          </w:rPr>
+        </w:r>
+        <w:r>
+          <w:rPr>
+            <w:noProof/>
+            <w:webHidden/>
+          </w:rPr>
+          <w:fldChar w:fldCharType="separate"/>
+        </w:r>
+        <w:r>
+          <w:rPr>
+            <w:noProof/>
+            <w:webHidden/>
+          </w:rPr>
+          <w:t>16</w:t>
+        </w:r>
+        <w:r>
+          <w:rPr>
+            <w:noProof/>
+            <w:webHidden/>
+          </w:rPr>
+          <w:fldChar w:fldCharType="end"/>
+        </w:r>
+      </w:hyperlink>
+    </w:p>
+    <w:p>
+      <w:pPr>
+        <w:pStyle w:val="TOC2"/>
+        <w:tabs>
+          <w:tab w:val="right" w:leader="dot" w:pos="8779"/>
+        </w:tabs>
+        <w:ind w:left="440"/>
+        <w:rPr>
+          <w:rFonts w:eastAsiaTheme="minorEastAsia"/>
+          <w:noProof/>
+          <w:kern w:val="2"/>
+          <w:sz w:val="22"/>
+          <w:szCs w:val="24"/>
+          <w:lang w:eastAsia="zh-CN"/>
+          <w14:ligatures w14:val="standardContextual"/>
+        </w:rPr>
+      </w:pPr>
+      <w:hyperlink w:anchor="_Toc226968106" w:history="1">
+        <w:r>
+          <w:rPr>
+            <w:rStyle w:val="aff9"/>
+            <w:rFonts w:ascii="Times New Roman" w:hAnsi="Times New Roman"/>
+            <w:b/>
+            <w:noProof/>
+            <w:lang w:eastAsia="zh-CN"/>
+          </w:rPr>
+          <w:t>3.2 YOLO11n</w:t>
+        </w:r>
+        <w:r>
+          <w:rPr>
+            <w:rStyle w:val="aff9"/>
+            <w:rFonts w:ascii="Times New Roman" w:hAnsi="Times New Roman" w:hint="eastAsia"/>
+            <w:b/>
+            <w:noProof/>
+            <w:lang w:eastAsia="zh-CN"/>
+          </w:rPr>
+          <w:t>基线模型训练</w:t>
+        </w:r>
+        <w:r>
+          <w:rPr>
+            <w:noProof/>
+            <w:webHidden/>
+          </w:rPr>
+          <w:tab/>
+        </w:r>
+        <w:r>
+          <w:rPr>
+            <w:noProof/>
+            <w:webHidden/>
+          </w:rPr>
+          <w:fldChar w:fldCharType="begin"/>
+        </w:r>
+        <w:r>
+          <w:rPr>
+            <w:noProof/>
+            <w:webHidden/>
+          </w:rPr>
+          <w:instrText xml:space="preserve"> PAGEREF _Toc226968106 \h </w:instrText>
+        </w:r>
+        <w:r>
+          <w:rPr>
+            <w:noProof/>
+            <w:webHidden/>
+          </w:rPr>
+        </w:r>
+        <w:r>
+          <w:rPr>
+            <w:noProof/>
+            <w:webHidden/>
+          </w:rPr>
+          <w:fldChar w:fldCharType="separate"/>
+        </w:r>
+        <w:r>
+          <w:rPr>
+            <w:noProof/>
+            <w:webHidden/>
+          </w:rPr>
+          <w:t>17</w:t>
+        </w:r>
+        <w:r>
+          <w:rPr>
+            <w:noProof/>
+            <w:webHidden/>
+          </w:rPr>
+          <w:fldChar w:fldCharType="end"/>
+        </w:r>
+      </w:hyperlink>
+    </w:p>
+    <w:p>
+      <w:pPr>
+        <w:pStyle w:val="TOC2"/>
+        <w:tabs>
+          <w:tab w:val="right" w:leader="dot" w:pos="8779"/>
+        </w:tabs>
+        <w:ind w:left="440"/>
+        <w:rPr>
+          <w:rFonts w:eastAsiaTheme="minorEastAsia"/>
+          <w:noProof/>
+          <w:kern w:val="2"/>
+          <w:sz w:val="22"/>
+          <w:szCs w:val="24"/>
+          <w:lang w:eastAsia="zh-CN"/>
+          <w14:ligatures w14:val="standardContextual"/>
+        </w:rPr>
+      </w:pPr>
+      <w:hyperlink w:anchor="_Toc226968107" w:history="1">
+        <w:r>
+          <w:rPr>
+            <w:rStyle w:val="aff9"/>
+            <w:rFonts w:ascii="Times New Roman" w:hAnsi="Times New Roman"/>
+            <w:b/>
+            <w:noProof/>
+            <w:lang w:eastAsia="zh-CN"/>
+          </w:rPr>
+          <w:t>3.3 YOLO11n-ELA</w:t>
+        </w:r>
+        <w:r>
+          <w:rPr>
+            <w:rStyle w:val="aff9"/>
+            <w:rFonts w:ascii="Times New Roman" w:hAnsi="Times New Roman" w:hint="eastAsia"/>
+            <w:b/>
+            <w:noProof/>
+            <w:lang w:eastAsia="zh-CN"/>
+          </w:rPr>
+          <w:t>改进模型设计</w:t>
+        </w:r>
+        <w:r>
+          <w:rPr>
+            <w:noProof/>
+            <w:webHidden/>
+          </w:rPr>
+          <w:tab/>
+        </w:r>
+        <w:r>
+          <w:rPr>
+            <w:noProof/>
+            <w:webHidden/>
+          </w:rPr>
+          <w:fldChar w:fldCharType="begin"/>
+        </w:r>
+        <w:r>
+          <w:rPr>
+            <w:noProof/>
+            <w:webHidden/>
+          </w:rPr>
+          <w:instrText xml:space="preserve"> PAGEREF _Toc226968107 \h </w:instrText>
+        </w:r>
+        <w:r>
+          <w:rPr>
+            <w:noProof/>
+            <w:webHidden/>
+          </w:rPr>
+        </w:r>
+        <w:r>
+          <w:rPr>
+            <w:noProof/>
+            <w:webHidden/>
+          </w:rPr>
+          <w:fldChar w:fldCharType="separate"/>
+        </w:r>
+        <w:r>
+          <w:rPr>
+            <w:noProof/>
+            <w:webHidden/>
+          </w:rPr>
+          <w:t>18</w:t>
+        </w:r>
+        <w:r>
+          <w:rPr>
+            <w:noProof/>
+            <w:webHidden/>
+          </w:rPr>
+          <w:fldChar w:fldCharType="end"/>
+        </w:r>
+      </w:hyperlink>
+    </w:p>
+    <w:p>
+      <w:pPr>
+        <w:pStyle w:val="TOC3"/>
+        <w:tabs>
+          <w:tab w:val="right" w:leader="dot" w:pos="8779"/>
+        </w:tabs>
+        <w:ind w:left="880"/>
+        <w:rPr>
+          <w:noProof/>
+          <w:kern w:val="2"/>
+          <w:szCs w:val="24"/>
+          <w:lang w:eastAsia="zh-CN"/>
+          <w14:ligatures w14:val="standardContextual"/>
+        </w:rPr>
+      </w:pPr>
+      <w:hyperlink w:anchor="_Toc226968108" w:history="1">
+        <w:r>
+          <w:rPr>
+            <w:rStyle w:val="aff9"/>
+            <w:rFonts w:ascii="Times New Roman" w:eastAsia="宋体" w:hAnsi="Times New Roman"/>
+            <w:b/>
+            <w:noProof/>
+            <w:lang w:eastAsia="zh-CN"/>
+          </w:rPr>
+          <w:t>3.3.1 ELA</w:t>
+        </w:r>
+        <w:r>
+          <w:rPr>
+            <w:rStyle w:val="aff9"/>
+            <w:rFonts w:ascii="Times New Roman" w:eastAsia="宋体" w:hAnsi="Times New Roman" w:hint="eastAsia"/>
+            <w:b/>
+            <w:noProof/>
+            <w:lang w:eastAsia="zh-CN"/>
+          </w:rPr>
+          <w:t>模块集成方案</w:t>
+        </w:r>
+        <w:r>
+          <w:rPr>
+            <w:noProof/>
+            <w:webHidden/>
+          </w:rPr>
+          <w:tab/>
+        </w:r>
+        <w:r>
+          <w:rPr>
+            <w:noProof/>
+            <w:webHidden/>
+          </w:rPr>
+          <w:fldChar w:fldCharType="begin"/>
+        </w:r>
+        <w:r>
+          <w:rPr>
+            <w:noProof/>
+            <w:webHidden/>
+          </w:rPr>
+          <w:instrText xml:space="preserve"> PAGEREF _Toc226968108 \h </w:instrText>
+        </w:r>
+        <w:r>
+          <w:rPr>
+            <w:noProof/>
+            <w:webHidden/>
+          </w:rPr>
+        </w:r>
+        <w:r>
+          <w:rPr>
+            <w:noProof/>
+            <w:webHidden/>
+          </w:rPr>
+          <w:fldChar w:fldCharType="separate"/>
+        </w:r>
+        <w:r>
+          <w:rPr>
+            <w:noProof/>
+            <w:webHidden/>
+          </w:rPr>
+          <w:t>18</w:t>
+        </w:r>
+        <w:r>
+          <w:rPr>
+            <w:noProof/>
+            <w:webHidden/>
+          </w:rPr>
+          <w:fldChar w:fldCharType="end"/>
+        </w:r>
+      </w:hyperlink>
+    </w:p>
+    <w:p>
+      <w:pPr>
+        <w:pStyle w:val="TOC3"/>
+        <w:tabs>
+          <w:tab w:val="right" w:leader="dot" w:pos="8779"/>
+        </w:tabs>
+        <w:ind w:left="880"/>
+        <w:rPr>
+          <w:noProof/>
+          <w:kern w:val="2"/>
+          <w:szCs w:val="24"/>
+          <w:lang w:eastAsia="zh-CN"/>
+          <w14:ligatures w14:val="standardContextual"/>
+        </w:rPr>
+      </w:pPr>
+      <w:hyperlink w:anchor="_Toc226968109" w:history="1">
+        <w:r>
+          <w:rPr>
+            <w:rStyle w:val="aff9"/>
+            <w:rFonts w:ascii="Times New Roman" w:eastAsia="宋体" w:hAnsi="Times New Roman"/>
+            <w:b/>
+            <w:noProof/>
+          </w:rPr>
+          <w:t xml:space="preserve">3.3.2 </w:t>
+        </w:r>
+        <w:r>
+          <w:rPr>
+            <w:rStyle w:val="aff9"/>
+            <w:rFonts w:ascii="Times New Roman" w:eastAsia="宋体" w:hAnsi="Times New Roman" w:hint="eastAsia"/>
+            <w:b/>
+            <w:noProof/>
+          </w:rPr>
+          <w:t>改进模型架构</w:t>
+        </w:r>
+        <w:r>
+          <w:rPr>
+            <w:noProof/>
+            <w:webHidden/>
+          </w:rPr>
+          <w:tab/>
+        </w:r>
+        <w:r>
+          <w:rPr>
+            <w:noProof/>
+            <w:webHidden/>
+          </w:rPr>
+          <w:fldChar w:fldCharType="begin"/>
+        </w:r>
+        <w:r>
+          <w:rPr>
+            <w:noProof/>
+            <w:webHidden/>
+          </w:rPr>
+          <w:instrText xml:space="preserve"> PAGEREF _Toc226968109 \h </w:instrText>
+        </w:r>
+        <w:r>
+          <w:rPr>
+            <w:noProof/>
+            <w:webHidden/>
+          </w:rPr>
+        </w:r>
+        <w:r>
+          <w:rPr>
+            <w:noProof/>
+            <w:webHidden/>
+          </w:rPr>
+          <w:fldChar w:fldCharType="separate"/>
+        </w:r>
+        <w:r>
+          <w:rPr>
+            <w:noProof/>
+            <w:webHidden/>
+          </w:rPr>
+          <w:t>18</w:t>
+        </w:r>
+        <w:r>
+          <w:rPr>
+            <w:noProof/>
+            <w:webHidden/>
+          </w:rPr>
+          <w:fldChar w:fldCharType="end"/>
+        </w:r>
+      </w:hyperlink>
+    </w:p>
+    <w:p>
+      <w:pPr>
+        <w:pStyle w:val="TOC2"/>
+        <w:tabs>
+          <w:tab w:val="right" w:leader="dot" w:pos="8779"/>
+        </w:tabs>
+        <w:ind w:left="440"/>
+        <w:rPr>
+          <w:rFonts w:eastAsiaTheme="minorEastAsia"/>
+          <w:noProof/>
+          <w:kern w:val="2"/>
+          <w:sz w:val="22"/>
+          <w:szCs w:val="24"/>
+          <w:lang w:eastAsia="zh-CN"/>
+          <w14:ligatures w14:val="standardContextual"/>
+        </w:rPr>
+      </w:pPr>
+      <w:hyperlink w:anchor="_Toc226968110" w:history="1">
+        <w:r>
+          <w:rPr>
+            <w:rStyle w:val="aff9"/>
+            <w:rFonts w:ascii="Times New Roman" w:hAnsi="Times New Roman"/>
+            <w:b/>
+            <w:noProof/>
+            <w:lang w:eastAsia="zh-CN"/>
+          </w:rPr>
+          <w:t xml:space="preserve">3.4 </w:t>
+        </w:r>
+        <w:r>
+          <w:rPr>
+            <w:rStyle w:val="aff9"/>
+            <w:rFonts w:ascii="Times New Roman" w:hAnsi="Times New Roman" w:hint="eastAsia"/>
+            <w:b/>
+            <w:noProof/>
+            <w:lang w:eastAsia="zh-CN"/>
+          </w:rPr>
+          <w:t>模型训练与对比分析</w:t>
+        </w:r>
+        <w:r>
+          <w:rPr>
+            <w:noProof/>
+            <w:webHidden/>
+          </w:rPr>
+          <w:tab/>
+        </w:r>
+        <w:r>
+          <w:rPr>
+            <w:noProof/>
+            <w:webHidden/>
+          </w:rPr>
+          <w:fldChar w:fldCharType="begin"/>
+        </w:r>
+        <w:r>
+          <w:rPr>
+            <w:noProof/>
+            <w:webHidden/>
+          </w:rPr>
+          <w:instrText xml:space="preserve"> PAGEREF _Toc226968110 \h </w:instrText>
+        </w:r>
+        <w:r>
+          <w:rPr>
+            <w:noProof/>
+            <w:webHidden/>
+          </w:rPr>
+        </w:r>
+        <w:r>
+          <w:rPr>
+            <w:noProof/>
+            <w:webHidden/>
+          </w:rPr>
+          <w:fldChar w:fldCharType="separate"/>
+        </w:r>
+        <w:r>
+          <w:rPr>
+            <w:noProof/>
+            <w:webHidden/>
+          </w:rPr>
+          <w:t>19</w:t>
+        </w:r>
+        <w:r>
+          <w:rPr>
+            <w:noProof/>
+            <w:webHidden/>
+          </w:rPr>
+          <w:fldChar w:fldCharType="end"/>
+        </w:r>
+      </w:hyperlink>
+    </w:p>
+    <w:p>
+      <w:pPr>
+        <w:pStyle w:val="TOC3"/>
+        <w:tabs>
+          <w:tab w:val="right" w:leader="dot" w:pos="8779"/>
+        </w:tabs>
+        <w:ind w:left="880"/>
+        <w:rPr>
+          <w:noProof/>
+          <w:kern w:val="2"/>
+          <w:szCs w:val="24"/>
+          <w:lang w:eastAsia="zh-CN"/>
+          <w14:ligatures w14:val="standardContextual"/>
+        </w:rPr>
+      </w:pPr>
+      <w:hyperlink w:anchor="_Toc226968111" w:history="1">
+        <w:r>
+          <w:rPr>
+            <w:rStyle w:val="aff9"/>
+            <w:rFonts w:ascii="Times New Roman" w:eastAsia="宋体" w:hAnsi="Times New Roman"/>
+            <w:b/>
+            <w:noProof/>
+            <w:lang w:eastAsia="zh-CN"/>
+          </w:rPr>
+          <w:t xml:space="preserve">3.4.1 </w:t>
+        </w:r>
+        <w:r>
+          <w:rPr>
+            <w:rStyle w:val="aff9"/>
+            <w:rFonts w:ascii="Times New Roman" w:eastAsia="宋体" w:hAnsi="Times New Roman" w:hint="eastAsia"/>
+            <w:b/>
+            <w:noProof/>
+            <w:lang w:eastAsia="zh-CN"/>
+          </w:rPr>
+          <w:t>训练环境与参数配置</w:t>
+        </w:r>
+        <w:r>
+          <w:rPr>
+            <w:noProof/>
+            <w:webHidden/>
+          </w:rPr>
+          <w:tab/>
+        </w:r>
+        <w:r>
+          <w:rPr>
+            <w:noProof/>
+            <w:webHidden/>
+          </w:rPr>
+          <w:fldChar w:fldCharType="begin"/>
+        </w:r>
+        <w:r>
+          <w:rPr>
+            <w:noProof/>
+            <w:webHidden/>
+          </w:rPr>
+          <w:instrText xml:space="preserve"> PAGEREF _Toc226968111 \h </w:instrText>
+        </w:r>
+        <w:r>
+          <w:rPr>
+            <w:noProof/>
+            <w:webHidden/>
+          </w:rPr>
+        </w:r>
+        <w:r>
+          <w:rPr>
+            <w:noProof/>
+            <w:webHidden/>
+          </w:rPr>
+          <w:fldChar w:fldCharType="separate"/>
+        </w:r>
+        <w:r>
+          <w:rPr>
+            <w:noProof/>
+            <w:webHidden/>
+          </w:rPr>
+          <w:t>19</w:t>
+        </w:r>
+        <w:r>
+          <w:rPr>
+            <w:noProof/>
+            <w:webHidden/>
+          </w:rPr>
+          <w:fldChar w:fldCharType="end"/>
+        </w:r>
+      </w:hyperlink>
+    </w:p>
+    <w:p>
+      <w:pPr>
+        <w:pStyle w:val="TOC3"/>
+        <w:tabs>
+          <w:tab w:val="right" w:leader="dot" w:pos="8779"/>
+        </w:tabs>
+        <w:ind w:left="880"/>
+        <w:rPr>
+          <w:noProof/>
+          <w:kern w:val="2"/>
+          <w:szCs w:val="24"/>
+          <w:lang w:eastAsia="zh-CN"/>
+          <w14:ligatures w14:val="standardContextual"/>
+        </w:rPr>
+      </w:pPr>
+      <w:hyperlink w:anchor="_Toc226968112" w:history="1">
+        <w:r>
+          <w:rPr>
+            <w:rStyle w:val="aff9"/>
+            <w:rFonts w:ascii="Times New Roman" w:eastAsia="宋体" w:hAnsi="Times New Roman"/>
+            <w:b/>
+            <w:noProof/>
+          </w:rPr>
+          <w:t xml:space="preserve">3.4.2 </w:t>
+        </w:r>
+        <w:r>
+          <w:rPr>
+            <w:rStyle w:val="aff9"/>
+            <w:rFonts w:ascii="Times New Roman" w:eastAsia="宋体" w:hAnsi="Times New Roman" w:hint="eastAsia"/>
+            <w:b/>
+            <w:noProof/>
+          </w:rPr>
+          <w:t>训练结果分析</w:t>
+        </w:r>
+        <w:r>
+          <w:rPr>
+            <w:noProof/>
+            <w:webHidden/>
+          </w:rPr>
+          <w:tab/>
+        </w:r>
+        <w:r>
+          <w:rPr>
+            <w:noProof/>
+            <w:webHidden/>
+          </w:rPr>
+          <w:fldChar w:fldCharType="begin"/>
+        </w:r>
+        <w:r>
+          <w:rPr>
+            <w:noProof/>
+            <w:webHidden/>
+          </w:rPr>
+          <w:instrText xml:space="preserve"> PAGEREF _Toc226968112 \h </w:instrText>
+        </w:r>
+        <w:r>
+          <w:rPr>
+            <w:noProof/>
+            <w:webHidden/>
+          </w:rPr>
+        </w:r>
+        <w:r>
+          <w:rPr>
+            <w:noProof/>
+            <w:webHidden/>
+          </w:rPr>
+          <w:fldChar w:fldCharType="separate"/>
+        </w:r>
+        <w:r>
+          <w:rPr>
+            <w:noProof/>
+            <w:webHidden/>
+          </w:rPr>
+          <w:t>20</w:t>
+        </w:r>
+        <w:r>
+          <w:rPr>
+            <w:noProof/>
+            <w:webHidden/>
+          </w:rPr>
+          <w:fldChar w:fldCharType="end"/>
+        </w:r>
+      </w:hyperlink>
+    </w:p>
+    <w:p>
+      <w:pPr>
+        <w:pStyle w:val="TOC3"/>
+        <w:tabs>
+          <w:tab w:val="right" w:leader="dot" w:pos="8779"/>
+        </w:tabs>
+        <w:ind w:left="880"/>
+        <w:rPr>
+          <w:noProof/>
+          <w:kern w:val="2"/>
+          <w:szCs w:val="24"/>
+          <w:lang w:eastAsia="zh-CN"/>
+          <w14:ligatures w14:val="standardContextual"/>
+        </w:rPr>
+      </w:pPr>
+      <w:hyperlink w:anchor="_Toc226968113" w:history="1">
+        <w:r>
+          <w:rPr>
+            <w:rStyle w:val="aff9"/>
+            <w:rFonts w:ascii="Times New Roman" w:eastAsia="宋体" w:hAnsi="Times New Roman"/>
+            <w:b/>
+            <w:noProof/>
+            <w:lang w:eastAsia="zh-CN"/>
+          </w:rPr>
+          <w:t xml:space="preserve">3.4.3 </w:t>
+        </w:r>
+        <w:r>
+          <w:rPr>
+            <w:rStyle w:val="aff9"/>
+            <w:rFonts w:ascii="Times New Roman" w:eastAsia="宋体" w:hAnsi="Times New Roman" w:hint="eastAsia"/>
+            <w:b/>
+            <w:noProof/>
+            <w:lang w:eastAsia="zh-CN"/>
+          </w:rPr>
+          <w:t>模型性能对比</w:t>
+        </w:r>
+        <w:r>
+          <w:rPr>
+            <w:noProof/>
+            <w:webHidden/>
+          </w:rPr>
+          <w:tab/>
+        </w:r>
+        <w:r>
+          <w:rPr>
+            <w:noProof/>
+            <w:webHidden/>
+          </w:rPr>
+          <w:fldChar w:fldCharType="begin"/>
+        </w:r>
+        <w:r>
+          <w:rPr>
+            <w:noProof/>
+            <w:webHidden/>
+          </w:rPr>
+          <w:instrText xml:space="preserve"> PAGEREF _Toc226968113 \h </w:instrText>
+        </w:r>
+        <w:r>
+          <w:rPr>
+            <w:noProof/>
+            <w:webHidden/>
+          </w:rPr>
+        </w:r>
+        <w:r>
+          <w:rPr>
+            <w:noProof/>
+            <w:webHidden/>
+          </w:rPr>
+          <w:fldChar w:fldCharType="separate"/>
+        </w:r>
+        <w:r>
+          <w:rPr>
+            <w:noProof/>
+            <w:webHidden/>
+          </w:rPr>
+          <w:t>21</w:t>
+        </w:r>
+        <w:r>
+          <w:rPr>
+            <w:noProof/>
+            <w:webHidden/>
+          </w:rPr>
+          <w:fldChar w:fldCharType="end"/>
+        </w:r>
+      </w:hyperlink>
+    </w:p>
+    <w:p>
+      <w:pPr>
+        <w:pStyle w:val="TOC2"/>
+        <w:tabs>
+          <w:tab w:val="right" w:leader="dot" w:pos="8779"/>
+        </w:tabs>
+        <w:ind w:left="440"/>
+        <w:rPr>
+          <w:rFonts w:eastAsiaTheme="minorEastAsia"/>
+          <w:noProof/>
+          <w:kern w:val="2"/>
+          <w:sz w:val="22"/>
+          <w:szCs w:val="24"/>
+          <w:lang w:eastAsia="zh-CN"/>
+          <w14:ligatures w14:val="standardContextual"/>
+        </w:rPr>
+      </w:pPr>
+      <w:hyperlink w:anchor="_Toc226968114" w:history="1">
+        <w:r>
+          <w:rPr>
+            <w:rStyle w:val="aff9"/>
+            <w:rFonts w:ascii="Times New Roman" w:hAnsi="Times New Roman"/>
+            <w:b/>
+            <w:noProof/>
+            <w:lang w:eastAsia="zh-CN"/>
+          </w:rPr>
+          <w:t xml:space="preserve">3.5 </w:t>
+        </w:r>
+        <w:r>
+          <w:rPr>
+            <w:rStyle w:val="aff9"/>
+            <w:rFonts w:ascii="Times New Roman" w:hAnsi="Times New Roman" w:hint="eastAsia"/>
+            <w:b/>
+            <w:noProof/>
+            <w:lang w:eastAsia="zh-CN"/>
+          </w:rPr>
+          <w:t>本章小结</w:t>
+        </w:r>
+        <w:r>
+          <w:rPr>
+            <w:noProof/>
+            <w:webHidden/>
+          </w:rPr>
+          <w:tab/>
+        </w:r>
+        <w:r>
+          <w:rPr>
+            <w:noProof/>
+            <w:webHidden/>
+          </w:rPr>
+          <w:fldChar w:fldCharType="begin"/>
+        </w:r>
+        <w:r>
+          <w:rPr>
+            <w:noProof/>
+            <w:webHidden/>
+          </w:rPr>
+          <w:instrText xml:space="preserve"> PAGEREF _Toc226968114 \h </w:instrText>
+        </w:r>
+        <w:r>
+          <w:rPr>
+            <w:noProof/>
+            <w:webHidden/>
+          </w:rPr>
+        </w:r>
+        <w:r>
+          <w:rPr>
+            <w:noProof/>
+            <w:webHidden/>
+          </w:rPr>
+          <w:fldChar w:fldCharType="separate"/>
+        </w:r>
+        <w:r>
+          <w:rPr>
+            <w:noProof/>
+            <w:webHidden/>
+          </w:rPr>
+          <w:t>22</w:t>
+        </w:r>
+        <w:r>
+          <w:rPr>
+            <w:noProof/>
+            <w:webHidden/>
+          </w:rPr>
+          <w:fldChar w:fldCharType="end"/>
+        </w:r>
+      </w:hyperlink>
+    </w:p>
+    <w:p>
+      <w:pPr>
+        <w:pStyle w:val="TOC1"/>
+        <w:tabs>
+          <w:tab w:val="left" w:pos="1100"/>
+          <w:tab w:val="right" w:leader="dot" w:pos="8779"/>
+        </w:tabs>
+        <w:rPr>
+          <w:rFonts w:eastAsiaTheme="minorEastAsia"/>
+          <w:noProof/>
+          <w:kern w:val="2"/>
+          <w:sz w:val="22"/>
+          <w:szCs w:val="24"/>
+          <w:lang w:eastAsia="zh-CN"/>
+          <w14:ligatures w14:val="standardContextual"/>
+        </w:rPr>
+      </w:pPr>
+      <w:hyperlink w:anchor="_Toc226968115" w:history="1">
+        <w:r>
+          <w:rPr>
+            <w:rStyle w:val="aff9"/>
+            <w:rFonts w:ascii="Times New Roman" w:hAnsi="Times New Roman" w:hint="eastAsia"/>
+            <w:b/>
+            <w:noProof/>
+            <w:lang w:eastAsia="zh-CN"/>
+          </w:rPr>
+          <w:t>第</w:t>
+        </w:r>
+        <w:r>
+          <w:rPr>
+            <w:rStyle w:val="aff9"/>
+            <w:rFonts w:ascii="Times New Roman" w:hAnsi="Times New Roman" w:hint="eastAsia"/>
+            <w:b/>
+            <w:noProof/>
+            <w:lang w:eastAsia="zh-CN"/>
+          </w:rPr>
+          <w:t>2</w:t>
+        </w:r>
+        <w:r>
+          <w:rPr>
+            <w:rStyle w:val="aff9"/>
+            <w:rFonts w:ascii="Times New Roman" w:hAnsi="Times New Roman" w:hint="eastAsia"/>
+            <w:b/>
+            <w:noProof/>
+            <w:lang w:eastAsia="zh-CN"/>
+          </w:rPr>
+          <w:t>章</w:t>
+        </w:r>
+        <w:r>
+          <w:rPr>
+            <w:rFonts w:eastAsiaTheme="minorEastAsia"/>
+            <w:noProof/>
+            <w:kern w:val="2"/>
+            <w:sz w:val="22"/>
+            <w:szCs w:val="24"/>
+            <w:lang w:eastAsia="zh-CN"/>
+            <w14:ligatures w14:val="standardContextual"/>
+          </w:rPr>
+          <w:tab/>
+        </w:r>
+        <w:r>
+          <w:rPr>
+            <w:rStyle w:val="aff9"/>
+            <w:rFonts w:ascii="Times New Roman" w:hAnsi="Times New Roman" w:hint="eastAsia"/>
+            <w:b/>
+            <w:noProof/>
+            <w:lang w:eastAsia="zh-CN"/>
+          </w:rPr>
+          <w:t>系统设计与实现</w:t>
+        </w:r>
+        <w:r>
+          <w:rPr>
+            <w:noProof/>
+            <w:webHidden/>
+          </w:rPr>
+          <w:tab/>
+        </w:r>
+        <w:r>
+          <w:rPr>
+            <w:noProof/>
+            <w:webHidden/>
+          </w:rPr>
+          <w:fldChar w:fldCharType="begin"/>
+        </w:r>
+        <w:r>
+          <w:rPr>
+            <w:noProof/>
+            <w:webHidden/>
+          </w:rPr>
+          <w:instrText xml:space="preserve"> PAGEREF _Toc226968115 \h </w:instrText>
+        </w:r>
+        <w:r>
+          <w:rPr>
+            <w:noProof/>
+            <w:webHidden/>
+          </w:rPr>
+        </w:r>
+        <w:r>
+          <w:rPr>
+            <w:noProof/>
+            <w:webHidden/>
+          </w:rPr>
+          <w:fldChar w:fldCharType="separate"/>
+        </w:r>
+        <w:r>
+          <w:rPr>
+            <w:noProof/>
+            <w:webHidden/>
+          </w:rPr>
+          <w:t>23</w:t>
+        </w:r>
+        <w:r>
+          <w:rPr>
+            <w:noProof/>
+            <w:webHidden/>
+          </w:rPr>
+          <w:fldChar w:fldCharType="end"/>
+        </w:r>
+      </w:hyperlink>
+    </w:p>
+    <w:p>
+      <w:pPr>
+        <w:pStyle w:val="TOC2"/>
+        <w:tabs>
+          <w:tab w:val="right" w:leader="dot" w:pos="8779"/>
+        </w:tabs>
+        <w:ind w:left="440"/>
+        <w:rPr>
+          <w:rFonts w:eastAsiaTheme="minorEastAsia"/>
+          <w:noProof/>
+          <w:kern w:val="2"/>
+          <w:sz w:val="22"/>
+          <w:szCs w:val="24"/>
+          <w:lang w:eastAsia="zh-CN"/>
+          <w14:ligatures w14:val="standardContextual"/>
+        </w:rPr>
+      </w:pPr>
+      <w:hyperlink w:anchor="_Toc226968116" w:history="1">
+        <w:r>
+          <w:rPr>
+            <w:rStyle w:val="aff9"/>
+            <w:rFonts w:ascii="Times New Roman" w:hAnsi="Times New Roman"/>
+            <w:b/>
+            <w:noProof/>
+            <w:lang w:eastAsia="zh-CN"/>
+          </w:rPr>
+          <w:t xml:space="preserve">4.1 </w:t>
+        </w:r>
+        <w:r>
+          <w:rPr>
+            <w:rStyle w:val="aff9"/>
+            <w:rFonts w:ascii="Times New Roman" w:hAnsi="Times New Roman" w:hint="eastAsia"/>
+            <w:b/>
+            <w:noProof/>
+            <w:lang w:eastAsia="zh-CN"/>
+          </w:rPr>
+          <w:t>系统总体设计</w:t>
+        </w:r>
+        <w:r>
+          <w:rPr>
+            <w:noProof/>
+            <w:webHidden/>
+          </w:rPr>
+          <w:tab/>
+        </w:r>
+        <w:r>
+          <w:rPr>
+            <w:noProof/>
+            <w:webHidden/>
+          </w:rPr>
+          <w:fldChar w:fldCharType="begin"/>
+        </w:r>
+        <w:r>
+          <w:rPr>
+            <w:noProof/>
+            <w:webHidden/>
+          </w:rPr>
+          <w:instrText xml:space="preserve"> PAGEREF _Toc226968116 \h </w:instrText>
+        </w:r>
+        <w:r>
+          <w:rPr>
+            <w:noProof/>
+            <w:webHidden/>
+          </w:rPr>
+        </w:r>
+        <w:r>
+          <w:rPr>
+            <w:noProof/>
+            <w:webHidden/>
+          </w:rPr>
+          <w:fldChar w:fldCharType="separate"/>
+        </w:r>
+        <w:r>
+          <w:rPr>
+            <w:noProof/>
+            <w:webHidden/>
+          </w:rPr>
+          <w:t>23</w:t>
+        </w:r>
+        <w:r>
+          <w:rPr>
+            <w:noProof/>
+            <w:webHidden/>
+          </w:rPr>
+          <w:fldChar w:fldCharType="end"/>
+        </w:r>
+      </w:hyperlink>
+    </w:p>
+    <w:p>
+      <w:pPr>
+        <w:pStyle w:val="TOC3"/>
+        <w:tabs>
+          <w:tab w:val="right" w:leader="dot" w:pos="8779"/>
+        </w:tabs>
+        <w:ind w:left="880"/>
+        <w:rPr>
+          <w:noProof/>
+          <w:kern w:val="2"/>
+          <w:szCs w:val="24"/>
+          <w:lang w:eastAsia="zh-CN"/>
+          <w14:ligatures w14:val="standardContextual"/>
+        </w:rPr>
+      </w:pPr>
+      <w:hyperlink w:anchor="_Toc226968117" w:history="1">
+        <w:r>
+          <w:rPr>
+            <w:rStyle w:val="aff9"/>
+            <w:rFonts w:ascii="Times New Roman" w:eastAsia="宋体" w:hAnsi="Times New Roman"/>
+            <w:b/>
+            <w:noProof/>
+            <w:lang w:eastAsia="zh-CN"/>
+          </w:rPr>
+          <w:t xml:space="preserve">4.1.1 </w:t>
+        </w:r>
+        <w:r>
+          <w:rPr>
+            <w:rStyle w:val="aff9"/>
+            <w:rFonts w:ascii="Times New Roman" w:eastAsia="宋体" w:hAnsi="Times New Roman" w:hint="eastAsia"/>
+            <w:b/>
+            <w:noProof/>
+            <w:lang w:eastAsia="zh-CN"/>
+          </w:rPr>
+          <w:t>系统需求分析</w:t>
+        </w:r>
+        <w:r>
+          <w:rPr>
+            <w:noProof/>
+            <w:webHidden/>
+          </w:rPr>
+          <w:tab/>
+        </w:r>
+        <w:r>
+          <w:rPr>
+            <w:noProof/>
+            <w:webHidden/>
+          </w:rPr>
+          <w:fldChar w:fldCharType="begin"/>
+        </w:r>
+        <w:r>
+          <w:rPr>
+            <w:noProof/>
+            <w:webHidden/>
+          </w:rPr>
+          <w:instrText xml:space="preserve"> PAGEREF _Toc226968117 \h </w:instrText>
+        </w:r>
+        <w:r>
+          <w:rPr>
+            <w:noProof/>
+            <w:webHidden/>
+          </w:rPr>
+        </w:r>
+        <w:r>
+          <w:rPr>
+            <w:noProof/>
+            <w:webHidden/>
+          </w:rPr>
+          <w:fldChar w:fldCharType="separate"/>
+        </w:r>
+        <w:r>
+          <w:rPr>
+            <w:noProof/>
+            <w:webHidden/>
+          </w:rPr>
+          <w:t>23</w:t>
+        </w:r>
+        <w:r>
+          <w:rPr>
+            <w:noProof/>
+            <w:webHidden/>
+          </w:rPr>
+          <w:fldChar w:fldCharType="end"/>
+        </w:r>
+      </w:hyperlink>
+    </w:p>
+    <w:p>
+      <w:pPr>
+        <w:pStyle w:val="TOC3"/>
+        <w:tabs>
+          <w:tab w:val="right" w:leader="dot" w:pos="8779"/>
+        </w:tabs>
+        <w:ind w:left="880"/>
+        <w:rPr>
+          <w:noProof/>
+          <w:kern w:val="2"/>
+          <w:szCs w:val="24"/>
+          <w:lang w:eastAsia="zh-CN"/>
+          <w14:ligatures w14:val="standardContextual"/>
+        </w:rPr>
+      </w:pPr>
+      <w:hyperlink w:anchor="_Toc226968118" w:history="1">
+        <w:r>
+          <w:rPr>
+            <w:rStyle w:val="aff9"/>
+            <w:rFonts w:ascii="Times New Roman" w:eastAsia="宋体" w:hAnsi="Times New Roman"/>
+            <w:b/>
+            <w:noProof/>
+            <w:lang w:eastAsia="zh-CN"/>
+          </w:rPr>
+          <w:t xml:space="preserve">4.1.2 </w:t>
+        </w:r>
+        <w:r>
+          <w:rPr>
+            <w:rStyle w:val="aff9"/>
+            <w:rFonts w:ascii="Times New Roman" w:eastAsia="宋体" w:hAnsi="Times New Roman" w:hint="eastAsia"/>
+            <w:b/>
+            <w:noProof/>
+            <w:lang w:eastAsia="zh-CN"/>
+          </w:rPr>
+          <w:t>硬件平台搭建</w:t>
+        </w:r>
+        <w:r>
+          <w:rPr>
+            <w:noProof/>
+            <w:webHidden/>
+          </w:rPr>
+          <w:tab/>
+        </w:r>
+        <w:r>
+          <w:rPr>
+            <w:noProof/>
+            <w:webHidden/>
+          </w:rPr>
+          <w:fldChar w:fldCharType="begin"/>
+        </w:r>
+        <w:r>
+          <w:rPr>
+            <w:noProof/>
+            <w:webHidden/>
+          </w:rPr>
+          <w:instrText xml:space="preserve"> PAGEREF _Toc226968118 \h </w:instrText>
+        </w:r>
+        <w:r>
+          <w:rPr>
+            <w:noProof/>
+            <w:webHidden/>
+          </w:rPr>
+        </w:r>
+        <w:r>
+          <w:rPr>
+            <w:noProof/>
+            <w:webHidden/>
+          </w:rPr>
+          <w:fldChar w:fldCharType="separate"/>
+        </w:r>
+        <w:r>
+          <w:rPr>
+            <w:noProof/>
+            <w:webHidden/>
+          </w:rPr>
+          <w:t>23</w:t>
+        </w:r>
+        <w:r>
+          <w:rPr>
+            <w:noProof/>
+            <w:webHidden/>
+          </w:rPr>
+          <w:fldChar w:fldCharType="end"/>
+        </w:r>
+      </w:hyperlink>
+    </w:p>
+    <w:p>
+      <w:pPr>
+        <w:pStyle w:val="TOC3"/>
+        <w:tabs>
+          <w:tab w:val="right" w:leader="dot" w:pos="8779"/>
+        </w:tabs>
+        <w:ind w:left="880"/>
+        <w:rPr>
+          <w:noProof/>
+          <w:kern w:val="2"/>
+          <w:szCs w:val="24"/>
+          <w:lang w:eastAsia="zh-CN"/>
+          <w14:ligatures w14:val="standardContextual"/>
+        </w:rPr>
+      </w:pPr>
+      <w:hyperlink w:anchor="_Toc226968119" w:history="1">
+        <w:r>
+          <w:rPr>
+            <w:rStyle w:val="aff9"/>
+            <w:rFonts w:ascii="Times New Roman" w:eastAsia="宋体" w:hAnsi="Times New Roman"/>
+            <w:b/>
+            <w:noProof/>
+            <w:lang w:eastAsia="zh-CN"/>
+          </w:rPr>
+          <w:t xml:space="preserve">4.1.3 </w:t>
+        </w:r>
+        <w:r>
+          <w:rPr>
+            <w:rStyle w:val="aff9"/>
+            <w:rFonts w:ascii="Times New Roman" w:eastAsia="宋体" w:hAnsi="Times New Roman" w:hint="eastAsia"/>
+            <w:b/>
+            <w:noProof/>
+            <w:lang w:eastAsia="zh-CN"/>
+          </w:rPr>
+          <w:t>系统架构设计</w:t>
+        </w:r>
+        <w:r>
+          <w:rPr>
+            <w:noProof/>
+            <w:webHidden/>
+          </w:rPr>
+          <w:tab/>
+        </w:r>
+        <w:r>
+          <w:rPr>
+            <w:noProof/>
+            <w:webHidden/>
+          </w:rPr>
+          <w:fldChar w:fldCharType="begin"/>
+        </w:r>
+        <w:r>
+          <w:rPr>
+            <w:noProof/>
+            <w:webHidden/>
+          </w:rPr>
+          <w:instrText xml:space="preserve"> PAGEREF _Toc226968119 \h </w:instrText>
+        </w:r>
+        <w:r>
+          <w:rPr>
+            <w:noProof/>
+            <w:webHidden/>
+          </w:rPr>
+        </w:r>
+        <w:r>
+          <w:rPr>
+            <w:noProof/>
+            <w:webHidden/>
+          </w:rPr>
+          <w:fldChar w:fldCharType="separate"/>
+        </w:r>
+        <w:r>
+          <w:rPr>
+            <w:noProof/>
+            <w:webHidden/>
+          </w:rPr>
+          <w:t>24</w:t>
+        </w:r>
+        <w:r>
+          <w:rPr>
+            <w:noProof/>
+            <w:webHidden/>
+          </w:rPr>
+          <w:fldChar w:fldCharType="end"/>
+        </w:r>
+      </w:hyperlink>
+    </w:p>
+    <w:p>
+      <w:pPr>
+        <w:pStyle w:val="TOC2"/>
+        <w:tabs>
+          <w:tab w:val="right" w:leader="dot" w:pos="8779"/>
+        </w:tabs>
+        <w:ind w:left="440"/>
+        <w:rPr>
+          <w:rFonts w:eastAsiaTheme="minorEastAsia"/>
+          <w:noProof/>
+          <w:kern w:val="2"/>
+          <w:sz w:val="22"/>
+          <w:szCs w:val="24"/>
+          <w:lang w:eastAsia="zh-CN"/>
+          <w14:ligatures w14:val="standardContextual"/>
+        </w:rPr>
+      </w:pPr>
+      <w:hyperlink w:anchor="_Toc226968120" w:history="1">
+        <w:r>
+          <w:rPr>
+            <w:rStyle w:val="aff9"/>
+            <w:rFonts w:ascii="Times New Roman" w:hAnsi="Times New Roman"/>
+            <w:b/>
+            <w:noProof/>
+            <w:lang w:eastAsia="zh-CN"/>
+          </w:rPr>
+          <w:t xml:space="preserve">4.2 </w:t>
+        </w:r>
+        <w:r>
+          <w:rPr>
+            <w:rStyle w:val="aff9"/>
+            <w:rFonts w:ascii="Times New Roman" w:hAnsi="Times New Roman" w:hint="eastAsia"/>
+            <w:b/>
+            <w:noProof/>
+            <w:lang w:eastAsia="zh-CN"/>
+          </w:rPr>
+          <w:t>软件系统实现</w:t>
+        </w:r>
+        <w:r>
+          <w:rPr>
+            <w:noProof/>
+            <w:webHidden/>
+          </w:rPr>
+          <w:tab/>
+        </w:r>
+        <w:r>
+          <w:rPr>
+            <w:noProof/>
+            <w:webHidden/>
+          </w:rPr>
+          <w:fldChar w:fldCharType="begin"/>
+        </w:r>
+        <w:r>
+          <w:rPr>
+            <w:noProof/>
+            <w:webHidden/>
+          </w:rPr>
+          <w:instrText xml:space="preserve"> PAGEREF _Toc226968120 \h </w:instrText>
+        </w:r>
+        <w:r>
+          <w:rPr>
+            <w:noProof/>
+            <w:webHidden/>
+          </w:rPr>
+        </w:r>
+        <w:r>
+          <w:rPr>
+            <w:noProof/>
+            <w:webHidden/>
+          </w:rPr>
+          <w:fldChar w:fldCharType="separate"/>
+        </w:r>
+        <w:r>
+          <w:rPr>
+            <w:noProof/>
+            <w:webHidden/>
+          </w:rPr>
+          <w:t>24</w:t>
+        </w:r>
+        <w:r>
+          <w:rPr>
+            <w:noProof/>
+            <w:webHidden/>
+          </w:rPr>
+          <w:fldChar w:fldCharType="end"/>
+        </w:r>
+      </w:hyperlink>
+    </w:p>
+    <w:p>
+      <w:pPr>
+        <w:pStyle w:val="TOC3"/>
+        <w:tabs>
+          <w:tab w:val="right" w:leader="dot" w:pos="8779"/>
+        </w:tabs>
+        <w:ind w:left="880"/>
+        <w:rPr>
+          <w:noProof/>
+          <w:kern w:val="2"/>
+          <w:szCs w:val="24"/>
+          <w:lang w:eastAsia="zh-CN"/>
+          <w14:ligatures w14:val="standardContextual"/>
+        </w:rPr>
+      </w:pPr>
+      <w:hyperlink w:anchor="_Toc226968121" w:history="1">
+        <w:r>
+          <w:rPr>
+            <w:rStyle w:val="aff9"/>
+            <w:rFonts w:ascii="Times New Roman" w:eastAsia="宋体" w:hAnsi="Times New Roman"/>
+            <w:b/>
+            <w:noProof/>
+            <w:lang w:eastAsia="zh-CN"/>
+          </w:rPr>
+          <w:t xml:space="preserve">4.2.1 </w:t>
+        </w:r>
+        <w:r>
+          <w:rPr>
+            <w:rStyle w:val="aff9"/>
+            <w:rFonts w:ascii="Times New Roman" w:eastAsia="宋体" w:hAnsi="Times New Roman" w:hint="eastAsia"/>
+            <w:b/>
+            <w:noProof/>
+            <w:lang w:eastAsia="zh-CN"/>
+          </w:rPr>
+          <w:t>多线程架构设计</w:t>
+        </w:r>
+        <w:r>
+          <w:rPr>
+            <w:noProof/>
+            <w:webHidden/>
+          </w:rPr>
+          <w:tab/>
+        </w:r>
+        <w:r>
+          <w:rPr>
+            <w:noProof/>
+            <w:webHidden/>
+          </w:rPr>
+          <w:fldChar w:fldCharType="begin"/>
+        </w:r>
+        <w:r>
+          <w:rPr>
+            <w:noProof/>
+            <w:webHidden/>
+          </w:rPr>
+          <w:instrText xml:space="preserve"> PAGEREF _Toc226968121 \h </w:instrText>
+        </w:r>
+        <w:r>
+          <w:rPr>
+            <w:noProof/>
+            <w:webHidden/>
+          </w:rPr>
+        </w:r>
+        <w:r>
+          <w:rPr>
+            <w:noProof/>
+            <w:webHidden/>
+          </w:rPr>
+          <w:fldChar w:fldCharType="separate"/>
+        </w:r>
+        <w:r>
+          <w:rPr>
+            <w:noProof/>
+            <w:webHidden/>
+          </w:rPr>
+          <w:t>25</w:t>
+        </w:r>
+        <w:r>
+          <w:rPr>
+            <w:noProof/>
+            <w:webHidden/>
+          </w:rPr>
+          <w:fldChar w:fldCharType="end"/>
+        </w:r>
+      </w:hyperlink>
+    </w:p>
+    <w:p>
+      <w:pPr>
+        <w:pStyle w:val="TOC3"/>
+        <w:tabs>
+          <w:tab w:val="right" w:leader="dot" w:pos="8779"/>
+        </w:tabs>
+        <w:ind w:left="880"/>
+        <w:rPr>
+          <w:noProof/>
+          <w:kern w:val="2"/>
+          <w:szCs w:val="24"/>
+          <w:lang w:eastAsia="zh-CN"/>
+          <w14:ligatures w14:val="standardContextual"/>
+        </w:rPr>
+      </w:pPr>
+      <w:hyperlink w:anchor="_Toc226968122" w:history="1">
+        <w:r>
+          <w:rPr>
+            <w:rStyle w:val="aff9"/>
+            <w:rFonts w:ascii="Times New Roman" w:eastAsia="宋体" w:hAnsi="Times New Roman"/>
+            <w:b/>
+            <w:noProof/>
+            <w:lang w:eastAsia="zh-CN"/>
+          </w:rPr>
+          <w:t xml:space="preserve">4.2.2 </w:t>
+        </w:r>
+        <w:r>
+          <w:rPr>
+            <w:rStyle w:val="aff9"/>
+            <w:rFonts w:ascii="Times New Roman" w:eastAsia="宋体" w:hAnsi="Times New Roman" w:hint="eastAsia"/>
+            <w:b/>
+            <w:noProof/>
+            <w:lang w:eastAsia="zh-CN"/>
+          </w:rPr>
+          <w:t>手势识别与运动控制</w:t>
+        </w:r>
+        <w:r>
+          <w:rPr>
+            <w:noProof/>
+            <w:webHidden/>
+          </w:rPr>
+          <w:tab/>
+        </w:r>
+        <w:r>
+          <w:rPr>
+            <w:noProof/>
+            <w:webHidden/>
+          </w:rPr>
+          <w:fldChar w:fldCharType="begin"/>
+        </w:r>
+        <w:r>
+          <w:rPr>
+            <w:noProof/>
+            <w:webHidden/>
+          </w:rPr>
+          <w:instrText xml:space="preserve"> PAGEREF _Toc226968122 \h </w:instrText>
+        </w:r>
+        <w:r>
+          <w:rPr>
+            <w:noProof/>
+            <w:webHidden/>
+          </w:rPr>
+        </w:r>
+        <w:r>
+          <w:rPr>
+            <w:noProof/>
+            <w:webHidden/>
+          </w:rPr>
+          <w:fldChar w:fldCharType="separate"/>
+        </w:r>
+        <w:r>
+          <w:rPr>
+            <w:noProof/>
+            <w:webHidden/>
+          </w:rPr>
+          <w:t>25</w:t>
+        </w:r>
+        <w:r>
+          <w:rPr>
+            <w:noProof/>
+            <w:webHidden/>
+          </w:rPr>
+          <w:fldChar w:fldCharType="end"/>
+        </w:r>
+      </w:hyperlink>
+    </w:p>
+    <w:p>
+      <w:pPr>
+        <w:pStyle w:val="TOC3"/>
+        <w:tabs>
+          <w:tab w:val="right" w:leader="dot" w:pos="8779"/>
+        </w:tabs>
+        <w:ind w:left="880"/>
+        <w:rPr>
+          <w:noProof/>
+          <w:kern w:val="2"/>
+          <w:szCs w:val="24"/>
+          <w:lang w:eastAsia="zh-CN"/>
+          <w14:ligatures w14:val="standardContextual"/>
+        </w:rPr>
+      </w:pPr>
+      <w:hyperlink w:anchor="_Toc226968123" w:history="1">
+        <w:r>
+          <w:rPr>
+            <w:rStyle w:val="aff9"/>
+            <w:rFonts w:ascii="Times New Roman" w:eastAsia="宋体" w:hAnsi="Times New Roman"/>
+            <w:b/>
+            <w:noProof/>
+            <w:lang w:eastAsia="zh-CN"/>
+          </w:rPr>
+          <w:t>4.2.3 Web</w:t>
+        </w:r>
+        <w:r>
+          <w:rPr>
+            <w:rStyle w:val="aff9"/>
+            <w:rFonts w:ascii="Times New Roman" w:eastAsia="宋体" w:hAnsi="Times New Roman" w:hint="eastAsia"/>
+            <w:b/>
+            <w:noProof/>
+            <w:lang w:eastAsia="zh-CN"/>
+          </w:rPr>
+          <w:t>监控界面</w:t>
+        </w:r>
+        <w:r>
+          <w:rPr>
+            <w:noProof/>
+            <w:webHidden/>
+          </w:rPr>
+          <w:tab/>
+        </w:r>
+        <w:r>
+          <w:rPr>
+            <w:noProof/>
+            <w:webHidden/>
+          </w:rPr>
+          <w:fldChar w:fldCharType="begin"/>
+        </w:r>
+        <w:r>
+          <w:rPr>
+            <w:noProof/>
+            <w:webHidden/>
+          </w:rPr>
+          <w:instrText xml:space="preserve"> PAGEREF _Toc226968123 \h </w:instrText>
+        </w:r>
+        <w:r>
+          <w:rPr>
+            <w:noProof/>
+            <w:webHidden/>
+          </w:rPr>
+        </w:r>
+        <w:r>
+          <w:rPr>
+            <w:noProof/>
+            <w:webHidden/>
+          </w:rPr>
+          <w:fldChar w:fldCharType="separate"/>
+        </w:r>
+        <w:r>
+          <w:rPr>
+            <w:noProof/>
+            <w:webHidden/>
+          </w:rPr>
+          <w:t>27</w:t>
+        </w:r>
+        <w:r>
+          <w:rPr>
+            <w:noProof/>
+            <w:webHidden/>
+          </w:rPr>
+          <w:fldChar w:fldCharType="end"/>
+        </w:r>
+      </w:hyperlink>
+    </w:p>
+    <w:p>
+      <w:pPr>
+        <w:pStyle w:val="TOC2"/>
+        <w:tabs>
+          <w:tab w:val="right" w:leader="dot" w:pos="8779"/>
+        </w:tabs>
+        <w:ind w:left="440"/>
+        <w:rPr>
+          <w:rFonts w:eastAsiaTheme="minorEastAsia"/>
+          <w:noProof/>
+          <w:kern w:val="2"/>
+          <w:sz w:val="22"/>
+          <w:szCs w:val="24"/>
+          <w:lang w:eastAsia="zh-CN"/>
+          <w14:ligatures w14:val="standardContextual"/>
+        </w:rPr>
+      </w:pPr>
+      <w:hyperlink w:anchor="_Toc226968124" w:history="1">
+        <w:r>
+          <w:rPr>
+            <w:rStyle w:val="aff9"/>
+            <w:rFonts w:ascii="Times New Roman" w:hAnsi="Times New Roman"/>
+            <w:b/>
+            <w:noProof/>
+            <w:lang w:eastAsia="zh-CN"/>
+          </w:rPr>
+          <w:t xml:space="preserve">4.3 </w:t>
+        </w:r>
+        <w:r>
+          <w:rPr>
+            <w:rStyle w:val="aff9"/>
+            <w:rFonts w:ascii="Times New Roman" w:hAnsi="Times New Roman" w:hint="eastAsia"/>
+            <w:b/>
+            <w:noProof/>
+            <w:lang w:eastAsia="zh-CN"/>
+          </w:rPr>
+          <w:t>系统测试与结果分析</w:t>
+        </w:r>
+        <w:r>
+          <w:rPr>
+            <w:noProof/>
+            <w:webHidden/>
+          </w:rPr>
+          <w:tab/>
+        </w:r>
+        <w:r>
+          <w:rPr>
+            <w:noProof/>
+            <w:webHidden/>
+          </w:rPr>
+          <w:fldChar w:fldCharType="begin"/>
+        </w:r>
+        <w:r>
+          <w:rPr>
+            <w:noProof/>
+            <w:webHidden/>
+          </w:rPr>
+          <w:instrText xml:space="preserve"> PAGEREF _Toc226968124 \h </w:instrText>
+        </w:r>
+        <w:r>
+          <w:rPr>
+            <w:noProof/>
+            <w:webHidden/>
+          </w:rPr>
+        </w:r>
+        <w:r>
+          <w:rPr>
+            <w:noProof/>
+            <w:webHidden/>
+          </w:rPr>
+          <w:fldChar w:fldCharType="separate"/>
+        </w:r>
+        <w:r>
+          <w:rPr>
+            <w:noProof/>
+            <w:webHidden/>
+          </w:rPr>
+          <w:t>28</w:t>
+        </w:r>
+        <w:r>
+          <w:rPr>
+            <w:noProof/>
+            <w:webHidden/>
+          </w:rPr>
+          <w:fldChar w:fldCharType="end"/>
+        </w:r>
+      </w:hyperlink>
+    </w:p>
+    <w:p>
+      <w:pPr>
+        <w:pStyle w:val="TOC3"/>
+        <w:tabs>
+          <w:tab w:val="right" w:leader="dot" w:pos="8779"/>
+        </w:tabs>
+        <w:ind w:left="880"/>
+        <w:rPr>
+          <w:noProof/>
+          <w:kern w:val="2"/>
+          <w:szCs w:val="24"/>
+          <w:lang w:eastAsia="zh-CN"/>
+          <w14:ligatures w14:val="standardContextual"/>
+        </w:rPr>
+      </w:pPr>
+      <w:hyperlink w:anchor="_Toc226968125" w:history="1">
+        <w:r>
+          <w:rPr>
+            <w:rStyle w:val="aff9"/>
+            <w:rFonts w:ascii="Times New Roman" w:eastAsia="宋体" w:hAnsi="Times New Roman"/>
+            <w:b/>
+            <w:noProof/>
+            <w:lang w:eastAsia="zh-CN"/>
+          </w:rPr>
+          <w:t xml:space="preserve">4.3.1 </w:t>
+        </w:r>
+        <w:r>
+          <w:rPr>
+            <w:rStyle w:val="aff9"/>
+            <w:rFonts w:ascii="Times New Roman" w:eastAsia="宋体" w:hAnsi="Times New Roman" w:hint="eastAsia"/>
+            <w:b/>
+            <w:noProof/>
+            <w:lang w:eastAsia="zh-CN"/>
+          </w:rPr>
+          <w:t>手势识别测试</w:t>
+        </w:r>
+        <w:r>
+          <w:rPr>
+            <w:noProof/>
+            <w:webHidden/>
+          </w:rPr>
+          <w:tab/>
+        </w:r>
+        <w:r>
+          <w:rPr>
+            <w:noProof/>
+            <w:webHidden/>
+          </w:rPr>
+          <w:fldChar w:fldCharType="begin"/>
+        </w:r>
+        <w:r>
+          <w:rPr>
+            <w:noProof/>
+            <w:webHidden/>
+          </w:rPr>
+          <w:instrText xml:space="preserve"> PAGEREF _Toc226968125 \h </w:instrText>
+        </w:r>
+        <w:r>
+          <w:rPr>
+            <w:noProof/>
+            <w:webHidden/>
+          </w:rPr>
+        </w:r>
+        <w:r>
+          <w:rPr>
+            <w:noProof/>
+            <w:webHidden/>
+          </w:rPr>
+          <w:fldChar w:fldCharType="separate"/>
+        </w:r>
+        <w:r>
+          <w:rPr>
+            <w:noProof/>
+            <w:webHidden/>
+          </w:rPr>
+          <w:t>28</w:t>
+        </w:r>
+        <w:r>
+          <w:rPr>
+            <w:noProof/>
+            <w:webHidden/>
+          </w:rPr>
+          <w:fldChar w:fldCharType="end"/>
+        </w:r>
+      </w:hyperlink>
+    </w:p>
+    <w:p>
+      <w:pPr>
+        <w:pStyle w:val="TOC3"/>
+        <w:tabs>
+          <w:tab w:val="right" w:leader="dot" w:pos="8779"/>
+        </w:tabs>
+        <w:ind w:left="880"/>
+        <w:rPr>
+          <w:noProof/>
+          <w:kern w:val="2"/>
+          <w:szCs w:val="24"/>
+          <w:lang w:eastAsia="zh-CN"/>
+          <w14:ligatures w14:val="standardContextual"/>
+        </w:rPr>
+      </w:pPr>
+      <w:hyperlink w:anchor="_Toc226968126" w:history="1">
+        <w:r>
+          <w:rPr>
+            <w:rStyle w:val="aff9"/>
+            <w:rFonts w:ascii="Times New Roman" w:eastAsia="宋体" w:hAnsi="Times New Roman"/>
+            <w:b/>
+            <w:noProof/>
+            <w:lang w:eastAsia="zh-CN"/>
+          </w:rPr>
+          <w:t xml:space="preserve">4.3.2 </w:t>
+        </w:r>
+        <w:r>
+          <w:rPr>
+            <w:rStyle w:val="aff9"/>
+            <w:rFonts w:ascii="Times New Roman" w:eastAsia="宋体" w:hAnsi="Times New Roman" w:hint="eastAsia"/>
+            <w:b/>
+            <w:noProof/>
+            <w:lang w:eastAsia="zh-CN"/>
+          </w:rPr>
+          <w:t>实车控制测试</w:t>
+        </w:r>
+        <w:r>
+          <w:rPr>
+            <w:noProof/>
+            <w:webHidden/>
+          </w:rPr>
+          <w:tab/>
+        </w:r>
+        <w:r>
+          <w:rPr>
+            <w:noProof/>
+            <w:webHidden/>
+          </w:rPr>
+          <w:fldChar w:fldCharType="begin"/>
+        </w:r>
+        <w:r>
+          <w:rPr>
+            <w:noProof/>
+            <w:webHidden/>
+          </w:rPr>
+          <w:instrText xml:space="preserve"> PAGEREF _Toc226968126 \h </w:instrText>
+        </w:r>
+        <w:r>
+          <w:rPr>
+            <w:noProof/>
+            <w:webHidden/>
+          </w:rPr>
+        </w:r>
+        <w:r>
+          <w:rPr>
+            <w:noProof/>
+            <w:webHidden/>
+          </w:rPr>
+          <w:fldChar w:fldCharType="separate"/>
+        </w:r>
+        <w:r>
+          <w:rPr>
+            <w:noProof/>
+            <w:webHidden/>
+          </w:rPr>
+          <w:t>28</w:t>
+        </w:r>
+        <w:r>
+          <w:rPr>
+            <w:noProof/>
+            <w:webHidden/>
+          </w:rPr>
+          <w:fldChar w:fldCharType="end"/>
+        </w:r>
+      </w:hyperlink>
+    </w:p>
+    <w:p>
+      <w:pPr>
+        <w:pStyle w:val="TOC3"/>
+        <w:tabs>
+          <w:tab w:val="right" w:leader="dot" w:pos="8779"/>
+        </w:tabs>
+        <w:ind w:left="880"/>
+        <w:rPr>
+          <w:noProof/>
+          <w:kern w:val="2"/>
+          <w:szCs w:val="24"/>
+          <w:lang w:eastAsia="zh-CN"/>
+          <w14:ligatures w14:val="standardContextual"/>
+        </w:rPr>
+      </w:pPr>
+      <w:hyperlink w:anchor="_Toc226968127" w:history="1">
+        <w:r>
+          <w:rPr>
+            <w:rStyle w:val="aff9"/>
+            <w:rFonts w:ascii="Times New Roman" w:eastAsia="宋体" w:hAnsi="Times New Roman"/>
+            <w:b/>
+            <w:noProof/>
+          </w:rPr>
+          <w:t xml:space="preserve">4.3.3 </w:t>
+        </w:r>
+        <w:r>
+          <w:rPr>
+            <w:rStyle w:val="aff9"/>
+            <w:rFonts w:ascii="Times New Roman" w:eastAsia="宋体" w:hAnsi="Times New Roman" w:hint="eastAsia"/>
+            <w:b/>
+            <w:noProof/>
+          </w:rPr>
+          <w:t>实时性能分析</w:t>
+        </w:r>
+        <w:r>
+          <w:rPr>
+            <w:noProof/>
+            <w:webHidden/>
+          </w:rPr>
+          <w:tab/>
+        </w:r>
+        <w:r>
+          <w:rPr>
+            <w:noProof/>
+            <w:webHidden/>
+          </w:rPr>
+          <w:fldChar w:fldCharType="begin"/>
+        </w:r>
+        <w:r>
+          <w:rPr>
+            <w:noProof/>
+            <w:webHidden/>
+          </w:rPr>
+          <w:instrText xml:space="preserve"> PAGEREF _Toc226968127 \h </w:instrText>
+        </w:r>
+        <w:r>
+          <w:rPr>
+            <w:noProof/>
+            <w:webHidden/>
+          </w:rPr>
+        </w:r>
+        <w:r>
+          <w:rPr>
+            <w:noProof/>
+            <w:webHidden/>
+          </w:rPr>
+          <w:fldChar w:fldCharType="separate"/>
+        </w:r>
+        <w:r>
+          <w:rPr>
+            <w:noProof/>
+            <w:webHidden/>
+          </w:rPr>
+          <w:t>29</w:t>
+        </w:r>
+        <w:r>
+          <w:rPr>
+            <w:noProof/>
+            <w:webHidden/>
+          </w:rPr>
+          <w:fldChar w:fldCharType="end"/>
+        </w:r>
+      </w:hyperlink>
+    </w:p>
+    <w:p>
+      <w:pPr>
+        <w:pStyle w:val="TOC2"/>
+        <w:tabs>
+          <w:tab w:val="right" w:leader="dot" w:pos="8779"/>
+        </w:tabs>
+        <w:ind w:left="440"/>
+        <w:rPr>
+          <w:rFonts w:eastAsiaTheme="minorEastAsia"/>
+          <w:noProof/>
+          <w:kern w:val="2"/>
+          <w:sz w:val="22"/>
+          <w:szCs w:val="24"/>
+          <w:lang w:eastAsia="zh-CN"/>
+          <w14:ligatures w14:val="standardContextual"/>
+        </w:rPr>
+      </w:pPr>
+      <w:hyperlink w:anchor="_Toc226968128" w:history="1">
+        <w:r>
+          <w:rPr>
+            <w:rStyle w:val="aff9"/>
+            <w:rFonts w:ascii="Times New Roman" w:hAnsi="Times New Roman"/>
+            <w:b/>
+            <w:noProof/>
+            <w:lang w:eastAsia="zh-CN"/>
+          </w:rPr>
+          <w:t xml:space="preserve">4.4 </w:t>
+        </w:r>
+        <w:r>
+          <w:rPr>
+            <w:rStyle w:val="aff9"/>
+            <w:rFonts w:ascii="Times New Roman" w:hAnsi="Times New Roman" w:hint="eastAsia"/>
+            <w:b/>
+            <w:noProof/>
+            <w:lang w:eastAsia="zh-CN"/>
+          </w:rPr>
+          <w:t>本章小结</w:t>
+        </w:r>
+        <w:r>
+          <w:rPr>
+            <w:noProof/>
+            <w:webHidden/>
+          </w:rPr>
+          <w:tab/>
+        </w:r>
+        <w:r>
+          <w:rPr>
+            <w:noProof/>
+            <w:webHidden/>
+          </w:rPr>
+          <w:fldChar w:fldCharType="begin"/>
+        </w:r>
+        <w:r>
+          <w:rPr>
+            <w:noProof/>
+            <w:webHidden/>
+          </w:rPr>
+          <w:instrText xml:space="preserve"> PAGEREF _Toc226968128 \h </w:instrText>
+        </w:r>
+        <w:r>
+          <w:rPr>
+            <w:noProof/>
+            <w:webHidden/>
+          </w:rPr>
+        </w:r>
+        <w:r>
+          <w:rPr>
+            <w:noProof/>
+            <w:webHidden/>
+          </w:rPr>
+          <w:fldChar w:fldCharType="separate"/>
+        </w:r>
+        <w:r>
+          <w:rPr>
+            <w:noProof/>
+            <w:webHidden/>
+          </w:rPr>
+          <w:t>29</w:t>
+        </w:r>
+        <w:r>
+          <w:rPr>
+            <w:noProof/>
+            <w:webHidden/>
+          </w:rPr>
+          <w:fldChar w:fldCharType="end"/>
+        </w:r>
+      </w:hyperlink>
+    </w:p>
+    <w:p>
+      <w:pPr>
+        <w:pStyle w:val="TOC1"/>
+        <w:tabs>
+          <w:tab w:val="right" w:leader="dot" w:pos="8779"/>
+        </w:tabs>
+        <w:rPr>
+          <w:rFonts w:eastAsiaTheme="minorEastAsia"/>
+          <w:noProof/>
+          <w:kern w:val="2"/>
+          <w:sz w:val="22"/>
+          <w:szCs w:val="24"/>
+          <w:lang w:eastAsia="zh-CN"/>
+          <w14:ligatures w14:val="standardContextual"/>
+        </w:rPr>
+      </w:pPr>
+      <w:hyperlink w:anchor="_Toc226968129" w:history="1">
+        <w:r>
+          <w:rPr>
+            <w:rStyle w:val="aff9"/>
+            <w:rFonts w:ascii="Times New Roman" w:hAnsi="Times New Roman" w:hint="eastAsia"/>
+            <w:b/>
+            <w:noProof/>
+            <w:lang w:eastAsia="zh-CN"/>
+          </w:rPr>
+          <w:t>总结与展望</w:t>
+        </w:r>
+        <w:r>
+          <w:rPr>
+            <w:noProof/>
+            <w:webHidden/>
+          </w:rPr>
+          <w:tab/>
+        </w:r>
+        <w:r>
+          <w:rPr>
+            <w:noProof/>
+            <w:webHidden/>
+          </w:rPr>
+          <w:fldChar w:fldCharType="begin"/>
+        </w:r>
+        <w:r>
+          <w:rPr>
+            <w:noProof/>
+            <w:webHidden/>
+          </w:rPr>
+          <w:instrText xml:space="preserve"> PAGEREF _Toc226968129 \h </w:instrText>
+        </w:r>
+        <w:r>
+          <w:rPr>
+            <w:noProof/>
+            <w:webHidden/>
+          </w:rPr>
+        </w:r>
+        <w:r>
+          <w:rPr>
+            <w:noProof/>
+            <w:webHidden/>
+          </w:rPr>
+          <w:fldChar w:fldCharType="separate"/>
+        </w:r>
+        <w:r>
+          <w:rPr>
+            <w:noProof/>
+            <w:webHidden/>
+          </w:rPr>
+          <w:t>30</w:t>
+        </w:r>
+        <w:r>
+          <w:rPr>
+            <w:noProof/>
+            <w:webHidden/>
+          </w:rPr>
+          <w:fldChar w:fldCharType="end"/>
+        </w:r>
+      </w:hyperlink>
+    </w:p>
+    <w:p>
+      <w:pPr>
+        <w:pStyle w:val="TOC1"/>
+        <w:tabs>
+          <w:tab w:val="right" w:leader="dot" w:pos="8779"/>
+        </w:tabs>
+        <w:rPr>
+          <w:rFonts w:eastAsiaTheme="minorEastAsia"/>
+          <w:noProof/>
+          <w:kern w:val="2"/>
+          <w:sz w:val="22"/>
+          <w:szCs w:val="24"/>
+          <w:lang w:eastAsia="zh-CN"/>
+          <w14:ligatures w14:val="standardContextual"/>
+        </w:rPr>
+      </w:pPr>
+      <w:hyperlink w:anchor="_Toc226968130" w:history="1">
+        <w:r>
+          <w:rPr>
+            <w:rStyle w:val="aff9"/>
+            <w:rFonts w:ascii="Times New Roman" w:hAnsi="Times New Roman" w:hint="eastAsia"/>
+            <w:b/>
+            <w:noProof/>
+            <w:lang w:eastAsia="zh-CN"/>
+          </w:rPr>
+          <w:t>参考文献</w:t>
+        </w:r>
+        <w:r>
+          <w:rPr>
+            <w:noProof/>
+            <w:webHidden/>
+          </w:rPr>
+          <w:tab/>
+        </w:r>
+        <w:r>
+          <w:rPr>
+            <w:noProof/>
+            <w:webHidden/>
+          </w:rPr>
+          <w:fldChar w:fldCharType="begin"/>
+        </w:r>
+        <w:r>
+          <w:rPr>
+            <w:noProof/>
+            <w:webHidden/>
+          </w:rPr>
+          <w:instrText xml:space="preserve"> PAGEREF _Toc226968130 \h </w:instrText>
+        </w:r>
+        <w:r>
+          <w:rPr>
+            <w:noProof/>
+            <w:webHidden/>
+          </w:rPr>
+        </w:r>
+        <w:r>
+          <w:rPr>
+            <w:noProof/>
+            <w:webHidden/>
+          </w:rPr>
+          <w:fldChar w:fldCharType="separate"/>
+        </w:r>
+        <w:r>
+          <w:rPr>
+            <w:noProof/>
+            <w:webHidden/>
+          </w:rPr>
+          <w:t>32</w:t>
+        </w:r>
+        <w:r>
+          <w:rPr>
+            <w:noProof/>
+            <w:webHidden/>
+          </w:rPr>
+          <w:fldChar w:fldCharType="end"/>
+        </w:r>
+      </w:hyperlink>
+    </w:p>
+    <w:p>
+      <w:pPr>
+        <w:pStyle w:val="TOC1"/>
+        <w:tabs>
+          <w:tab w:val="right" w:leader="dot" w:pos="8779"/>
+        </w:tabs>
+        <w:rPr>
+          <w:rStyle w:val="aff9"/>
+          <w:noProof/>
+        </w:rPr>
+      </w:pPr>
+      <w:hyperlink w:anchor="_Toc226968131" w:history="1">
+        <w:r>
+          <w:rPr>
+            <w:rStyle w:val="aff9"/>
+            <w:rFonts w:ascii="Times New Roman" w:hAnsi="Times New Roman" w:hint="eastAsia"/>
+            <w:b/>
+            <w:noProof/>
+          </w:rPr>
+          <w:t>致谢</w:t>
+        </w:r>
+        <w:r>
+          <w:rPr>
+            <w:noProof/>
+            <w:webHidden/>
+          </w:rPr>
+          <w:tab/>
+        </w:r>
+        <w:r>
+          <w:rPr>
+            <w:noProof/>
+            <w:webHidden/>
+          </w:rPr>
+          <w:fldChar w:fldCharType="begin"/>
+        </w:r>
+        <w:r>
+          <w:rPr>
+            <w:noProof/>
+            <w:webHidden/>
+          </w:rPr>
+          <w:instrText xml:space="preserve"> PAGEREF _Toc226968131 \h </w:instrText>
+        </w:r>
+        <w:r>
+          <w:rPr>
+            <w:noProof/>
+            <w:webHidden/>
+          </w:rPr>
+        </w:r>
+        <w:r>
+          <w:rPr>
+            <w:noProof/>
+            <w:webHidden/>
+          </w:rPr>
+          <w:fldChar w:fldCharType="separate"/>
+        </w:r>
+        <w:r>
+          <w:rPr>
+            <w:noProof/>
+            <w:webHidden/>
+          </w:rPr>
+          <w:t>33</w:t>
+        </w:r>
+        <w:r>
+          <w:rPr>
+            <w:noProof/>
+            <w:webHidden/>
+          </w:rPr>
+          <w:fldChar w:fldCharType="end"/>
+        </w:r>
+      </w:hyperlink>
+    </w:p>
+    <w:p>
+      <w:pPr>
+        <w:rPr>
+          <w:rStyle w:val="aff9"/>
+          <w:rFonts w:eastAsia="黑体"/>
+          <w:noProof/>
+          <w:sz w:val="28"/>
+        </w:rPr>
+      </w:pPr>
+      <w:r>
+        <w:rPr>
+          <w:rStyle w:val="aff9"/>
+          <w:noProof/>
+        </w:rPr>
+        <w:br w:type="page"/>
+      </w:r>
+    </w:p>
+    <w:p>
+      <w:pPr>
+        <w:pStyle w:val="ae"/>
+        <w:numPr>
+          <w:ilvl w:val="0"/>
+          <w:numId w:val="17"/>
+        </w:numPr>
         <w:spacing w:before="240" w:after="120" w:line="360" w:lineRule="auto"/>
-        <w:rPr>
-          <w:lang w:eastAsia="zh-CN"/>
-        </w:rPr>
-      </w:pPr>
-      <w:r>
+        <w:jc w:val="center"/>
+        <w:outlineLvl w:val="0"/>
         <w:rPr>
           <w:rFonts w:ascii="Times New Roman" w:eastAsia="黑体" w:hAnsi="Times New Roman"/>
           <w:b/>
           <w:sz w:val="30"/>
           <w:lang w:eastAsia="zh-CN"/>
         </w:rPr>
+      </w:pPr>
+      <w:r>
+        <w:rPr>
+          <w:lang w:eastAsia="zh-CN"/>
+        </w:rPr>
         <w:lastRenderedPageBreak/>
-        <w:t>第</w:t>
-      </w:r>
-      <w:r>
+        <w:fldChar w:fldCharType="end"/>
+      </w:r>
+      <w:bookmarkStart w:id="3" w:name="_Toc226968085"/>
+      <w:r>
+        <w:rPr>
+          <w:rFonts w:ascii="Times New Roman" w:eastAsia="黑体" w:hAnsi="Times New Roman" w:hint="eastAsia"/>
+          <w:b/>
+          <w:sz w:val="30"/>
+          <w:lang w:eastAsia="zh-CN"/>
+        </w:rPr>
+        <w:t>绪论</w:t>
+      </w:r>
+      <w:bookmarkEnd w:id="3"/>
+    </w:p>
+    <w:p>
+      <w:pPr>
+        <w:spacing w:before="240" w:after="120"/>
+        <w:jc w:val="center"/>
         <w:rPr>
           <w:rFonts w:ascii="Times New Roman" w:eastAsia="黑体" w:hAnsi="Times New Roman"/>
           <w:b/>
           <w:sz w:val="30"/>
-          <w:lang w:eastAsia="zh-CN"/>
-        </w:rPr>
-        <w:t>1</w:t>
-      </w:r>
-      <w:r>
-        <w:rPr>
-          <w:rFonts w:ascii="Times New Roman" w:eastAsia="黑体" w:hAnsi="Times New Roman"/>
-          <w:b/>
-          <w:sz w:val="30"/>
-          <w:lang w:eastAsia="zh-CN"/>
-        </w:rPr>
-        <w:t>章</w:t>
-      </w:r>
-      <w:r>
-        <w:rPr>
-          <w:rFonts w:ascii="Times New Roman" w:eastAsia="黑体" w:hAnsi="Times New Roman"/>
-          <w:b/>
-          <w:sz w:val="30"/>
-          <w:lang w:eastAsia="zh-CN"/>
-        </w:rPr>
-        <w:t xml:space="preserve"> </w:t>
-      </w:r>
-      <w:r>
-        <w:rPr>
-          <w:rFonts w:ascii="Times New Roman" w:eastAsia="黑体" w:hAnsi="Times New Roman"/>
-          <w:b/>
-          <w:sz w:val="30"/>
-          <w:lang w:eastAsia="zh-CN"/>
-        </w:rPr>
-        <w:t>绪论</w:t>
-      </w:r>
-    </w:p>
-    <w:p>
-      <w:pPr>
-        <w:spacing w:before="120" w:after="60" w:line="360" w:lineRule="auto"/>
-        <w:rPr>
-          <w:lang w:eastAsia="zh-CN"/>
-        </w:rPr>
-      </w:pPr>
-      <w:r>
-        <w:rPr>
-          <w:rFonts w:ascii="Times New Roman" w:eastAsia="宋体" w:hAnsi="Times New Roman"/>
-          <w:b/>
-          <w:sz w:val="30"/>
-          <w:lang w:eastAsia="zh-CN"/>
-        </w:rPr>
-        <w:t xml:space="preserve">1.1 </w:t>
-      </w:r>
-      <w:r>
-        <w:rPr>
-          <w:rFonts w:ascii="Times New Roman" w:eastAsia="宋体" w:hAnsi="Times New Roman"/>
-          <w:b/>
-          <w:sz w:val="30"/>
-          <w:lang w:eastAsia="zh-CN"/>
-        </w:rPr>
-        <w:t>研究背景及意义</w:t>
-      </w:r>
-    </w:p>
-    <w:p>
-      <w:pPr>
-        <w:spacing w:before="120" w:after="60" w:line="360" w:lineRule="auto"/>
-        <w:rPr>
-          <w:lang w:eastAsia="zh-CN"/>
-        </w:rPr>
-      </w:pPr>
-      <w:r>
-        <w:rPr>
-          <w:rFonts w:ascii="Times New Roman" w:eastAsia="宋体" w:hAnsi="Times New Roman"/>
-          <w:b/>
-          <w:sz w:val="30"/>
-          <w:lang w:eastAsia="zh-CN"/>
-        </w:rPr>
-        <w:t xml:space="preserve">1.2 </w:t>
-      </w:r>
-      <w:r>
-        <w:rPr>
-          <w:rFonts w:ascii="Times New Roman" w:eastAsia="宋体" w:hAnsi="Times New Roman"/>
-          <w:b/>
-          <w:sz w:val="30"/>
-          <w:lang w:eastAsia="zh-CN"/>
-        </w:rPr>
-        <w:t>手势识别技术研究现状</w:t>
-      </w:r>
-    </w:p>
-    <w:p>
-      <w:pPr>
-        <w:spacing w:before="60" w:after="60" w:line="360" w:lineRule="auto"/>
-        <w:rPr>
-          <w:lang w:eastAsia="zh-CN"/>
-        </w:rPr>
-      </w:pPr>
-      <w:r>
-        <w:rPr>
-          <w:rFonts w:ascii="Times New Roman" w:eastAsia="宋体" w:hAnsi="Times New Roman"/>
-          <w:b/>
-          <w:sz w:val="28"/>
-          <w:lang w:eastAsia="zh-CN"/>
-        </w:rPr>
-        <w:t xml:space="preserve">1.2.1 </w:t>
-      </w:r>
-      <w:r>
-        <w:rPr>
-          <w:rFonts w:ascii="Times New Roman" w:eastAsia="宋体" w:hAnsi="Times New Roman"/>
-          <w:b/>
-          <w:sz w:val="28"/>
-          <w:lang w:eastAsia="zh-CN"/>
-        </w:rPr>
-        <w:t>传统手势识别方法</w:t>
-      </w:r>
-    </w:p>
-    <w:p>
-      <w:pPr>
-        <w:spacing w:before="60" w:after="60" w:line="360" w:lineRule="auto"/>
-        <w:rPr>
-          <w:lang w:eastAsia="zh-CN"/>
-        </w:rPr>
-      </w:pPr>
-      <w:r>
-        <w:rPr>
-          <w:rFonts w:ascii="Times New Roman" w:eastAsia="宋体" w:hAnsi="Times New Roman"/>
-          <w:b/>
-          <w:sz w:val="28"/>
-          <w:lang w:eastAsia="zh-CN"/>
-        </w:rPr>
-        <w:t xml:space="preserve">1.2.2 </w:t>
-      </w:r>
-      <w:r>
-        <w:rPr>
-          <w:rFonts w:ascii="Times New Roman" w:eastAsia="宋体" w:hAnsi="Times New Roman"/>
-          <w:b/>
-          <w:sz w:val="28"/>
-          <w:lang w:eastAsia="zh-CN"/>
-        </w:rPr>
-        <w:t>基于深度学习的手势识别方法</w:t>
-      </w:r>
-    </w:p>
-    <w:p>
-      <w:pPr>
-        <w:spacing w:before="120" w:after="60" w:line="360" w:lineRule="auto"/>
-        <w:rPr>
-          <w:lang w:eastAsia="zh-CN"/>
-        </w:rPr>
-      </w:pPr>
-      <w:r>
-        <w:rPr>
-          <w:rFonts w:ascii="Times New Roman" w:eastAsia="宋体" w:hAnsi="Times New Roman"/>
-          <w:b/>
-          <w:sz w:val="30"/>
-          <w:lang w:eastAsia="zh-CN"/>
-        </w:rPr>
-        <w:t>1.3 YOLO</w:t>
-      </w:r>
-      <w:r>
-        <w:rPr>
-          <w:rFonts w:ascii="Times New Roman" w:eastAsia="宋体" w:hAnsi="Times New Roman"/>
-          <w:b/>
-          <w:sz w:val="30"/>
-          <w:lang w:eastAsia="zh-CN"/>
-        </w:rPr>
-        <w:t>目标检测算法概述</w:t>
-      </w:r>
-    </w:p>
-    <w:p>
-      <w:pPr>
-        <w:spacing w:before="120" w:after="60" w:line="360" w:lineRule="auto"/>
-        <w:rPr>
-          <w:lang w:eastAsia="zh-CN"/>
-        </w:rPr>
-      </w:pPr>
-      <w:r>
-        <w:rPr>
-          <w:rFonts w:ascii="Times New Roman" w:eastAsia="宋体" w:hAnsi="Times New Roman"/>
-          <w:b/>
-          <w:sz w:val="30"/>
-          <w:lang w:eastAsia="zh-CN"/>
-        </w:rPr>
-        <w:t xml:space="preserve">1.4 </w:t>
-      </w:r>
-      <w:r>
-        <w:rPr>
-          <w:rFonts w:ascii="Times New Roman" w:eastAsia="宋体" w:hAnsi="Times New Roman"/>
-          <w:b/>
-          <w:sz w:val="30"/>
-          <w:lang w:eastAsia="zh-CN"/>
-        </w:rPr>
-        <w:t>存在问题</w:t>
-      </w:r>
-    </w:p>
-    <w:p>
-      <w:pPr>
-        <w:spacing w:before="120" w:after="60" w:line="360" w:lineRule="auto"/>
-        <w:rPr>
-          <w:lang w:eastAsia="zh-CN"/>
-        </w:rPr>
-      </w:pPr>
-      <w:r>
-        <w:rPr>
-          <w:rFonts w:ascii="Times New Roman" w:eastAsia="宋体" w:hAnsi="Times New Roman"/>
-          <w:b/>
-          <w:sz w:val="30"/>
-          <w:lang w:eastAsia="zh-CN"/>
-        </w:rPr>
-        <w:t xml:space="preserve">1.5 </w:t>
-      </w:r>
-      <w:r>
-        <w:rPr>
-          <w:rFonts w:ascii="Times New Roman" w:eastAsia="宋体" w:hAnsi="Times New Roman"/>
-          <w:b/>
-          <w:sz w:val="30"/>
-          <w:lang w:eastAsia="zh-CN"/>
-        </w:rPr>
-        <w:t>本文主要内容及组织框架</w:t>
-      </w:r>
-    </w:p>
-    <w:p>
-      <w:pPr>
-        <w:rPr>
-          <w:lang w:eastAsia="zh-CN"/>
-        </w:rPr>
-      </w:pPr>
-      <w:r>
-        <w:rPr>
-          <w:lang w:eastAsia="zh-CN"/>
-        </w:rPr>
-        <w:br w:type="page"/>
-      </w:r>
-    </w:p>
-    <w:p>
-      <w:pPr>
-        <w:spacing w:before="240" w:after="120" w:line="360" w:lineRule="auto"/>
-        <w:rPr>
-          <w:lang w:eastAsia="zh-CN"/>
-        </w:rPr>
-      </w:pPr>
-      <w:r>
-        <w:rPr>
-          <w:rFonts w:ascii="Times New Roman" w:eastAsia="黑体" w:hAnsi="Times New Roman"/>
-          <w:b/>
-          <w:sz w:val="30"/>
-          <w:lang w:eastAsia="zh-CN"/>
-        </w:rPr>
-        <w:lastRenderedPageBreak/>
-        <w:t>第</w:t>
-      </w:r>
-      <w:r>
-        <w:rPr>
-          <w:rFonts w:ascii="Times New Roman" w:eastAsia="黑体" w:hAnsi="Times New Roman"/>
-          <w:b/>
-          <w:sz w:val="30"/>
-          <w:lang w:eastAsia="zh-CN"/>
-        </w:rPr>
-        <w:t>2</w:t>
-      </w:r>
-      <w:r>
-        <w:rPr>
-          <w:rFonts w:ascii="Times New Roman" w:eastAsia="黑体" w:hAnsi="Times New Roman"/>
-          <w:b/>
-          <w:sz w:val="30"/>
-          <w:lang w:eastAsia="zh-CN"/>
-        </w:rPr>
-        <w:t>章</w:t>
-      </w:r>
-      <w:r>
-        <w:rPr>
-          <w:rFonts w:ascii="Times New Roman" w:eastAsia="黑体" w:hAnsi="Times New Roman"/>
-          <w:b/>
-          <w:sz w:val="30"/>
-          <w:lang w:eastAsia="zh-CN"/>
-        </w:rPr>
-        <w:t xml:space="preserve"> </w:t>
-      </w:r>
-      <w:r>
-        <w:rPr>
-          <w:rFonts w:ascii="Times New Roman" w:eastAsia="黑体" w:hAnsi="Times New Roman"/>
-          <w:b/>
-          <w:sz w:val="30"/>
-          <w:lang w:eastAsia="zh-CN"/>
-        </w:rPr>
-        <w:t>相关理论与技术基础</w:t>
-      </w:r>
-    </w:p>
-    <w:p>
-      <w:pPr>
-        <w:spacing w:before="120" w:after="60" w:line="360" w:lineRule="auto"/>
-        <w:rPr>
-          <w:lang w:eastAsia="zh-CN"/>
-        </w:rPr>
-      </w:pPr>
-      <w:r>
-        <w:rPr>
-          <w:rFonts w:ascii="Times New Roman" w:eastAsia="宋体" w:hAnsi="Times New Roman"/>
-          <w:b/>
-          <w:sz w:val="30"/>
-          <w:lang w:eastAsia="zh-CN"/>
-        </w:rPr>
-        <w:t>2.1 YOLO</w:t>
-      </w:r>
-      <w:r>
-        <w:rPr>
-          <w:rFonts w:ascii="Times New Roman" w:eastAsia="宋体" w:hAnsi="Times New Roman"/>
-          <w:b/>
-          <w:sz w:val="30"/>
-          <w:lang w:eastAsia="zh-CN"/>
-        </w:rPr>
-        <w:t>目标检测算法</w:t>
-      </w:r>
-    </w:p>
-    <w:p>
-      <w:pPr>
-        <w:spacing w:before="60" w:after="60" w:line="360" w:lineRule="auto"/>
-        <w:rPr>
-          <w:lang w:eastAsia="zh-CN"/>
-        </w:rPr>
-      </w:pPr>
-      <w:r>
-        <w:rPr>
-          <w:rFonts w:ascii="Times New Roman" w:eastAsia="宋体" w:hAnsi="Times New Roman"/>
-          <w:b/>
-          <w:sz w:val="28"/>
-          <w:lang w:eastAsia="zh-CN"/>
-        </w:rPr>
-        <w:t>2.1.1 YOLO</w:t>
-      </w:r>
-      <w:r>
-        <w:rPr>
-          <w:rFonts w:ascii="Times New Roman" w:eastAsia="宋体" w:hAnsi="Times New Roman"/>
-          <w:b/>
-          <w:sz w:val="28"/>
-          <w:lang w:eastAsia="zh-CN"/>
-        </w:rPr>
-        <w:t>算法原理</w:t>
-      </w:r>
-    </w:p>
-    <w:p>
-      <w:pPr>
-        <w:spacing w:before="60" w:after="60" w:line="360" w:lineRule="auto"/>
-        <w:rPr>
-          <w:lang w:eastAsia="zh-CN"/>
-        </w:rPr>
-      </w:pPr>
-      <w:r>
-        <w:rPr>
-          <w:rFonts w:ascii="Times New Roman" w:eastAsia="宋体" w:hAnsi="Times New Roman"/>
-          <w:b/>
-          <w:sz w:val="28"/>
-          <w:lang w:eastAsia="zh-CN"/>
-        </w:rPr>
-        <w:t>2.1.2 YOLO11</w:t>
-      </w:r>
-      <w:r>
-        <w:rPr>
-          <w:rFonts w:ascii="Times New Roman" w:eastAsia="宋体" w:hAnsi="Times New Roman"/>
-          <w:b/>
-          <w:sz w:val="28"/>
-          <w:lang w:eastAsia="zh-CN"/>
-        </w:rPr>
-        <w:t>网络架构</w:t>
-      </w:r>
-    </w:p>
-    <w:p>
-      <w:pPr>
-        <w:spacing w:before="120" w:after="60" w:line="360" w:lineRule="auto"/>
-        <w:rPr>
-          <w:lang w:eastAsia="zh-CN"/>
-        </w:rPr>
-      </w:pPr>
-      <w:r>
-        <w:rPr>
-          <w:rFonts w:ascii="Times New Roman" w:eastAsia="宋体" w:hAnsi="Times New Roman"/>
-          <w:b/>
-          <w:sz w:val="30"/>
-          <w:lang w:eastAsia="zh-CN"/>
-        </w:rPr>
-        <w:t xml:space="preserve">2.2 </w:t>
-      </w:r>
-      <w:r>
-        <w:rPr>
-          <w:rFonts w:ascii="Times New Roman" w:eastAsia="宋体" w:hAnsi="Times New Roman"/>
-          <w:b/>
-          <w:sz w:val="30"/>
-          <w:lang w:eastAsia="zh-CN"/>
-        </w:rPr>
-        <w:t>注意力机制</w:t>
-      </w:r>
-    </w:p>
-    <w:p>
-      <w:pPr>
-        <w:spacing w:before="60" w:after="60" w:line="360" w:lineRule="auto"/>
-        <w:rPr>
-          <w:lang w:eastAsia="zh-CN"/>
-        </w:rPr>
-      </w:pPr>
-      <w:r>
-        <w:rPr>
-          <w:rFonts w:ascii="Times New Roman" w:eastAsia="宋体" w:hAnsi="Times New Roman"/>
-          <w:b/>
-          <w:sz w:val="28"/>
-          <w:lang w:eastAsia="zh-CN"/>
-        </w:rPr>
-        <w:t xml:space="preserve">2.2.1 </w:t>
-      </w:r>
-      <w:r>
-        <w:rPr>
-          <w:rFonts w:ascii="Times New Roman" w:eastAsia="宋体" w:hAnsi="Times New Roman"/>
-          <w:b/>
-          <w:sz w:val="28"/>
-          <w:lang w:eastAsia="zh-CN"/>
-        </w:rPr>
-        <w:t>注意力机制概述</w:t>
-      </w:r>
-    </w:p>
-    <w:p>
-      <w:pPr>
-        <w:spacing w:before="60" w:after="60" w:line="360" w:lineRule="auto"/>
-        <w:rPr>
-          <w:lang w:eastAsia="zh-CN"/>
-        </w:rPr>
-      </w:pPr>
-      <w:r>
-        <w:rPr>
-          <w:rFonts w:ascii="Times New Roman" w:eastAsia="宋体" w:hAnsi="Times New Roman"/>
-          <w:b/>
-          <w:sz w:val="28"/>
-          <w:lang w:eastAsia="zh-CN"/>
-        </w:rPr>
-        <w:t>2.2.2 ELA</w:t>
-      </w:r>
-      <w:r>
-        <w:rPr>
-          <w:rFonts w:ascii="Times New Roman" w:eastAsia="宋体" w:hAnsi="Times New Roman"/>
-          <w:b/>
-          <w:sz w:val="28"/>
-          <w:lang w:eastAsia="zh-CN"/>
-        </w:rPr>
-        <w:t>注意力模块</w:t>
-      </w:r>
-    </w:p>
-    <w:p>
-      <w:pPr>
-        <w:spacing w:before="120" w:after="60" w:line="360" w:lineRule="auto"/>
-        <w:rPr>
-          <w:lang w:eastAsia="zh-CN"/>
-        </w:rPr>
-      </w:pPr>
-      <w:r>
-        <w:rPr>
-          <w:rFonts w:ascii="Times New Roman" w:eastAsia="宋体" w:hAnsi="Times New Roman"/>
-          <w:b/>
-          <w:sz w:val="30"/>
-          <w:lang w:eastAsia="zh-CN"/>
-        </w:rPr>
-        <w:t xml:space="preserve">2.3 </w:t>
-      </w:r>
-      <w:r>
-        <w:rPr>
-          <w:rFonts w:ascii="Times New Roman" w:eastAsia="宋体" w:hAnsi="Times New Roman"/>
-          <w:b/>
-          <w:sz w:val="30"/>
-          <w:lang w:eastAsia="zh-CN"/>
-        </w:rPr>
-        <w:t>嵌入式计算平台</w:t>
-      </w:r>
-    </w:p>
-    <w:p>
-      <w:pPr>
-        <w:spacing w:before="120" w:after="60" w:line="360" w:lineRule="auto"/>
-        <w:rPr>
-          <w:lang w:eastAsia="zh-CN"/>
-        </w:rPr>
-      </w:pPr>
-      <w:r>
-        <w:rPr>
-          <w:rFonts w:ascii="Times New Roman" w:eastAsia="宋体" w:hAnsi="Times New Roman"/>
-          <w:b/>
-          <w:sz w:val="30"/>
-          <w:lang w:eastAsia="zh-CN"/>
-        </w:rPr>
-        <w:t xml:space="preserve">2.4 </w:t>
-      </w:r>
-      <w:r>
-        <w:rPr>
-          <w:rFonts w:ascii="Times New Roman" w:eastAsia="宋体" w:hAnsi="Times New Roman"/>
-          <w:b/>
-          <w:sz w:val="30"/>
-          <w:lang w:eastAsia="zh-CN"/>
-        </w:rPr>
-        <w:t>本章小结</w:t>
-      </w:r>
-    </w:p>
-    <w:p>
-      <w:pPr>
-        <w:rPr>
-          <w:lang w:eastAsia="zh-CN"/>
-        </w:rPr>
-      </w:pPr>
-      <w:r>
-        <w:rPr>
-          <w:lang w:eastAsia="zh-CN"/>
-        </w:rPr>
-        <w:br w:type="page"/>
-      </w:r>
-    </w:p>
-    <w:p>
-      <w:pPr>
-        <w:spacing w:before="240" w:after="120" w:line="360" w:lineRule="auto"/>
-        <w:rPr>
-          <w:lang w:eastAsia="zh-CN"/>
-        </w:rPr>
-      </w:pPr>
-      <w:r>
-        <w:rPr>
-          <w:rFonts w:ascii="Times New Roman" w:eastAsia="黑体" w:hAnsi="Times New Roman"/>
-          <w:b/>
-          <w:sz w:val="30"/>
-          <w:lang w:eastAsia="zh-CN"/>
-        </w:rPr>
-        <w:lastRenderedPageBreak/>
-        <w:t>第</w:t>
-      </w:r>
-      <w:r>
-        <w:rPr>
-          <w:rFonts w:ascii="Times New Roman" w:eastAsia="黑体" w:hAnsi="Times New Roman"/>
-          <w:b/>
-          <w:sz w:val="30"/>
-          <w:lang w:eastAsia="zh-CN"/>
-        </w:rPr>
-        <w:t>3</w:t>
-      </w:r>
-      <w:r>
-        <w:rPr>
-          <w:rFonts w:ascii="Times New Roman" w:eastAsia="黑体" w:hAnsi="Times New Roman"/>
-          <w:b/>
-          <w:sz w:val="30"/>
-          <w:lang w:eastAsia="zh-CN"/>
-        </w:rPr>
-        <w:t>章</w:t>
-      </w:r>
-      <w:r>
-        <w:rPr>
-          <w:rFonts w:ascii="Times New Roman" w:eastAsia="黑体" w:hAnsi="Times New Roman"/>
-          <w:b/>
-          <w:sz w:val="30"/>
-          <w:lang w:eastAsia="zh-CN"/>
-        </w:rPr>
-        <w:t xml:space="preserve"> </w:t>
-      </w:r>
-      <w:r>
-        <w:rPr>
-          <w:rFonts w:ascii="Times New Roman" w:eastAsia="黑体" w:hAnsi="Times New Roman"/>
-          <w:b/>
-          <w:sz w:val="30"/>
-          <w:lang w:eastAsia="zh-CN"/>
-        </w:rPr>
-        <w:t>手势识别模型设计与训练</w:t>
-      </w:r>
-    </w:p>
-    <w:p>
-      <w:pPr>
-        <w:spacing w:before="120" w:after="60" w:line="360" w:lineRule="auto"/>
-        <w:rPr>
-          <w:lang w:eastAsia="zh-CN"/>
-        </w:rPr>
-      </w:pPr>
-      <w:r>
-        <w:rPr>
-          <w:rFonts w:ascii="Times New Roman" w:eastAsia="宋体" w:hAnsi="Times New Roman"/>
-          <w:b/>
-          <w:sz w:val="30"/>
-          <w:lang w:eastAsia="zh-CN"/>
-        </w:rPr>
-        <w:t xml:space="preserve">3.1 </w:t>
-      </w:r>
-      <w:r>
-        <w:rPr>
-          <w:rFonts w:ascii="Times New Roman" w:eastAsia="宋体" w:hAnsi="Times New Roman"/>
-          <w:b/>
-          <w:sz w:val="30"/>
-          <w:lang w:eastAsia="zh-CN"/>
-        </w:rPr>
-        <w:t>数据集构建</w:t>
-      </w:r>
-    </w:p>
-    <w:p>
-      <w:pPr>
-        <w:spacing w:before="60" w:after="60" w:line="360" w:lineRule="auto"/>
-        <w:rPr>
-          <w:lang w:eastAsia="zh-CN"/>
-        </w:rPr>
-      </w:pPr>
-      <w:r>
-        <w:rPr>
-          <w:rFonts w:ascii="Times New Roman" w:eastAsia="宋体" w:hAnsi="Times New Roman"/>
-          <w:b/>
-          <w:sz w:val="28"/>
-          <w:lang w:eastAsia="zh-CN"/>
-        </w:rPr>
-        <w:t xml:space="preserve">3.1.1 </w:t>
-      </w:r>
-      <w:r>
-        <w:rPr>
-          <w:rFonts w:ascii="Times New Roman" w:eastAsia="宋体" w:hAnsi="Times New Roman"/>
-          <w:b/>
-          <w:sz w:val="28"/>
-          <w:lang w:eastAsia="zh-CN"/>
-        </w:rPr>
-        <w:t>数据采集</w:t>
-      </w:r>
-    </w:p>
-    <w:p>
-      <w:pPr>
-        <w:spacing w:before="60" w:after="60" w:line="360" w:lineRule="auto"/>
-        <w:rPr>
-          <w:lang w:eastAsia="zh-CN"/>
-        </w:rPr>
-      </w:pPr>
-      <w:r>
-        <w:rPr>
-          <w:rFonts w:ascii="Times New Roman" w:eastAsia="宋体" w:hAnsi="Times New Roman"/>
-          <w:b/>
-          <w:sz w:val="28"/>
-          <w:lang w:eastAsia="zh-CN"/>
-        </w:rPr>
-        <w:t xml:space="preserve">3.1.2 </w:t>
-      </w:r>
-      <w:r>
-        <w:rPr>
-          <w:rFonts w:ascii="Times New Roman" w:eastAsia="宋体" w:hAnsi="Times New Roman"/>
-          <w:b/>
-          <w:sz w:val="28"/>
-          <w:lang w:eastAsia="zh-CN"/>
-        </w:rPr>
-        <w:t>数据标注与增强</w:t>
-      </w:r>
-    </w:p>
-    <w:p>
-      <w:pPr>
-        <w:spacing w:before="120" w:after="60" w:line="360" w:lineRule="auto"/>
-        <w:rPr>
-          <w:lang w:eastAsia="zh-CN"/>
-        </w:rPr>
-      </w:pPr>
-      <w:r>
-        <w:rPr>
-          <w:rFonts w:ascii="Times New Roman" w:eastAsia="宋体" w:hAnsi="Times New Roman"/>
-          <w:b/>
-          <w:sz w:val="30"/>
-          <w:lang w:eastAsia="zh-CN"/>
-        </w:rPr>
-        <w:t>3.2 YOLO11n</w:t>
-      </w:r>
-      <w:r>
-        <w:rPr>
-          <w:rFonts w:ascii="Times New Roman" w:eastAsia="宋体" w:hAnsi="Times New Roman"/>
-          <w:b/>
-          <w:sz w:val="30"/>
-          <w:lang w:eastAsia="zh-CN"/>
-        </w:rPr>
-        <w:t>基线模型训练</w:t>
-      </w:r>
-    </w:p>
-    <w:p>
-      <w:pPr>
-        <w:spacing w:before="120" w:after="60" w:line="360" w:lineRule="auto"/>
-        <w:rPr>
-          <w:lang w:eastAsia="zh-CN"/>
-        </w:rPr>
-      </w:pPr>
-      <w:r>
-        <w:rPr>
-          <w:rFonts w:ascii="Times New Roman" w:eastAsia="宋体" w:hAnsi="Times New Roman"/>
-          <w:b/>
-          <w:sz w:val="30"/>
-          <w:lang w:eastAsia="zh-CN"/>
-        </w:rPr>
-        <w:t>3.3 YOLO11n-ELA</w:t>
-      </w:r>
-      <w:r>
-        <w:rPr>
-          <w:rFonts w:ascii="Times New Roman" w:eastAsia="宋体" w:hAnsi="Times New Roman"/>
-          <w:b/>
-          <w:sz w:val="30"/>
-          <w:lang w:eastAsia="zh-CN"/>
-        </w:rPr>
-        <w:t>改进模型设计</w:t>
-      </w:r>
-    </w:p>
-    <w:p>
-      <w:pPr>
-        <w:spacing w:before="60" w:after="60" w:line="360" w:lineRule="auto"/>
-        <w:rPr>
-          <w:lang w:eastAsia="zh-CN"/>
-        </w:rPr>
-      </w:pPr>
-      <w:r>
-        <w:rPr>
-          <w:rFonts w:ascii="Times New Roman" w:eastAsia="宋体" w:hAnsi="Times New Roman"/>
-          <w:b/>
-          <w:sz w:val="28"/>
-          <w:lang w:eastAsia="zh-CN"/>
-        </w:rPr>
-        <w:t>3.3.1 ELA</w:t>
-      </w:r>
-      <w:r>
-        <w:rPr>
-          <w:rFonts w:ascii="Times New Roman" w:eastAsia="宋体" w:hAnsi="Times New Roman"/>
-          <w:b/>
-          <w:sz w:val="28"/>
-          <w:lang w:eastAsia="zh-CN"/>
-        </w:rPr>
-        <w:t>模块集成方案</w:t>
-      </w:r>
-    </w:p>
-    <w:p>
-      <w:pPr>
-        <w:spacing w:before="60" w:after="60" w:line="360" w:lineRule="auto"/>
-        <w:rPr>
-          <w:lang w:eastAsia="zh-CN"/>
-        </w:rPr>
-      </w:pPr>
-      <w:r>
-        <w:rPr>
-          <w:rFonts w:ascii="Times New Roman" w:eastAsia="宋体" w:hAnsi="Times New Roman"/>
-          <w:b/>
-          <w:sz w:val="28"/>
-          <w:lang w:eastAsia="zh-CN"/>
-        </w:rPr>
-        <w:t xml:space="preserve">3.3.2 </w:t>
-      </w:r>
-      <w:r>
-        <w:rPr>
-          <w:rFonts w:ascii="Times New Roman" w:eastAsia="宋体" w:hAnsi="Times New Roman"/>
-          <w:b/>
-          <w:sz w:val="28"/>
-          <w:lang w:eastAsia="zh-CN"/>
-        </w:rPr>
-        <w:t>改进模型架构</w:t>
-      </w:r>
-    </w:p>
-    <w:p>
-      <w:pPr>
-        <w:spacing w:before="120" w:after="60" w:line="360" w:lineRule="auto"/>
-        <w:rPr>
-          <w:lang w:eastAsia="zh-CN"/>
-        </w:rPr>
-      </w:pPr>
-      <w:r>
-        <w:rPr>
-          <w:rFonts w:ascii="Times New Roman" w:eastAsia="宋体" w:hAnsi="Times New Roman"/>
-          <w:b/>
-          <w:sz w:val="30"/>
-          <w:lang w:eastAsia="zh-CN"/>
-        </w:rPr>
-        <w:t xml:space="preserve">3.4 </w:t>
-      </w:r>
-      <w:r>
-        <w:rPr>
-          <w:rFonts w:ascii="Times New Roman" w:eastAsia="宋体" w:hAnsi="Times New Roman"/>
-          <w:b/>
-          <w:sz w:val="30"/>
-          <w:lang w:eastAsia="zh-CN"/>
-        </w:rPr>
-        <w:t>模型训练与对比分析</w:t>
-      </w:r>
-    </w:p>
-    <w:p>
-      <w:pPr>
-        <w:spacing w:before="60" w:after="60" w:line="360" w:lineRule="auto"/>
-        <w:rPr>
-          <w:lang w:eastAsia="zh-CN"/>
-        </w:rPr>
-      </w:pPr>
-      <w:r>
-        <w:rPr>
-          <w:rFonts w:ascii="Times New Roman" w:eastAsia="宋体" w:hAnsi="Times New Roman"/>
-          <w:b/>
-          <w:sz w:val="28"/>
-          <w:lang w:eastAsia="zh-CN"/>
-        </w:rPr>
-        <w:t xml:space="preserve">3.4.1 </w:t>
-      </w:r>
-      <w:r>
-        <w:rPr>
-          <w:rFonts w:ascii="Times New Roman" w:eastAsia="宋体" w:hAnsi="Times New Roman"/>
-          <w:b/>
-          <w:sz w:val="28"/>
-          <w:lang w:eastAsia="zh-CN"/>
-        </w:rPr>
-        <w:t>训练环境与参数配置</w:t>
-      </w:r>
-    </w:p>
-    <w:p>
-      <w:pPr>
-        <w:spacing w:before="60" w:after="60" w:line="360" w:lineRule="auto"/>
-        <w:rPr>
-          <w:lang w:eastAsia="zh-CN"/>
-        </w:rPr>
-      </w:pPr>
-      <w:r>
-        <w:rPr>
-          <w:rFonts w:ascii="Times New Roman" w:eastAsia="宋体" w:hAnsi="Times New Roman"/>
-          <w:b/>
-          <w:sz w:val="28"/>
-          <w:lang w:eastAsia="zh-CN"/>
-        </w:rPr>
-        <w:t xml:space="preserve">3.4.2 </w:t>
-      </w:r>
-      <w:r>
-        <w:rPr>
-          <w:rFonts w:ascii="Times New Roman" w:eastAsia="宋体" w:hAnsi="Times New Roman"/>
-          <w:b/>
-          <w:sz w:val="28"/>
-          <w:lang w:eastAsia="zh-CN"/>
-        </w:rPr>
-        <w:t>训练结果分析</w:t>
-      </w:r>
-    </w:p>
-    <w:p>
-      <w:pPr>
-        <w:spacing w:before="60" w:after="60" w:line="360" w:lineRule="auto"/>
-        <w:rPr>
-          <w:lang w:eastAsia="zh-CN"/>
-        </w:rPr>
-      </w:pPr>
-      <w:r>
-        <w:rPr>
-          <w:rFonts w:ascii="Times New Roman" w:eastAsia="宋体" w:hAnsi="Times New Roman"/>
-          <w:b/>
-          <w:sz w:val="28"/>
-          <w:lang w:eastAsia="zh-CN"/>
-        </w:rPr>
-        <w:t xml:space="preserve">3.4.3 </w:t>
-      </w:r>
-      <w:r>
-        <w:rPr>
-          <w:rFonts w:ascii="Times New Roman" w:eastAsia="宋体" w:hAnsi="Times New Roman"/>
-          <w:b/>
-          <w:sz w:val="28"/>
-          <w:lang w:eastAsia="zh-CN"/>
-        </w:rPr>
-        <w:t>模型性能对比</w:t>
-      </w:r>
-    </w:p>
-    <w:p>
-      <w:pPr>
-        <w:spacing w:before="120" w:after="60" w:line="360" w:lineRule="auto"/>
-        <w:rPr>
-          <w:lang w:eastAsia="zh-CN"/>
-        </w:rPr>
-      </w:pPr>
-      <w:r>
-        <w:rPr>
-          <w:rFonts w:ascii="Times New Roman" w:eastAsia="宋体" w:hAnsi="Times New Roman"/>
-          <w:b/>
-          <w:sz w:val="30"/>
-          <w:lang w:eastAsia="zh-CN"/>
-        </w:rPr>
-        <w:t xml:space="preserve">3.5 </w:t>
-      </w:r>
-      <w:r>
-        <w:rPr>
-          <w:rFonts w:ascii="Times New Roman" w:eastAsia="宋体" w:hAnsi="Times New Roman"/>
-          <w:b/>
-          <w:sz w:val="30"/>
-          <w:lang w:eastAsia="zh-CN"/>
-        </w:rPr>
-        <w:t>本章小结</w:t>
-      </w:r>
-    </w:p>
-    <w:p>
-      <w:pPr>
-        <w:rPr>
-          <w:lang w:eastAsia="zh-CN"/>
-        </w:rPr>
-      </w:pPr>
-      <w:r>
-        <w:rPr>
-          <w:lang w:eastAsia="zh-CN"/>
-        </w:rPr>
-        <w:br w:type="page"/>
-      </w:r>
-    </w:p>
-    <w:p>
-      <w:pPr>
-        <w:spacing w:before="240" w:after="120" w:line="360" w:lineRule="auto"/>
-        <w:rPr>
-          <w:lang w:eastAsia="zh-CN"/>
-        </w:rPr>
-      </w:pPr>
-      <w:r>
-        <w:rPr>
-          <w:rFonts w:ascii="Times New Roman" w:eastAsia="黑体" w:hAnsi="Times New Roman"/>
-          <w:b/>
-          <w:sz w:val="30"/>
-          <w:lang w:eastAsia="zh-CN"/>
-        </w:rPr>
-        <w:lastRenderedPageBreak/>
-        <w:t>第</w:t>
-      </w:r>
-      <w:r>
-        <w:rPr>
-          <w:rFonts w:ascii="Times New Roman" w:eastAsia="黑体" w:hAnsi="Times New Roman"/>
-          <w:b/>
-          <w:sz w:val="30"/>
-          <w:lang w:eastAsia="zh-CN"/>
-        </w:rPr>
-        <w:t>4</w:t>
-      </w:r>
-      <w:r>
-        <w:rPr>
-          <w:rFonts w:ascii="Times New Roman" w:eastAsia="黑体" w:hAnsi="Times New Roman"/>
-          <w:b/>
-          <w:sz w:val="30"/>
-          <w:lang w:eastAsia="zh-CN"/>
-        </w:rPr>
-        <w:t>章</w:t>
-      </w:r>
-      <w:r>
-        <w:rPr>
-          <w:rFonts w:ascii="Times New Roman" w:eastAsia="黑体" w:hAnsi="Times New Roman"/>
-          <w:b/>
-          <w:sz w:val="30"/>
-          <w:lang w:eastAsia="zh-CN"/>
-        </w:rPr>
-        <w:t xml:space="preserve"> </w:t>
-      </w:r>
-      <w:r>
-        <w:rPr>
-          <w:rFonts w:ascii="Times New Roman" w:eastAsia="黑体" w:hAnsi="Times New Roman"/>
-          <w:b/>
-          <w:sz w:val="30"/>
-          <w:lang w:eastAsia="zh-CN"/>
-        </w:rPr>
-        <w:t>系统设计与实现</w:t>
-      </w:r>
-    </w:p>
-    <w:p>
-      <w:pPr>
-        <w:spacing w:before="120" w:after="60" w:line="360" w:lineRule="auto"/>
-        <w:rPr>
-          <w:lang w:eastAsia="zh-CN"/>
-        </w:rPr>
-      </w:pPr>
-      <w:r>
-        <w:rPr>
-          <w:rFonts w:ascii="Times New Roman" w:eastAsia="宋体" w:hAnsi="Times New Roman"/>
-          <w:b/>
-          <w:sz w:val="30"/>
-          <w:lang w:eastAsia="zh-CN"/>
-        </w:rPr>
-        <w:t xml:space="preserve">4.1 </w:t>
-      </w:r>
-      <w:r>
-        <w:rPr>
-          <w:rFonts w:ascii="Times New Roman" w:eastAsia="宋体" w:hAnsi="Times New Roman"/>
-          <w:b/>
-          <w:sz w:val="30"/>
-          <w:lang w:eastAsia="zh-CN"/>
-        </w:rPr>
-        <w:t>系统总体设计</w:t>
-      </w:r>
-    </w:p>
-    <w:p>
-      <w:pPr>
-        <w:spacing w:before="60" w:after="60" w:line="360" w:lineRule="auto"/>
-        <w:rPr>
-          <w:lang w:eastAsia="zh-CN"/>
-        </w:rPr>
-      </w:pPr>
-      <w:r>
-        <w:rPr>
-          <w:rFonts w:ascii="Times New Roman" w:eastAsia="宋体" w:hAnsi="Times New Roman"/>
-          <w:b/>
-          <w:sz w:val="28"/>
-          <w:lang w:eastAsia="zh-CN"/>
-        </w:rPr>
-        <w:t xml:space="preserve">4.1.1 </w:t>
-      </w:r>
-      <w:r>
-        <w:rPr>
-          <w:rFonts w:ascii="Times New Roman" w:eastAsia="宋体" w:hAnsi="Times New Roman"/>
-          <w:b/>
-          <w:sz w:val="28"/>
-          <w:lang w:eastAsia="zh-CN"/>
-        </w:rPr>
-        <w:t>系统需求分析</w:t>
-      </w:r>
-    </w:p>
-    <w:p>
-      <w:pPr>
-        <w:spacing w:before="60" w:after="60" w:line="360" w:lineRule="auto"/>
-        <w:rPr>
-          <w:lang w:eastAsia="zh-CN"/>
-        </w:rPr>
-      </w:pPr>
-      <w:r>
-        <w:rPr>
-          <w:rFonts w:ascii="Times New Roman" w:eastAsia="宋体" w:hAnsi="Times New Roman"/>
-          <w:b/>
-          <w:sz w:val="28"/>
-          <w:lang w:eastAsia="zh-CN"/>
-        </w:rPr>
-        <w:t xml:space="preserve">4.1.2 </w:t>
-      </w:r>
-      <w:r>
-        <w:rPr>
-          <w:rFonts w:ascii="Times New Roman" w:eastAsia="宋体" w:hAnsi="Times New Roman"/>
-          <w:b/>
-          <w:sz w:val="28"/>
-          <w:lang w:eastAsia="zh-CN"/>
-        </w:rPr>
-        <w:t>硬件平台搭建</w:t>
-      </w:r>
-    </w:p>
-    <w:p>
-      <w:pPr>
-        <w:spacing w:before="60" w:after="60" w:line="360" w:lineRule="auto"/>
-        <w:rPr>
-          <w:lang w:eastAsia="zh-CN"/>
-        </w:rPr>
-      </w:pPr>
-      <w:r>
-        <w:rPr>
-          <w:rFonts w:ascii="Times New Roman" w:eastAsia="宋体" w:hAnsi="Times New Roman"/>
-          <w:b/>
-          <w:sz w:val="28"/>
-          <w:lang w:eastAsia="zh-CN"/>
-        </w:rPr>
-        <w:t xml:space="preserve">4.1.3 </w:t>
-      </w:r>
-      <w:r>
-        <w:rPr>
-          <w:rFonts w:ascii="Times New Roman" w:eastAsia="宋体" w:hAnsi="Times New Roman"/>
-          <w:b/>
-          <w:sz w:val="28"/>
-          <w:lang w:eastAsia="zh-CN"/>
-        </w:rPr>
-        <w:t>系统架构设计</w:t>
-      </w:r>
-    </w:p>
-    <w:p>
-      <w:pPr>
-        <w:spacing w:before="120" w:after="60" w:line="360" w:lineRule="auto"/>
-        <w:rPr>
-          <w:lang w:eastAsia="zh-CN"/>
-        </w:rPr>
-      </w:pPr>
-      <w:r>
-        <w:rPr>
-          <w:rFonts w:ascii="Times New Roman" w:eastAsia="宋体" w:hAnsi="Times New Roman"/>
-          <w:b/>
-          <w:sz w:val="30"/>
-          <w:lang w:eastAsia="zh-CN"/>
-        </w:rPr>
-        <w:t xml:space="preserve">4.2 </w:t>
-      </w:r>
-      <w:r>
-        <w:rPr>
-          <w:rFonts w:ascii="Times New Roman" w:eastAsia="宋体" w:hAnsi="Times New Roman"/>
-          <w:b/>
-          <w:sz w:val="30"/>
-          <w:lang w:eastAsia="zh-CN"/>
-        </w:rPr>
-        <w:t>软件系统实现</w:t>
-      </w:r>
-    </w:p>
-    <w:p>
-      <w:pPr>
-        <w:spacing w:before="60" w:after="60" w:line="360" w:lineRule="auto"/>
-        <w:rPr>
-          <w:lang w:eastAsia="zh-CN"/>
-        </w:rPr>
-      </w:pPr>
-      <w:r>
-        <w:rPr>
-          <w:rFonts w:ascii="Times New Roman" w:eastAsia="宋体" w:hAnsi="Times New Roman"/>
-          <w:b/>
-          <w:sz w:val="28"/>
-          <w:lang w:eastAsia="zh-CN"/>
-        </w:rPr>
-        <w:t xml:space="preserve">4.2.1 </w:t>
-      </w:r>
-      <w:r>
-        <w:rPr>
-          <w:rFonts w:ascii="Times New Roman" w:eastAsia="宋体" w:hAnsi="Times New Roman"/>
-          <w:b/>
-          <w:sz w:val="28"/>
-          <w:lang w:eastAsia="zh-CN"/>
-        </w:rPr>
-        <w:t>多线程架构设计</w:t>
-      </w:r>
-    </w:p>
-    <w:p>
-      <w:pPr>
-        <w:spacing w:before="60" w:after="60" w:line="360" w:lineRule="auto"/>
-        <w:rPr>
-          <w:lang w:eastAsia="zh-CN"/>
-        </w:rPr>
-      </w:pPr>
-      <w:r>
-        <w:rPr>
-          <w:rFonts w:ascii="Times New Roman" w:eastAsia="宋体" w:hAnsi="Times New Roman"/>
-          <w:b/>
-          <w:sz w:val="28"/>
-          <w:lang w:eastAsia="zh-CN"/>
-        </w:rPr>
-        <w:t xml:space="preserve">4.2.2 </w:t>
-      </w:r>
-      <w:r>
-        <w:rPr>
-          <w:rFonts w:ascii="Times New Roman" w:eastAsia="宋体" w:hAnsi="Times New Roman"/>
-          <w:b/>
-          <w:sz w:val="28"/>
-          <w:lang w:eastAsia="zh-CN"/>
-        </w:rPr>
-        <w:t>手势识别与运动控制</w:t>
-      </w:r>
-    </w:p>
-    <w:p>
-      <w:pPr>
-        <w:spacing w:before="60" w:after="60" w:line="360" w:lineRule="auto"/>
-        <w:rPr>
-          <w:lang w:eastAsia="zh-CN"/>
-        </w:rPr>
-      </w:pPr>
-      <w:r>
-        <w:rPr>
-          <w:rFonts w:ascii="Times New Roman" w:eastAsia="宋体" w:hAnsi="Times New Roman"/>
-          <w:b/>
-          <w:sz w:val="28"/>
-          <w:lang w:eastAsia="zh-CN"/>
-        </w:rPr>
-        <w:t>4.2.3 Web</w:t>
-      </w:r>
-      <w:r>
-        <w:rPr>
-          <w:rFonts w:ascii="Times New Roman" w:eastAsia="宋体" w:hAnsi="Times New Roman"/>
-          <w:b/>
-          <w:sz w:val="28"/>
-          <w:lang w:eastAsia="zh-CN"/>
-        </w:rPr>
-        <w:t>监控界面</w:t>
-      </w:r>
-    </w:p>
-    <w:p>
-      <w:pPr>
-        <w:spacing w:before="120" w:after="60" w:line="360" w:lineRule="auto"/>
-        <w:rPr>
-          <w:lang w:eastAsia="zh-CN"/>
-        </w:rPr>
-      </w:pPr>
-      <w:r>
-        <w:rPr>
-          <w:rFonts w:ascii="Times New Roman" w:eastAsia="宋体" w:hAnsi="Times New Roman"/>
-          <w:b/>
-          <w:sz w:val="30"/>
-          <w:lang w:eastAsia="zh-CN"/>
-        </w:rPr>
-        <w:t xml:space="preserve">4.3 </w:t>
-      </w:r>
-      <w:r>
-        <w:rPr>
-          <w:rFonts w:ascii="Times New Roman" w:eastAsia="宋体" w:hAnsi="Times New Roman"/>
-          <w:b/>
-          <w:sz w:val="30"/>
-          <w:lang w:eastAsia="zh-CN"/>
-        </w:rPr>
-        <w:t>系统测试与结果分析</w:t>
-      </w:r>
-    </w:p>
-    <w:p>
-      <w:pPr>
-        <w:spacing w:before="60" w:after="60" w:line="360" w:lineRule="auto"/>
-        <w:rPr>
-          <w:lang w:eastAsia="zh-CN"/>
-        </w:rPr>
-      </w:pPr>
-      <w:r>
-        <w:rPr>
-          <w:rFonts w:ascii="Times New Roman" w:eastAsia="宋体" w:hAnsi="Times New Roman"/>
-          <w:b/>
-          <w:sz w:val="28"/>
-          <w:lang w:eastAsia="zh-CN"/>
-        </w:rPr>
-        <w:t xml:space="preserve">4.3.1 </w:t>
-      </w:r>
-      <w:r>
-        <w:rPr>
-          <w:rFonts w:ascii="Times New Roman" w:eastAsia="宋体" w:hAnsi="Times New Roman"/>
-          <w:b/>
-          <w:sz w:val="28"/>
-          <w:lang w:eastAsia="zh-CN"/>
-        </w:rPr>
-        <w:t>手势识别测试</w:t>
-      </w:r>
-    </w:p>
-    <w:p>
-      <w:pPr>
-        <w:spacing w:before="60" w:after="60" w:line="360" w:lineRule="auto"/>
-        <w:rPr>
-          <w:lang w:eastAsia="zh-CN"/>
-        </w:rPr>
-      </w:pPr>
-      <w:r>
-        <w:rPr>
-          <w:rFonts w:ascii="Times New Roman" w:eastAsia="宋体" w:hAnsi="Times New Roman"/>
-          <w:b/>
-          <w:sz w:val="28"/>
-          <w:lang w:eastAsia="zh-CN"/>
-        </w:rPr>
-        <w:t xml:space="preserve">4.3.2 </w:t>
-      </w:r>
-      <w:r>
-        <w:rPr>
-          <w:rFonts w:ascii="Times New Roman" w:eastAsia="宋体" w:hAnsi="Times New Roman"/>
-          <w:b/>
-          <w:sz w:val="28"/>
-          <w:lang w:eastAsia="zh-CN"/>
-        </w:rPr>
-        <w:t>实</w:t>
-      </w:r>
-      <w:proofErr w:type="gramStart"/>
-      <w:r>
-        <w:rPr>
-          <w:rFonts w:ascii="Times New Roman" w:eastAsia="宋体" w:hAnsi="Times New Roman"/>
-          <w:b/>
-          <w:sz w:val="28"/>
-          <w:lang w:eastAsia="zh-CN"/>
-        </w:rPr>
-        <w:t>车控制</w:t>
-      </w:r>
-      <w:proofErr w:type="gramEnd"/>
-      <w:r>
-        <w:rPr>
-          <w:rFonts w:ascii="Times New Roman" w:eastAsia="宋体" w:hAnsi="Times New Roman"/>
-          <w:b/>
-          <w:sz w:val="28"/>
-          <w:lang w:eastAsia="zh-CN"/>
-        </w:rPr>
-        <w:t>测试</w:t>
-      </w:r>
-    </w:p>
-    <w:p>
-      <w:pPr>
-        <w:spacing w:before="60" w:after="60" w:line="360" w:lineRule="auto"/>
-        <w:rPr>
-          <w:lang w:eastAsia="zh-CN"/>
-        </w:rPr>
-      </w:pPr>
-      <w:r>
-        <w:rPr>
-          <w:rFonts w:ascii="Times New Roman" w:eastAsia="宋体" w:hAnsi="Times New Roman"/>
-          <w:b/>
-          <w:sz w:val="28"/>
-          <w:lang w:eastAsia="zh-CN"/>
-        </w:rPr>
-        <w:t xml:space="preserve">4.3.3 </w:t>
-      </w:r>
-      <w:r>
-        <w:rPr>
-          <w:rFonts w:ascii="Times New Roman" w:eastAsia="宋体" w:hAnsi="Times New Roman"/>
-          <w:b/>
-          <w:sz w:val="28"/>
-          <w:lang w:eastAsia="zh-CN"/>
-        </w:rPr>
-        <w:t>实时性能分析</w:t>
-      </w:r>
-    </w:p>
-    <w:p>
-      <w:pPr>
-        <w:spacing w:before="120" w:after="60" w:line="360" w:lineRule="auto"/>
-        <w:rPr>
-          <w:lang w:eastAsia="zh-CN"/>
-        </w:rPr>
-      </w:pPr>
-      <w:r>
-        <w:rPr>
-          <w:rFonts w:ascii="Times New Roman" w:eastAsia="宋体" w:hAnsi="Times New Roman"/>
-          <w:b/>
-          <w:sz w:val="30"/>
-          <w:lang w:eastAsia="zh-CN"/>
-        </w:rPr>
-        <w:t xml:space="preserve">4.4 </w:t>
-      </w:r>
-      <w:r>
-        <w:rPr>
-          <w:rFonts w:ascii="Times New Roman" w:eastAsia="宋体" w:hAnsi="Times New Roman"/>
-          <w:b/>
-          <w:sz w:val="30"/>
-          <w:lang w:eastAsia="zh-CN"/>
-        </w:rPr>
-        <w:t>本章小结</w:t>
-      </w:r>
-    </w:p>
-    <w:p>
-      <w:pPr>
-        <w:rPr>
-          <w:lang w:eastAsia="zh-CN"/>
-        </w:rPr>
-      </w:pPr>
-      <w:r>
-        <w:rPr>
-          <w:lang w:eastAsia="zh-CN"/>
-        </w:rPr>
-        <w:br w:type="page"/>
-      </w:r>
-    </w:p>
-    <w:p>
-      <w:pPr>
-        <w:spacing w:before="240" w:after="120" w:line="360" w:lineRule="auto"/>
-        <w:rPr>
-          <w:lang w:eastAsia="zh-CN"/>
-        </w:rPr>
-      </w:pPr>
-      <w:r>
-        <w:rPr>
-          <w:rFonts w:ascii="Times New Roman" w:eastAsia="黑体" w:hAnsi="Times New Roman"/>
-          <w:b/>
-          <w:sz w:val="30"/>
-          <w:lang w:eastAsia="zh-CN"/>
-        </w:rPr>
-        <w:lastRenderedPageBreak/>
-        <w:t>总结与展望</w:t>
-      </w:r>
-    </w:p>
-    <w:p>
-      <w:pPr>
-        <w:rPr>
-          <w:lang w:eastAsia="zh-CN"/>
-        </w:rPr>
-      </w:pPr>
-      <w:r>
-        <w:rPr>
-          <w:rFonts w:ascii="Times New Roman" w:eastAsia="黑体" w:hAnsi="Times New Roman"/>
-          <w:b/>
-          <w:sz w:val="30"/>
-          <w:lang w:eastAsia="zh-CN"/>
-        </w:rPr>
-        <w:t>参考文献</w:t>
-      </w:r>
-    </w:p>
-    <w:p>
-      <w:pPr>
-        <w:rPr>
-          <w:rFonts w:ascii="Times New Roman" w:eastAsia="黑体" w:hAnsi="Times New Roman"/>
-          <w:b/>
-          <w:sz w:val="30"/>
-          <w:lang w:eastAsia="zh-CN"/>
-        </w:rPr>
-      </w:pPr>
-      <w:r>
-        <w:rPr>
-          <w:rFonts w:ascii="Times New Roman" w:eastAsia="黑体" w:hAnsi="Times New Roman"/>
-          <w:b/>
-          <w:sz w:val="30"/>
-          <w:lang w:eastAsia="zh-CN"/>
-        </w:rPr>
-        <w:t>致谢</w:t>
-      </w:r>
-    </w:p>
-    <w:p>
-      <w:pPr>
-        <w:rPr>
-          <w:rFonts w:ascii="Times New Roman" w:eastAsia="黑体" w:hAnsi="Times New Roman" w:hint="eastAsia"/>
-          <w:b/>
-          <w:sz w:val="30"/>
-          <w:lang w:eastAsia="zh-CN"/>
-        </w:rPr>
-      </w:pPr>
-      <w:r>
-        <w:rPr>
-          <w:rFonts w:ascii="Times New Roman" w:eastAsia="黑体" w:hAnsi="Times New Roman"/>
-          <w:b/>
-          <w:sz w:val="30"/>
-          <w:lang w:eastAsia="zh-CN"/>
-        </w:rPr>
-        <w:br w:type="page"/>
-      </w:r>
-    </w:p>
-    <w:p>
-      <w:pPr>
-        <w:pStyle w:val="ae"/>
-        <w:numPr>
-          <w:ilvl w:val="0"/>
-          <w:numId w:val="13"/>
-        </w:numPr>
-        <w:spacing w:before="240" w:after="120" w:line="360" w:lineRule="auto"/>
-        <w:ind w:left="970" w:hanging="970"/>
-        <w:jc w:val="center"/>
-        <w:outlineLvl w:val="0"/>
-        <w:rPr>
-          <w:rFonts w:ascii="Times New Roman" w:eastAsia="黑体" w:hAnsi="Times New Roman"/>
-          <w:b/>
-          <w:sz w:val="30"/>
-          <w:lang w:eastAsia="zh-CN"/>
-        </w:rPr>
-      </w:pPr>
-      <w:r>
-        <w:rPr>
-          <w:rFonts w:ascii="Times New Roman" w:eastAsia="黑体" w:hAnsi="Times New Roman"/>
-          <w:b/>
-          <w:sz w:val="30"/>
-          <w:lang w:eastAsia="zh-CN"/>
-        </w:rPr>
-        <w:lastRenderedPageBreak/>
-        <w:t>绪论</w:t>
-      </w:r>
-    </w:p>
-    <w:p>
-      <w:pPr>
-        <w:spacing w:before="240" w:after="120" w:line="360" w:lineRule="auto"/>
-        <w:rPr>
-          <w:rFonts w:eastAsia="宋体" w:hint="eastAsia"/>
           <w:lang w:eastAsia="zh-CN"/>
         </w:rPr>
       </w:pPr>
@@ -2244,6 +5165,7 @@
           <w:lang w:eastAsia="zh-CN"/>
         </w:rPr>
       </w:pPr>
+      <w:bookmarkStart w:id="4" w:name="_Toc226968086"/>
       <w:r>
         <w:rPr>
           <w:rFonts w:ascii="Times New Roman" w:eastAsia="宋体" w:hAnsi="Times New Roman"/>
@@ -2253,12 +5175,13 @@
         </w:rPr>
         <w:t>研究背景及意义</w:t>
       </w:r>
+      <w:bookmarkEnd w:id="4"/>
     </w:p>
     <w:p>
       <w:pPr>
         <w:spacing w:before="120" w:after="60" w:line="360" w:lineRule="auto"/>
         <w:rPr>
-          <w:rFonts w:eastAsia="宋体" w:hint="eastAsia"/>
+          <w:rFonts w:eastAsia="宋体"/>
           <w:lang w:eastAsia="zh-CN"/>
         </w:rPr>
       </w:pPr>
@@ -2588,6 +5511,7 @@
           <w:lang w:eastAsia="zh-CN"/>
         </w:rPr>
       </w:pPr>
+      <w:bookmarkStart w:id="5" w:name="_Toc226968087"/>
       <w:r>
         <w:rPr>
           <w:rFonts w:ascii="Times New Roman" w:eastAsia="宋体" w:hAnsi="Times New Roman"/>
@@ -2598,12 +5522,13 @@
         <w:lastRenderedPageBreak/>
         <w:t>手势识别技术研究现状</w:t>
       </w:r>
+      <w:bookmarkEnd w:id="5"/>
     </w:p>
     <w:p>
       <w:pPr>
         <w:spacing w:before="120" w:after="60" w:line="360" w:lineRule="auto"/>
         <w:rPr>
-          <w:rFonts w:eastAsia="宋体" w:hint="eastAsia"/>
+          <w:rFonts w:eastAsia="宋体"/>
           <w:lang w:eastAsia="zh-CN"/>
         </w:rPr>
       </w:pPr>
@@ -2624,6 +5549,7 @@
           <w:lang w:eastAsia="zh-CN"/>
         </w:rPr>
       </w:pPr>
+      <w:bookmarkStart w:id="6" w:name="_Toc226968088"/>
       <w:r>
         <w:rPr>
           <w:rFonts w:ascii="Times New Roman" w:eastAsia="宋体" w:hAnsi="Times New Roman"/>
@@ -2633,12 +5559,13 @@
         </w:rPr>
         <w:t>传统手势识别方法</w:t>
       </w:r>
+      <w:bookmarkEnd w:id="6"/>
     </w:p>
     <w:p>
       <w:pPr>
         <w:spacing w:before="60" w:after="60" w:line="360" w:lineRule="auto"/>
         <w:rPr>
-          <w:rFonts w:eastAsia="宋体" w:hint="eastAsia"/>
+          <w:rFonts w:eastAsia="宋体"/>
           <w:lang w:eastAsia="zh-CN"/>
         </w:rPr>
       </w:pPr>
@@ -2819,7 +5746,6 @@
         <w:ind w:firstLine="480"/>
         <w:jc w:val="both"/>
         <w:rPr>
-          <w:rFonts w:hint="eastAsia"/>
           <w:lang w:eastAsia="zh-CN"/>
         </w:rPr>
       </w:pPr>
@@ -2840,6 +5766,7 @@
           <w:lang w:eastAsia="zh-CN"/>
         </w:rPr>
       </w:pPr>
+      <w:bookmarkStart w:id="7" w:name="_Toc226968089"/>
       <w:r>
         <w:rPr>
           <w:rFonts w:ascii="Times New Roman" w:eastAsia="宋体" w:hAnsi="Times New Roman"/>
@@ -2849,12 +5776,13 @@
         </w:rPr>
         <w:t>基于深度学习的手势识别方法</w:t>
       </w:r>
+      <w:bookmarkEnd w:id="7"/>
     </w:p>
     <w:p>
       <w:pPr>
         <w:spacing w:before="60" w:after="60" w:line="360" w:lineRule="auto"/>
         <w:rPr>
-          <w:rFonts w:eastAsia="宋体" w:hint="eastAsia"/>
+          <w:rFonts w:eastAsia="宋体"/>
           <w:lang w:eastAsia="zh-CN"/>
         </w:rPr>
       </w:pPr>
@@ -3652,7 +6580,6 @@
         <w:ind w:firstLine="480"/>
         <w:jc w:val="both"/>
         <w:rPr>
-          <w:rFonts w:hint="eastAsia"/>
           <w:lang w:eastAsia="zh-CN"/>
         </w:rPr>
       </w:pPr>
@@ -3674,6 +6601,7 @@
           <w:lang w:eastAsia="zh-CN"/>
         </w:rPr>
       </w:pPr>
+      <w:bookmarkStart w:id="8" w:name="_Toc226968090"/>
       <w:r>
         <w:rPr>
           <w:rFonts w:ascii="Times New Roman" w:eastAsia="宋体" w:hAnsi="Times New Roman"/>
@@ -3692,12 +6620,13 @@
         </w:rPr>
         <w:t>目标检测算法概述</w:t>
       </w:r>
+      <w:bookmarkEnd w:id="8"/>
     </w:p>
     <w:p>
       <w:pPr>
         <w:spacing w:before="120" w:after="60" w:line="360" w:lineRule="auto"/>
         <w:rPr>
-          <w:rFonts w:eastAsia="宋体" w:hint="eastAsia"/>
+          <w:rFonts w:eastAsia="宋体"/>
           <w:lang w:eastAsia="zh-CN"/>
         </w:rPr>
       </w:pPr>
@@ -4205,7 +7134,6 @@
         <w:ind w:firstLine="480"/>
         <w:jc w:val="both"/>
         <w:rPr>
-          <w:rFonts w:hint="eastAsia"/>
           <w:lang w:eastAsia="zh-CN"/>
         </w:rPr>
       </w:pPr>
@@ -4227,6 +7155,7 @@
           <w:lang w:eastAsia="zh-CN"/>
         </w:rPr>
       </w:pPr>
+      <w:bookmarkStart w:id="9" w:name="_Toc226968091"/>
       <w:r>
         <w:rPr>
           <w:rFonts w:ascii="Times New Roman" w:eastAsia="宋体" w:hAnsi="Times New Roman"/>
@@ -4236,12 +7165,13 @@
         </w:rPr>
         <w:t>存在问题</w:t>
       </w:r>
+      <w:bookmarkEnd w:id="9"/>
     </w:p>
     <w:p>
       <w:pPr>
         <w:spacing w:before="120" w:after="60" w:line="360" w:lineRule="auto"/>
         <w:rPr>
-          <w:rFonts w:eastAsia="宋体" w:hint="eastAsia"/>
+          <w:rFonts w:eastAsia="宋体"/>
           <w:lang w:eastAsia="zh-CN"/>
         </w:rPr>
       </w:pPr>
@@ -4484,7 +7414,6 @@
         <w:ind w:firstLine="480"/>
         <w:jc w:val="both"/>
         <w:rPr>
-          <w:rFonts w:hint="eastAsia"/>
           <w:lang w:eastAsia="zh-CN"/>
         </w:rPr>
       </w:pPr>
@@ -4506,6 +7435,7 @@
           <w:lang w:eastAsia="zh-CN"/>
         </w:rPr>
       </w:pPr>
+      <w:bookmarkStart w:id="10" w:name="_Toc226968092"/>
       <w:r>
         <w:rPr>
           <w:rFonts w:ascii="Times New Roman" w:eastAsia="宋体" w:hAnsi="Times New Roman"/>
@@ -4516,12 +7446,13 @@
         <w:lastRenderedPageBreak/>
         <w:t>本文主要内容及组织框架</w:t>
       </w:r>
+      <w:bookmarkEnd w:id="10"/>
     </w:p>
     <w:p>
       <w:pPr>
         <w:spacing w:before="120" w:after="60" w:line="360" w:lineRule="auto"/>
         <w:rPr>
-          <w:rFonts w:eastAsia="宋体" w:hint="eastAsia"/>
+          <w:rFonts w:eastAsia="宋体"/>
           <w:lang w:eastAsia="zh-CN"/>
         </w:rPr>
       </w:pPr>
@@ -4881,10 +7812,9 @@
         <w:pStyle w:val="ae"/>
         <w:numPr>
           <w:ilvl w:val="0"/>
-          <w:numId w:val="13"/>
+          <w:numId w:val="17"/>
         </w:numPr>
         <w:spacing w:before="240" w:after="120" w:line="360" w:lineRule="auto"/>
-        <w:ind w:left="970" w:hanging="970"/>
         <w:jc w:val="center"/>
         <w:outlineLvl w:val="0"/>
         <w:rPr>
@@ -4894,6 +7824,7 @@
           <w:lang w:eastAsia="zh-CN"/>
         </w:rPr>
       </w:pPr>
+      <w:bookmarkStart w:id="11" w:name="_Toc226968093"/>
       <w:r>
         <w:rPr>
           <w:rFonts w:ascii="Times New Roman" w:eastAsia="黑体" w:hAnsi="Times New Roman"/>
@@ -4904,13 +7835,14 @@
         <w:lastRenderedPageBreak/>
         <w:t>相关理论与技术基础</w:t>
       </w:r>
+      <w:bookmarkEnd w:id="11"/>
     </w:p>
     <w:p>
       <w:pPr>
         <w:spacing w:before="240" w:after="120" w:line="360" w:lineRule="auto"/>
         <w:jc w:val="center"/>
         <w:rPr>
-          <w:rFonts w:eastAsia="宋体" w:hint="eastAsia"/>
+          <w:rFonts w:eastAsia="宋体"/>
           <w:lang w:eastAsia="zh-CN"/>
         </w:rPr>
       </w:pPr>
@@ -4989,7 +7921,6 @@
         <w:ind w:firstLine="480"/>
         <w:jc w:val="both"/>
         <w:rPr>
-          <w:rFonts w:hint="eastAsia"/>
           <w:lang w:eastAsia="zh-CN"/>
         </w:rPr>
       </w:pPr>
@@ -5005,6 +7936,7 @@
           <w:lang w:eastAsia="zh-CN"/>
         </w:rPr>
       </w:pPr>
+      <w:bookmarkStart w:id="12" w:name="_Toc226968094"/>
       <w:r>
         <w:rPr>
           <w:rFonts w:ascii="Times New Roman" w:eastAsia="宋体" w:hAnsi="Times New Roman"/>
@@ -5023,12 +7955,12 @@
         </w:rPr>
         <w:t>目标检测算法</w:t>
       </w:r>
+      <w:bookmarkEnd w:id="12"/>
     </w:p>
     <w:p>
       <w:pPr>
         <w:spacing w:before="120" w:after="60" w:line="360" w:lineRule="auto"/>
         <w:rPr>
-          <w:rFonts w:hint="eastAsia"/>
           <w:lang w:eastAsia="zh-CN"/>
         </w:rPr>
       </w:pPr>
@@ -5044,6 +7976,7 @@
           <w:lang w:eastAsia="zh-CN"/>
         </w:rPr>
       </w:pPr>
+      <w:bookmarkStart w:id="13" w:name="_Toc226968095"/>
       <w:r>
         <w:rPr>
           <w:rFonts w:ascii="Times New Roman" w:eastAsia="宋体" w:hAnsi="Times New Roman"/>
@@ -5062,12 +7995,12 @@
         </w:rPr>
         <w:t>算法原理</w:t>
       </w:r>
+      <w:bookmarkEnd w:id="13"/>
     </w:p>
     <w:p>
       <w:pPr>
         <w:spacing w:before="60" w:after="60" w:line="360" w:lineRule="auto"/>
         <w:rPr>
-          <w:rFonts w:hint="eastAsia"/>
           <w:lang w:eastAsia="zh-CN"/>
         </w:rPr>
       </w:pPr>
@@ -5411,35 +8344,180 @@
         <w:spacing w:after="0" w:line="360" w:lineRule="auto"/>
         <w:jc w:val="center"/>
         <w:rPr>
-          <w:lang w:eastAsia="zh-CN"/>
-        </w:rPr>
-      </w:pPr>
-      <w:r>
-        <w:rPr>
-          <w:rFonts w:ascii="Times New Roman" w:eastAsia="宋体" w:hAnsi="Times New Roman"/>
-          <w:sz w:val="24"/>
-          <w:lang w:eastAsia="zh-CN"/>
-        </w:rPr>
-        <w:t>L = \lambda_{coord} L_{box} + L_{conf} + L_{</w:t>
-      </w:r>
-      <w:proofErr w:type="spellStart"/>
-      <w:r>
-        <w:rPr>
-          <w:rFonts w:ascii="Times New Roman" w:eastAsia="宋体" w:hAnsi="Times New Roman"/>
-          <w:sz w:val="24"/>
-          <w:lang w:eastAsia="zh-CN"/>
-        </w:rPr>
-        <w:t>cls</w:t>
-      </w:r>
-      <w:proofErr w:type="spellEnd"/>
-      <w:r>
-        <w:rPr>
-          <w:rFonts w:ascii="Times New Roman" w:eastAsia="宋体" w:hAnsi="Times New Roman"/>
-          <w:sz w:val="24"/>
-          <w:lang w:eastAsia="zh-CN"/>
-        </w:rPr>
-        <w:t>}</w:t>
-      </w:r>
+          <w:sz w:val="24"/>
+          <w:lang w:eastAsia="zh-CN"/>
+        </w:rPr>
+      </w:pPr>
+      <m:oMathPara>
+        <m:oMath>
+          <m:r>
+            <w:rPr>
+              <w:rFonts w:ascii="Cambria Math" w:eastAsia="宋体" w:hAnsi="Cambria Math"/>
+              <w:sz w:val="24"/>
+              <w:lang w:eastAsia="zh-CN"/>
+            </w:rPr>
+            <m:t>L=</m:t>
+          </m:r>
+          <m:sSub>
+            <m:sSubPr>
+              <m:ctrlPr>
+                <w:rPr>
+                  <w:rFonts w:ascii="Cambria Math" w:eastAsia="宋体" w:hAnsi="Cambria Math"/>
+                  <w:i/>
+                  <w:sz w:val="24"/>
+                  <w:lang w:eastAsia="zh-CN"/>
+                </w:rPr>
+              </m:ctrlPr>
+            </m:sSubPr>
+            <m:e>
+              <m:r>
+                <m:rPr>
+                  <m:sty m:val="p"/>
+                </m:rPr>
+                <w:rPr>
+                  <w:rFonts w:ascii="Cambria Math" w:eastAsia="宋体" w:hAnsi="Cambria Math"/>
+                  <w:sz w:val="24"/>
+                  <w:lang w:eastAsia="zh-CN"/>
+                </w:rPr>
+                <m:t>λ</m:t>
+              </m:r>
+            </m:e>
+            <m:sub>
+              <m:r>
+                <w:rPr>
+                  <w:rFonts w:ascii="Cambria Math" w:eastAsia="宋体" w:hAnsi="Cambria Math"/>
+                  <w:sz w:val="24"/>
+                  <w:lang w:eastAsia="zh-CN"/>
+                </w:rPr>
+                <m:t>coord</m:t>
+              </m:r>
+            </m:sub>
+          </m:sSub>
+          <m:sSub>
+            <m:sSubPr>
+              <m:ctrlPr>
+                <w:rPr>
+                  <w:rFonts w:ascii="Cambria Math" w:eastAsia="宋体" w:hAnsi="Cambria Math"/>
+                  <w:i/>
+                  <w:sz w:val="24"/>
+                  <w:lang w:eastAsia="zh-CN"/>
+                </w:rPr>
+              </m:ctrlPr>
+            </m:sSubPr>
+            <m:e>
+              <m:r>
+                <w:rPr>
+                  <w:rFonts w:ascii="Cambria Math" w:eastAsia="宋体" w:hAnsi="Cambria Math"/>
+                  <w:sz w:val="24"/>
+                  <w:lang w:eastAsia="zh-CN"/>
+                </w:rPr>
+                <m:t>L</m:t>
+              </m:r>
+            </m:e>
+            <m:sub>
+              <m:r>
+                <w:rPr>
+                  <w:rFonts w:ascii="Cambria Math" w:eastAsia="宋体" w:hAnsi="Cambria Math"/>
+                  <w:sz w:val="24"/>
+                  <w:lang w:eastAsia="zh-CN"/>
+                </w:rPr>
+                <m:t>box</m:t>
+              </m:r>
+            </m:sub>
+          </m:sSub>
+          <m:r>
+            <w:rPr>
+              <w:rFonts w:ascii="Cambria Math" w:eastAsia="宋体" w:hAnsi="Cambria Math"/>
+              <w:sz w:val="24"/>
+              <w:lang w:eastAsia="zh-CN"/>
+            </w:rPr>
+            <m:t>+</m:t>
+          </m:r>
+          <m:sSub>
+            <m:sSubPr>
+              <m:ctrlPr>
+                <w:rPr>
+                  <w:rFonts w:ascii="Cambria Math" w:eastAsia="宋体" w:hAnsi="Cambria Math"/>
+                  <w:i/>
+                  <w:sz w:val="24"/>
+                  <w:lang w:eastAsia="zh-CN"/>
+                </w:rPr>
+              </m:ctrlPr>
+            </m:sSubPr>
+            <m:e>
+              <m:r>
+                <w:rPr>
+                  <w:rFonts w:ascii="Cambria Math" w:eastAsia="宋体" w:hAnsi="Cambria Math"/>
+                  <w:sz w:val="24"/>
+                  <w:lang w:eastAsia="zh-CN"/>
+                </w:rPr>
+                <m:t>L</m:t>
+              </m:r>
+            </m:e>
+            <m:sub>
+              <m:r>
+                <w:rPr>
+                  <w:rFonts w:ascii="Cambria Math" w:eastAsia="宋体" w:hAnsi="Cambria Math"/>
+                  <w:sz w:val="24"/>
+                  <w:lang w:eastAsia="zh-CN"/>
+                </w:rPr>
+                <m:t>conf</m:t>
+              </m:r>
+            </m:sub>
+          </m:sSub>
+          <m:r>
+            <w:rPr>
+              <w:rFonts w:ascii="Cambria Math" w:eastAsia="宋体" w:hAnsi="Cambria Math"/>
+              <w:sz w:val="24"/>
+              <w:lang w:eastAsia="zh-CN"/>
+            </w:rPr>
+            <m:t>+</m:t>
+          </m:r>
+          <m:sSub>
+            <m:sSubPr>
+              <m:ctrlPr>
+                <w:rPr>
+                  <w:rFonts w:ascii="Cambria Math" w:eastAsia="宋体" w:hAnsi="Cambria Math"/>
+                  <w:i/>
+                  <w:sz w:val="24"/>
+                  <w:lang w:eastAsia="zh-CN"/>
+                </w:rPr>
+              </m:ctrlPr>
+            </m:sSubPr>
+            <m:e>
+              <m:r>
+                <w:rPr>
+                  <w:rFonts w:ascii="Cambria Math" w:eastAsia="宋体" w:hAnsi="Cambria Math"/>
+                  <w:sz w:val="24"/>
+                  <w:lang w:eastAsia="zh-CN"/>
+                </w:rPr>
+                <m:t>L</m:t>
+              </m:r>
+            </m:e>
+            <m:sub>
+              <m:r>
+                <w:rPr>
+                  <w:rFonts w:ascii="Cambria Math" w:eastAsia="宋体" w:hAnsi="Cambria Math"/>
+                  <w:sz w:val="24"/>
+                  <w:lang w:eastAsia="zh-CN"/>
+                </w:rPr>
+                <m:t>cls</m:t>
+              </m:r>
+            </m:sub>
+          </m:sSub>
+        </m:oMath>
+      </m:oMathPara>
+    </w:p>
+    <w:p>
+      <w:pPr>
+        <w:spacing w:after="0" w:line="360" w:lineRule="auto"/>
+        <w:jc w:val="center"/>
+        <w:rPr>
+          <w:rFonts w:eastAsia="宋体"/>
+          <w:sz w:val="24"/>
+          <w:lang w:eastAsia="zh-CN"/>
+        </w:rPr>
+      </w:pPr>
     </w:p>
     <w:p>
       <w:pPr>
@@ -5460,14 +8538,50 @@
         </w:rPr>
         <w:t>其中，</w:t>
       </w:r>
-      <w:r>
-        <w:rPr>
-          <w:rFonts w:ascii="Times New Roman" w:eastAsia="宋体" w:hAnsi="Times New Roman"/>
-          <w:sz w:val="24"/>
-          <w:lang w:eastAsia="zh-CN"/>
-        </w:rPr>
-        <w:t>$\lambda_{coord}$</w:t>
-      </w:r>
+      <m:oMath>
+        <m:sSub>
+          <m:sSubPr>
+            <m:ctrlPr>
+              <w:rPr>
+                <w:rFonts w:ascii="Cambria Math" w:eastAsia="宋体" w:hAnsi="Cambria Math"/>
+                <w:i/>
+                <w:sz w:val="24"/>
+                <w:lang w:eastAsia="zh-CN"/>
+              </w:rPr>
+            </m:ctrlPr>
+          </m:sSubPr>
+          <m:e>
+            <m:r>
+              <m:rPr>
+                <m:sty m:val="p"/>
+              </m:rPr>
+              <w:rPr>
+                <w:rFonts w:ascii="Cambria Math" w:eastAsia="宋体" w:hAnsi="Cambria Math"/>
+                <w:sz w:val="24"/>
+                <w:lang w:eastAsia="zh-CN"/>
+              </w:rPr>
+              <m:t>λ</m:t>
+            </m:r>
+            <m:ctrlPr>
+              <w:rPr>
+                <w:rFonts w:ascii="Cambria Math" w:eastAsia="宋体" w:hAnsi="Cambria Math"/>
+                <w:sz w:val="24"/>
+                <w:lang w:eastAsia="zh-CN"/>
+              </w:rPr>
+            </m:ctrlPr>
+          </m:e>
+          <m:sub>
+            <m:r>
+              <w:rPr>
+                <w:rFonts w:ascii="Cambria Math" w:eastAsia="宋体" w:hAnsi="Cambria Math"/>
+                <w:sz w:val="24"/>
+                <w:lang w:eastAsia="zh-CN"/>
+              </w:rPr>
+              <m:t>coord</m:t>
+            </m:r>
+          </m:sub>
+        </m:sSub>
+      </m:oMath>
       <w:r>
         <w:rPr>
           <w:rFonts w:ascii="Times New Roman" w:eastAsia="宋体" w:hAnsi="Times New Roman"/>
@@ -5488,6 +8602,7 @@
           <w:lang w:eastAsia="zh-CN"/>
         </w:rPr>
       </w:pPr>
+      <w:bookmarkStart w:id="14" w:name="_Toc226968096"/>
       <w:r>
         <w:rPr>
           <w:rFonts w:ascii="Times New Roman" w:eastAsia="宋体" w:hAnsi="Times New Roman"/>
@@ -5507,12 +8622,12 @@
         </w:rPr>
         <w:t>网络架构</w:t>
       </w:r>
+      <w:bookmarkEnd w:id="14"/>
     </w:p>
     <w:p>
       <w:pPr>
         <w:spacing w:before="60" w:after="60" w:line="360" w:lineRule="auto"/>
         <w:rPr>
-          <w:rFonts w:hint="eastAsia"/>
           <w:lang w:eastAsia="zh-CN"/>
         </w:rPr>
       </w:pPr>
@@ -6621,7 +9736,6 @@
         <w:ind w:firstLine="480"/>
         <w:jc w:val="both"/>
         <w:rPr>
-          <w:rFonts w:hint="eastAsia"/>
           <w:lang w:eastAsia="zh-CN"/>
         </w:rPr>
       </w:pPr>
@@ -6637,6 +9751,7 @@
           <w:lang w:eastAsia="zh-CN"/>
         </w:rPr>
       </w:pPr>
+      <w:bookmarkStart w:id="15" w:name="_Toc226968097"/>
       <w:r>
         <w:rPr>
           <w:rFonts w:ascii="Times New Roman" w:eastAsia="宋体" w:hAnsi="Times New Roman"/>
@@ -6654,13 +9769,13 @@
         </w:rPr>
         <w:t>注意力机制</w:t>
       </w:r>
+      <w:bookmarkEnd w:id="15"/>
       <w:proofErr w:type="spellEnd"/>
     </w:p>
     <w:p>
       <w:pPr>
         <w:spacing w:before="120" w:after="60" w:line="360" w:lineRule="auto"/>
         <w:rPr>
-          <w:rFonts w:hint="eastAsia"/>
           <w:lang w:eastAsia="zh-CN"/>
         </w:rPr>
       </w:pPr>
@@ -6676,6 +9791,7 @@
           <w:lang w:eastAsia="zh-CN"/>
         </w:rPr>
       </w:pPr>
+      <w:bookmarkStart w:id="16" w:name="_Toc226968098"/>
       <w:r>
         <w:rPr>
           <w:rFonts w:ascii="Times New Roman" w:eastAsia="宋体" w:hAnsi="Times New Roman"/>
@@ -6693,13 +9809,13 @@
         </w:rPr>
         <w:t>注意力机制概述</w:t>
       </w:r>
+      <w:bookmarkEnd w:id="16"/>
       <w:proofErr w:type="spellEnd"/>
     </w:p>
     <w:p>
       <w:pPr>
         <w:spacing w:before="60" w:after="60" w:line="360" w:lineRule="auto"/>
         <w:rPr>
-          <w:rFonts w:hint="eastAsia"/>
           <w:lang w:eastAsia="zh-CN"/>
         </w:rPr>
       </w:pPr>
@@ -6917,7 +10033,6 @@
         <w:ind w:firstLine="480"/>
         <w:jc w:val="both"/>
         <w:rPr>
-          <w:rFonts w:hint="eastAsia"/>
           <w:lang w:eastAsia="zh-CN"/>
         </w:rPr>
       </w:pPr>
@@ -6933,6 +10048,7 @@
           <w:lang w:eastAsia="zh-CN"/>
         </w:rPr>
       </w:pPr>
+      <w:bookmarkStart w:id="17" w:name="_Toc226968099"/>
       <w:r>
         <w:rPr>
           <w:rFonts w:ascii="Times New Roman" w:eastAsia="宋体" w:hAnsi="Times New Roman"/>
@@ -6958,13 +10074,13 @@
         </w:rPr>
         <w:t>注意力模块</w:t>
       </w:r>
+      <w:bookmarkEnd w:id="17"/>
       <w:proofErr w:type="spellEnd"/>
     </w:p>
     <w:p>
       <w:pPr>
         <w:spacing w:before="60" w:after="60" w:line="360" w:lineRule="auto"/>
         <w:rPr>
-          <w:rFonts w:hint="eastAsia"/>
           <w:lang w:eastAsia="zh-CN"/>
         </w:rPr>
       </w:pPr>
@@ -7288,11 +10404,15 @@
         <w:spacing w:after="0" w:line="360" w:lineRule="auto"/>
         <w:ind w:firstLine="480"/>
         <w:jc w:val="both"/>
-      </w:pPr>
-      <w:r>
-        <w:rPr>
-          <w:rFonts w:ascii="Times New Roman" w:eastAsia="宋体" w:hAnsi="Times New Roman"/>
-          <w:sz w:val="24"/>
+        <w:rPr>
+          <w:lang w:eastAsia="zh-CN"/>
+        </w:rPr>
+      </w:pPr>
+      <w:r>
+        <w:rPr>
+          <w:rFonts w:ascii="Times New Roman" w:eastAsia="宋体" w:hAnsi="Times New Roman"/>
+          <w:sz w:val="24"/>
+          <w:lang w:eastAsia="zh-CN"/>
         </w:rPr>
         <w:t>（</w:t>
       </w:r>
@@ -7300,6 +10420,7 @@
         <w:rPr>
           <w:rFonts w:ascii="Times New Roman" w:eastAsia="宋体" w:hAnsi="Times New Roman"/>
           <w:sz w:val="24"/>
+          <w:lang w:eastAsia="zh-CN"/>
         </w:rPr>
         <w:t>1</w:t>
       </w:r>
@@ -7307,6 +10428,7 @@
         <w:rPr>
           <w:rFonts w:ascii="Times New Roman" w:eastAsia="宋体" w:hAnsi="Times New Roman"/>
           <w:sz w:val="24"/>
+          <w:lang w:eastAsia="zh-CN"/>
         </w:rPr>
         <w:t>）输入特征图</w:t>
       </w:r>
@@ -7314,6 +10436,7 @@
         <w:rPr>
           <w:rFonts w:ascii="Times New Roman" w:eastAsia="宋体" w:hAnsi="Times New Roman"/>
           <w:sz w:val="24"/>
+          <w:lang w:eastAsia="zh-CN"/>
         </w:rPr>
         <w:t>X</w:t>
       </w:r>
@@ -7321,20 +10444,85 @@
         <w:rPr>
           <w:rFonts w:ascii="Times New Roman" w:eastAsia="宋体" w:hAnsi="Times New Roman"/>
           <w:sz w:val="24"/>
+          <w:lang w:eastAsia="zh-CN"/>
         </w:rPr>
         <w:t>，形状为</w:t>
       </w:r>
-      <w:r>
-        <w:rPr>
-          <w:rFonts w:ascii="Times New Roman" w:eastAsia="宋体" w:hAnsi="Times New Roman"/>
-          <w:sz w:val="24"/>
-        </w:rPr>
-        <w:t>$C \times H \times W$</w:t>
-      </w:r>
-      <w:r>
-        <w:rPr>
-          <w:rFonts w:ascii="Times New Roman" w:eastAsia="宋体" w:hAnsi="Times New Roman"/>
-          <w:sz w:val="24"/>
+      <m:oMath>
+        <m:r>
+          <w:rPr>
+            <w:rFonts w:ascii="Cambria Math" w:eastAsia="宋体" w:hAnsi="Cambria Math"/>
+            <w:sz w:val="24"/>
+            <w:lang w:eastAsia="zh-CN"/>
+          </w:rPr>
+          <m:t>C</m:t>
+        </m:r>
+        <m:r>
+          <m:rPr>
+            <m:sty m:val="p"/>
+          </m:rPr>
+          <w:rPr>
+            <w:rFonts w:ascii="Cambria Math" w:eastAsia="宋体" w:hAnsi="Cambria Math"/>
+            <w:sz w:val="24"/>
+            <w:lang w:eastAsia="zh-CN"/>
+          </w:rPr>
+          <m:t xml:space="preserve"> </m:t>
+        </m:r>
+        <m:r>
+          <m:rPr>
+            <m:sty m:val="p"/>
+          </m:rPr>
+          <w:rPr>
+            <w:rFonts w:ascii="Cambria Math" w:eastAsia="宋体" w:hAnsi="Cambria Math" w:hint="eastAsia"/>
+            <w:sz w:val="24"/>
+            <w:lang w:eastAsia="zh-CN"/>
+          </w:rPr>
+          <m:t>×</m:t>
+        </m:r>
+        <m:r>
+          <w:rPr>
+            <w:rFonts w:ascii="Cambria Math" w:eastAsia="宋体" w:hAnsi="Cambria Math"/>
+            <w:sz w:val="24"/>
+            <w:lang w:eastAsia="zh-CN"/>
+          </w:rPr>
+          <m:t>H</m:t>
+        </m:r>
+        <m:r>
+          <m:rPr>
+            <m:sty m:val="p"/>
+          </m:rPr>
+          <w:rPr>
+            <w:rFonts w:ascii="Cambria Math" w:eastAsia="宋体" w:hAnsi="Cambria Math"/>
+            <w:sz w:val="24"/>
+            <w:lang w:eastAsia="zh-CN"/>
+          </w:rPr>
+          <m:t xml:space="preserve"> </m:t>
+        </m:r>
+        <m:r>
+          <m:rPr>
+            <m:sty m:val="p"/>
+          </m:rPr>
+          <w:rPr>
+            <w:rFonts w:ascii="Cambria Math" w:eastAsia="宋体" w:hAnsi="Cambria Math" w:hint="eastAsia"/>
+            <w:sz w:val="24"/>
+            <w:lang w:eastAsia="zh-CN"/>
+          </w:rPr>
+          <m:t>×</m:t>
+        </m:r>
+        <m:r>
+          <w:rPr>
+            <w:rFonts w:ascii="Cambria Math" w:eastAsia="宋体" w:hAnsi="Cambria Math"/>
+            <w:sz w:val="24"/>
+            <w:lang w:eastAsia="zh-CN"/>
+          </w:rPr>
+          <m:t>W</m:t>
+        </m:r>
+      </m:oMath>
+      <w:r>
+        <w:rPr>
+          <w:rFonts w:ascii="Times New Roman" w:eastAsia="宋体" w:hAnsi="Times New Roman"/>
+          <w:sz w:val="24"/>
+          <w:lang w:eastAsia="zh-CN"/>
         </w:rPr>
         <w:t>（通道数</w:t>
       </w:r>
@@ -7342,6 +10530,7 @@
         <w:rPr>
           <w:rFonts w:ascii="Times New Roman" w:eastAsia="宋体" w:hAnsi="Times New Roman"/>
           <w:sz w:val="24"/>
+          <w:lang w:eastAsia="zh-CN"/>
         </w:rPr>
         <w:t>×</w:t>
       </w:r>
@@ -7349,6 +10538,7 @@
         <w:rPr>
           <w:rFonts w:ascii="Times New Roman" w:eastAsia="宋体" w:hAnsi="Times New Roman"/>
           <w:sz w:val="24"/>
+          <w:lang w:eastAsia="zh-CN"/>
         </w:rPr>
         <w:t>高度</w:t>
       </w:r>
@@ -7356,6 +10546,7 @@
         <w:rPr>
           <w:rFonts w:ascii="Times New Roman" w:eastAsia="宋体" w:hAnsi="Times New Roman"/>
           <w:sz w:val="24"/>
+          <w:lang w:eastAsia="zh-CN"/>
         </w:rPr>
         <w:t>×</w:t>
       </w:r>
@@ -7363,6 +10554,7 @@
         <w:rPr>
           <w:rFonts w:ascii="Times New Roman" w:eastAsia="宋体" w:hAnsi="Times New Roman"/>
           <w:sz w:val="24"/>
+          <w:lang w:eastAsia="zh-CN"/>
         </w:rPr>
         <w:t>宽度）。</w:t>
       </w:r>
@@ -7372,11 +10564,17 @@
         <w:spacing w:after="0" w:line="360" w:lineRule="auto"/>
         <w:ind w:firstLine="480"/>
         <w:jc w:val="both"/>
-      </w:pPr>
-      <w:r>
-        <w:rPr>
-          <w:rFonts w:ascii="Times New Roman" w:eastAsia="宋体" w:hAnsi="Times New Roman"/>
-          <w:sz w:val="24"/>
+        <w:rPr>
+          <w:rFonts w:ascii="Times New Roman" w:eastAsia="宋体" w:hAnsi="Times New Roman"/>
+          <w:sz w:val="24"/>
+          <w:lang w:eastAsia="zh-CN"/>
+        </w:rPr>
+      </w:pPr>
+      <w:r>
+        <w:rPr>
+          <w:rFonts w:ascii="Times New Roman" w:eastAsia="宋体" w:hAnsi="Times New Roman"/>
+          <w:sz w:val="24"/>
+          <w:lang w:eastAsia="zh-CN"/>
         </w:rPr>
         <w:t>（</w:t>
       </w:r>
@@ -7384,6 +10582,7 @@
         <w:rPr>
           <w:rFonts w:ascii="Times New Roman" w:eastAsia="宋体" w:hAnsi="Times New Roman"/>
           <w:sz w:val="24"/>
+          <w:lang w:eastAsia="zh-CN"/>
         </w:rPr>
         <w:t>2</w:t>
       </w:r>
@@ -7391,6 +10590,7 @@
         <w:rPr>
           <w:rFonts w:ascii="Times New Roman" w:eastAsia="宋体" w:hAnsi="Times New Roman"/>
           <w:sz w:val="24"/>
+          <w:lang w:eastAsia="zh-CN"/>
         </w:rPr>
         <w:t>）沿</w:t>
       </w:r>
@@ -7398,6 +10598,7 @@
         <w:rPr>
           <w:rFonts w:ascii="Times New Roman" w:eastAsia="宋体" w:hAnsi="Times New Roman"/>
           <w:sz w:val="24"/>
+          <w:lang w:eastAsia="zh-CN"/>
         </w:rPr>
         <w:t>X</w:t>
       </w:r>
@@ -7405,6 +10606,7 @@
         <w:rPr>
           <w:rFonts w:ascii="Times New Roman" w:eastAsia="宋体" w:hAnsi="Times New Roman"/>
           <w:sz w:val="24"/>
+          <w:lang w:eastAsia="zh-CN"/>
         </w:rPr>
         <w:t>维度（水平方向）进行</w:t>
       </w:r>
@@ -7412,6 +10614,7 @@
         <w:rPr>
           <w:rFonts w:ascii="Times New Roman" w:eastAsia="宋体" w:hAnsi="Times New Roman"/>
           <w:sz w:val="24"/>
+          <w:lang w:eastAsia="zh-CN"/>
         </w:rPr>
         <w:t>1D</w:t>
       </w:r>
@@ -7419,20 +10622,25 @@
         <w:rPr>
           <w:rFonts w:ascii="Times New Roman" w:eastAsia="宋体" w:hAnsi="Times New Roman"/>
           <w:sz w:val="24"/>
+          <w:lang w:eastAsia="zh-CN"/>
         </w:rPr>
         <w:t>卷积和</w:t>
       </w:r>
-      <w:r>
-        <w:rPr>
-          <w:rFonts w:ascii="Times New Roman" w:eastAsia="宋体" w:hAnsi="Times New Roman"/>
-          <w:sz w:val="24"/>
+      <w:proofErr w:type="spellStart"/>
+      <w:r>
+        <w:rPr>
+          <w:rFonts w:ascii="Times New Roman" w:eastAsia="宋体" w:hAnsi="Times New Roman"/>
+          <w:sz w:val="24"/>
+          <w:lang w:eastAsia="zh-CN"/>
         </w:rPr>
         <w:t>GroupNorm</w:t>
       </w:r>
-      <w:r>
-        <w:rPr>
-          <w:rFonts w:ascii="Times New Roman" w:eastAsia="宋体" w:hAnsi="Times New Roman"/>
-          <w:sz w:val="24"/>
+      <w:proofErr w:type="spellEnd"/>
+      <w:r>
+        <w:rPr>
+          <w:rFonts w:ascii="Times New Roman" w:eastAsia="宋体" w:hAnsi="Times New Roman"/>
+          <w:sz w:val="24"/>
+          <w:lang w:eastAsia="zh-CN"/>
         </w:rPr>
         <w:t>操作，得到</w:t>
       </w:r>
@@ -7440,6 +10648,7 @@
         <w:rPr>
           <w:rFonts w:ascii="Times New Roman" w:eastAsia="宋体" w:hAnsi="Times New Roman"/>
           <w:sz w:val="24"/>
+          <w:lang w:eastAsia="zh-CN"/>
         </w:rPr>
         <w:t>X</w:t>
       </w:r>
@@ -7447,20 +10656,53 @@
         <w:rPr>
           <w:rFonts w:ascii="Times New Roman" w:eastAsia="宋体" w:hAnsi="Times New Roman"/>
           <w:sz w:val="24"/>
+          <w:lang w:eastAsia="zh-CN"/>
         </w:rPr>
         <w:t>维度的注意力权重</w:t>
       </w:r>
-      <w:r>
-        <w:rPr>
-          <w:rFonts w:ascii="Times New Roman" w:eastAsia="宋体" w:hAnsi="Times New Roman"/>
-          <w:sz w:val="24"/>
-        </w:rPr>
-        <w:t>$A_x$</w:t>
-      </w:r>
-      <w:r>
-        <w:rPr>
-          <w:rFonts w:ascii="Times New Roman" w:eastAsia="宋体" w:hAnsi="Times New Roman"/>
-          <w:sz w:val="24"/>
+      <m:oMath>
+        <m:sSub>
+          <m:sSubPr>
+            <m:ctrlPr>
+              <w:rPr>
+                <w:rFonts w:ascii="Cambria Math" w:eastAsia="宋体" w:hAnsi="Cambria Math"/>
+                <w:sz w:val="24"/>
+              </w:rPr>
+            </m:ctrlPr>
+          </m:sSubPr>
+          <m:e>
+            <m:r>
+              <m:rPr>
+                <m:sty m:val="p"/>
+              </m:rPr>
+              <w:rPr>
+                <w:rFonts w:ascii="Cambria Math" w:eastAsia="宋体" w:hAnsi="Cambria Math"/>
+                <w:sz w:val="24"/>
+                <w:lang w:eastAsia="zh-CN"/>
+              </w:rPr>
+              <m:t>A</m:t>
+            </m:r>
+          </m:e>
+          <m:sub>
+            <m:r>
+              <m:rPr>
+                <m:sty m:val="p"/>
+              </m:rPr>
+              <w:rPr>
+                <w:rFonts w:ascii="Cambria Math" w:eastAsia="宋体" w:hAnsi="Cambria Math"/>
+                <w:sz w:val="24"/>
+                <w:lang w:eastAsia="zh-CN"/>
+              </w:rPr>
+              <m:t>x</m:t>
+            </m:r>
+          </m:sub>
+        </m:sSub>
+      </m:oMath>
+      <w:r>
+        <w:rPr>
+          <w:rFonts w:ascii="Times New Roman" w:eastAsia="宋体" w:hAnsi="Times New Roman"/>
+          <w:sz w:val="24"/>
+          <w:lang w:eastAsia="zh-CN"/>
         </w:rPr>
         <w:t>。</w:t>
       </w:r>
@@ -7471,6 +10713,8 @@
         <w:ind w:firstLine="480"/>
         <w:jc w:val="both"/>
         <w:rPr>
+          <w:rFonts w:ascii="Times New Roman" w:eastAsia="宋体" w:hAnsi="Times New Roman"/>
+          <w:sz w:val="24"/>
           <w:lang w:eastAsia="zh-CN"/>
         </w:rPr>
       </w:pPr>
@@ -7564,32 +10808,45 @@
         </w:rPr>
         <w:t>维度的注意力权重</w:t>
       </w:r>
-      <w:r>
-        <w:rPr>
-          <w:rFonts w:ascii="Times New Roman" w:eastAsia="宋体" w:hAnsi="Times New Roman"/>
-          <w:sz w:val="24"/>
-          <w:lang w:eastAsia="zh-CN"/>
-        </w:rPr>
-        <w:t>$</w:t>
-      </w:r>
-      <w:proofErr w:type="spellStart"/>
-      <w:r>
-        <w:rPr>
-          <w:rFonts w:ascii="Times New Roman" w:eastAsia="宋体" w:hAnsi="Times New Roman"/>
-          <w:sz w:val="24"/>
-          <w:lang w:eastAsia="zh-CN"/>
-        </w:rPr>
-        <w:t>A_y</w:t>
-      </w:r>
-      <w:proofErr w:type="spellEnd"/>
-      <w:r>
-        <w:rPr>
-          <w:rFonts w:ascii="Times New Roman" w:eastAsia="宋体" w:hAnsi="Times New Roman"/>
-          <w:sz w:val="24"/>
-          <w:lang w:eastAsia="zh-CN"/>
-        </w:rPr>
-        <w:t>$</w:t>
-      </w:r>
+      <m:oMath>
+        <m:sSub>
+          <m:sSubPr>
+            <m:ctrlPr>
+              <w:rPr>
+                <w:rFonts w:ascii="Cambria Math" w:eastAsia="宋体" w:hAnsi="Cambria Math"/>
+                <w:sz w:val="24"/>
+                <w:lang w:eastAsia="zh-CN"/>
+              </w:rPr>
+            </m:ctrlPr>
+          </m:sSubPr>
+          <m:e>
+            <m:r>
+              <m:rPr>
+                <m:sty m:val="p"/>
+              </m:rPr>
+              <w:rPr>
+                <w:rFonts w:ascii="Cambria Math" w:eastAsia="宋体" w:hAnsi="Cambria Math"/>
+                <w:sz w:val="24"/>
+                <w:lang w:eastAsia="zh-CN"/>
+              </w:rPr>
+              <m:t>A</m:t>
+            </m:r>
+          </m:e>
+          <m:sub>
+            <m:r>
+              <m:rPr>
+                <m:sty m:val="p"/>
+              </m:rPr>
+              <w:rPr>
+                <w:rFonts w:ascii="Cambria Math" w:eastAsia="宋体" w:hAnsi="Cambria Math"/>
+                <w:sz w:val="24"/>
+                <w:lang w:eastAsia="zh-CN"/>
+              </w:rPr>
+              <m:t>y</m:t>
+            </m:r>
+          </m:sub>
+        </m:sSub>
+      </m:oMath>
       <w:r>
         <w:rPr>
           <w:rFonts w:ascii="Times New Roman" w:eastAsia="宋体" w:hAnsi="Times New Roman"/>
@@ -8182,6 +11439,7 @@
           <w:lang w:eastAsia="zh-CN"/>
         </w:rPr>
       </w:pPr>
+      <w:bookmarkStart w:id="18" w:name="_Toc226968100"/>
       <w:r>
         <w:rPr>
           <w:rFonts w:ascii="Times New Roman" w:eastAsia="宋体" w:hAnsi="Times New Roman"/>
@@ -8200,13 +11458,13 @@
         </w:rPr>
         <w:t>嵌入式计算平台</w:t>
       </w:r>
+      <w:bookmarkEnd w:id="18"/>
       <w:proofErr w:type="spellEnd"/>
     </w:p>
     <w:p>
       <w:pPr>
         <w:spacing w:before="120" w:after="60" w:line="360" w:lineRule="auto"/>
         <w:rPr>
-          <w:rFonts w:hint="eastAsia"/>
           <w:lang w:eastAsia="zh-CN"/>
         </w:rPr>
       </w:pPr>
@@ -8658,6 +11916,7 @@
           <w:lang w:eastAsia="zh-CN"/>
         </w:rPr>
       </w:pPr>
+      <w:bookmarkStart w:id="19" w:name="_Toc226968101"/>
       <w:r>
         <w:rPr>
           <w:rFonts w:ascii="Times New Roman" w:eastAsia="宋体" w:hAnsi="Times New Roman"/>
@@ -8676,12 +11935,12 @@
         </w:rPr>
         <w:t>本章小结</w:t>
       </w:r>
+      <w:bookmarkEnd w:id="19"/>
     </w:p>
     <w:p>
       <w:pPr>
         <w:spacing w:before="120" w:after="60" w:line="360" w:lineRule="auto"/>
         <w:rPr>
-          <w:rFonts w:hint="eastAsia"/>
           <w:lang w:eastAsia="zh-CN"/>
         </w:rPr>
       </w:pPr>
@@ -8786,10 +12045,9 @@
         <w:pStyle w:val="ae"/>
         <w:numPr>
           <w:ilvl w:val="0"/>
-          <w:numId w:val="13"/>
+          <w:numId w:val="17"/>
         </w:numPr>
         <w:spacing w:before="240" w:after="120" w:line="360" w:lineRule="auto"/>
-        <w:ind w:left="970" w:hanging="970"/>
         <w:jc w:val="center"/>
         <w:outlineLvl w:val="0"/>
         <w:rPr>
@@ -8799,6 +12057,7 @@
           <w:lang w:eastAsia="zh-CN"/>
         </w:rPr>
       </w:pPr>
+      <w:bookmarkStart w:id="20" w:name="_Toc226968102"/>
       <w:r>
         <w:rPr>
           <w:rFonts w:ascii="Times New Roman" w:eastAsia="黑体" w:hAnsi="Times New Roman"/>
@@ -8809,13 +12068,14 @@
         <w:lastRenderedPageBreak/>
         <w:t>手势识别模型设计与训练</w:t>
       </w:r>
+      <w:bookmarkEnd w:id="20"/>
     </w:p>
     <w:p>
       <w:pPr>
         <w:spacing w:before="240" w:after="120" w:line="360" w:lineRule="auto"/>
         <w:jc w:val="center"/>
         <w:rPr>
-          <w:rFonts w:eastAsia="宋体" w:hint="eastAsia"/>
+          <w:rFonts w:eastAsia="宋体"/>
           <w:lang w:eastAsia="zh-CN"/>
         </w:rPr>
       </w:pPr>
@@ -8878,7 +12138,6 @@
         <w:ind w:firstLine="480"/>
         <w:jc w:val="both"/>
         <w:rPr>
-          <w:rFonts w:hint="eastAsia"/>
           <w:lang w:eastAsia="zh-CN"/>
         </w:rPr>
       </w:pPr>
@@ -8894,6 +12153,7 @@
           <w:lang w:eastAsia="zh-CN"/>
         </w:rPr>
       </w:pPr>
+      <w:bookmarkStart w:id="21" w:name="_Toc226968103"/>
       <w:r>
         <w:rPr>
           <w:rFonts w:ascii="Times New Roman" w:eastAsia="宋体" w:hAnsi="Times New Roman"/>
@@ -8912,12 +12172,12 @@
         </w:rPr>
         <w:t>数据集构建</w:t>
       </w:r>
+      <w:bookmarkEnd w:id="21"/>
     </w:p>
     <w:p>
       <w:pPr>
         <w:spacing w:before="120" w:after="60" w:line="360" w:lineRule="auto"/>
         <w:rPr>
-          <w:rFonts w:hint="eastAsia"/>
           <w:lang w:eastAsia="zh-CN"/>
         </w:rPr>
       </w:pPr>
@@ -8933,6 +12193,7 @@
           <w:lang w:eastAsia="zh-CN"/>
         </w:rPr>
       </w:pPr>
+      <w:bookmarkStart w:id="22" w:name="_Toc226968104"/>
       <w:r>
         <w:rPr>
           <w:rFonts w:ascii="Times New Roman" w:eastAsia="宋体" w:hAnsi="Times New Roman"/>
@@ -8951,12 +12212,12 @@
         </w:rPr>
         <w:t>数据采集</w:t>
       </w:r>
+      <w:bookmarkEnd w:id="22"/>
     </w:p>
     <w:p>
       <w:pPr>
         <w:spacing w:before="60" w:after="60" w:line="360" w:lineRule="auto"/>
         <w:rPr>
-          <w:rFonts w:hint="eastAsia"/>
           <w:lang w:eastAsia="zh-CN"/>
         </w:rPr>
       </w:pPr>
@@ -10276,7 +13537,6 @@
         <w:ind w:firstLine="480"/>
         <w:jc w:val="both"/>
         <w:rPr>
-          <w:rFonts w:hint="eastAsia"/>
           <w:lang w:eastAsia="zh-CN"/>
         </w:rPr>
       </w:pPr>
@@ -10292,6 +13552,7 @@
           <w:lang w:eastAsia="zh-CN"/>
         </w:rPr>
       </w:pPr>
+      <w:bookmarkStart w:id="23" w:name="_Toc226968105"/>
       <w:r>
         <w:rPr>
           <w:rFonts w:ascii="Times New Roman" w:eastAsia="宋体" w:hAnsi="Times New Roman"/>
@@ -10310,12 +13571,12 @@
         </w:rPr>
         <w:t>数据标注与增强</w:t>
       </w:r>
+      <w:bookmarkEnd w:id="23"/>
     </w:p>
     <w:p>
       <w:pPr>
         <w:spacing w:before="60" w:after="60" w:line="360" w:lineRule="auto"/>
         <w:rPr>
-          <w:rFonts w:hint="eastAsia"/>
           <w:lang w:eastAsia="zh-CN"/>
         </w:rPr>
       </w:pPr>
@@ -10935,7 +14196,6 @@
         <w:ind w:firstLine="480"/>
         <w:jc w:val="both"/>
         <w:rPr>
-          <w:rFonts w:hint="eastAsia"/>
           <w:lang w:eastAsia="zh-CN"/>
         </w:rPr>
       </w:pPr>
@@ -10951,6 +14211,7 @@
           <w:lang w:eastAsia="zh-CN"/>
         </w:rPr>
       </w:pPr>
+      <w:bookmarkStart w:id="24" w:name="_Toc226968106"/>
       <w:r>
         <w:rPr>
           <w:rFonts w:ascii="Times New Roman" w:eastAsia="宋体" w:hAnsi="Times New Roman"/>
@@ -10969,12 +14230,12 @@
         </w:rPr>
         <w:t>基线模型训练</w:t>
       </w:r>
+      <w:bookmarkEnd w:id="24"/>
     </w:p>
     <w:p>
       <w:pPr>
         <w:spacing w:before="120" w:after="60" w:line="360" w:lineRule="auto"/>
         <w:rPr>
-          <w:rFonts w:hint="eastAsia"/>
           <w:lang w:eastAsia="zh-CN"/>
         </w:rPr>
       </w:pPr>
@@ -12259,7 +15520,6 @@
         <w:ind w:firstLine="480"/>
         <w:jc w:val="both"/>
         <w:rPr>
-          <w:rFonts w:hint="eastAsia"/>
           <w:lang w:eastAsia="zh-CN"/>
         </w:rPr>
       </w:pPr>
@@ -12275,6 +15535,7 @@
           <w:lang w:eastAsia="zh-CN"/>
         </w:rPr>
       </w:pPr>
+      <w:bookmarkStart w:id="25" w:name="_Toc226968107"/>
       <w:r>
         <w:rPr>
           <w:rFonts w:ascii="Times New Roman" w:eastAsia="宋体" w:hAnsi="Times New Roman"/>
@@ -12293,12 +15554,12 @@
         </w:rPr>
         <w:t>改进模型设计</w:t>
       </w:r>
+      <w:bookmarkEnd w:id="25"/>
     </w:p>
     <w:p>
       <w:pPr>
         <w:spacing w:before="120" w:after="60" w:line="360" w:lineRule="auto"/>
         <w:rPr>
-          <w:rFonts w:hint="eastAsia"/>
           <w:lang w:eastAsia="zh-CN"/>
         </w:rPr>
       </w:pPr>
@@ -12314,6 +15575,7 @@
           <w:lang w:eastAsia="zh-CN"/>
         </w:rPr>
       </w:pPr>
+      <w:bookmarkStart w:id="26" w:name="_Toc226968108"/>
       <w:r>
         <w:rPr>
           <w:rFonts w:ascii="Times New Roman" w:eastAsia="宋体" w:hAnsi="Times New Roman"/>
@@ -12332,12 +15594,12 @@
         </w:rPr>
         <w:t>模块集成方案</w:t>
       </w:r>
+      <w:bookmarkEnd w:id="26"/>
     </w:p>
     <w:p>
       <w:pPr>
         <w:spacing w:before="60" w:after="60" w:line="360" w:lineRule="auto"/>
         <w:rPr>
-          <w:rFonts w:hint="eastAsia"/>
           <w:lang w:eastAsia="zh-CN"/>
         </w:rPr>
       </w:pPr>
@@ -12764,7 +16026,6 @@
         <w:ind w:firstLine="480"/>
         <w:jc w:val="both"/>
         <w:rPr>
-          <w:rFonts w:hint="eastAsia"/>
           <w:lang w:eastAsia="zh-CN"/>
         </w:rPr>
       </w:pPr>
@@ -12780,6 +16041,7 @@
           <w:lang w:eastAsia="zh-CN"/>
         </w:rPr>
       </w:pPr>
+      <w:bookmarkStart w:id="27" w:name="_Toc226968109"/>
       <w:r>
         <w:rPr>
           <w:rFonts w:ascii="Times New Roman" w:eastAsia="宋体" w:hAnsi="Times New Roman"/>
@@ -12797,13 +16059,13 @@
         </w:rPr>
         <w:t>改进模型架构</w:t>
       </w:r>
+      <w:bookmarkEnd w:id="27"/>
       <w:proofErr w:type="spellEnd"/>
     </w:p>
     <w:p>
       <w:pPr>
         <w:spacing w:before="60" w:after="60" w:line="360" w:lineRule="auto"/>
         <w:rPr>
-          <w:rFonts w:hint="eastAsia"/>
           <w:lang w:eastAsia="zh-CN"/>
         </w:rPr>
       </w:pPr>
@@ -13350,7 +16612,6 @@
         <w:ind w:firstLine="480"/>
         <w:jc w:val="both"/>
         <w:rPr>
-          <w:rFonts w:hint="eastAsia"/>
           <w:lang w:eastAsia="zh-CN"/>
         </w:rPr>
       </w:pPr>
@@ -13366,6 +16627,7 @@
           <w:lang w:eastAsia="zh-CN"/>
         </w:rPr>
       </w:pPr>
+      <w:bookmarkStart w:id="28" w:name="_Toc226968110"/>
       <w:r>
         <w:rPr>
           <w:rFonts w:ascii="Times New Roman" w:eastAsia="宋体" w:hAnsi="Times New Roman"/>
@@ -13384,12 +16646,12 @@
         </w:rPr>
         <w:t>模型训练与对比分析</w:t>
       </w:r>
+      <w:bookmarkEnd w:id="28"/>
     </w:p>
     <w:p>
       <w:pPr>
         <w:spacing w:before="120" w:after="60" w:line="360" w:lineRule="auto"/>
         <w:rPr>
-          <w:rFonts w:hint="eastAsia"/>
           <w:lang w:eastAsia="zh-CN"/>
         </w:rPr>
       </w:pPr>
@@ -13405,6 +16667,7 @@
           <w:lang w:eastAsia="zh-CN"/>
         </w:rPr>
       </w:pPr>
+      <w:bookmarkStart w:id="29" w:name="_Toc226968111"/>
       <w:r>
         <w:rPr>
           <w:rFonts w:ascii="Times New Roman" w:eastAsia="宋体" w:hAnsi="Times New Roman"/>
@@ -13423,12 +16686,12 @@
         </w:rPr>
         <w:t>训练环境与参数配置</w:t>
       </w:r>
+      <w:bookmarkEnd w:id="29"/>
     </w:p>
     <w:p>
       <w:pPr>
         <w:spacing w:before="60" w:after="60" w:line="360" w:lineRule="auto"/>
         <w:rPr>
-          <w:rFonts w:hint="eastAsia"/>
           <w:lang w:eastAsia="zh-CN"/>
         </w:rPr>
       </w:pPr>
@@ -14263,6 +17526,7 @@
           <w:lang w:eastAsia="zh-CN"/>
         </w:rPr>
       </w:pPr>
+      <w:bookmarkStart w:id="30" w:name="_Toc226968112"/>
       <w:r>
         <w:rPr>
           <w:rFonts w:ascii="Times New Roman" w:eastAsia="宋体" w:hAnsi="Times New Roman"/>
@@ -14280,13 +17544,13 @@
         </w:rPr>
         <w:t>训练结果分析</w:t>
       </w:r>
+      <w:bookmarkEnd w:id="30"/>
       <w:proofErr w:type="spellEnd"/>
     </w:p>
     <w:p>
       <w:pPr>
         <w:spacing w:before="60" w:after="60" w:line="360" w:lineRule="auto"/>
         <w:rPr>
-          <w:rFonts w:hint="eastAsia"/>
           <w:lang w:eastAsia="zh-CN"/>
         </w:rPr>
       </w:pPr>
@@ -15913,7 +19177,6 @@
         <w:ind w:firstLine="480"/>
         <w:jc w:val="both"/>
         <w:rPr>
-          <w:rFonts w:hint="eastAsia"/>
           <w:lang w:eastAsia="zh-CN"/>
         </w:rPr>
       </w:pPr>
@@ -15929,6 +19192,7 @@
           <w:lang w:eastAsia="zh-CN"/>
         </w:rPr>
       </w:pPr>
+      <w:bookmarkStart w:id="31" w:name="_Toc226968113"/>
       <w:r>
         <w:rPr>
           <w:rFonts w:ascii="Times New Roman" w:eastAsia="宋体" w:hAnsi="Times New Roman"/>
@@ -15947,12 +19211,12 @@
         </w:rPr>
         <w:t>模型性能对比</w:t>
       </w:r>
+      <w:bookmarkEnd w:id="31"/>
     </w:p>
     <w:p>
       <w:pPr>
         <w:spacing w:before="60" w:after="60" w:line="360" w:lineRule="auto"/>
         <w:rPr>
-          <w:rFonts w:hint="eastAsia"/>
           <w:lang w:eastAsia="zh-CN"/>
         </w:rPr>
       </w:pPr>
@@ -17253,7 +20517,6 @@
         <w:ind w:firstLine="480"/>
         <w:jc w:val="both"/>
         <w:rPr>
-          <w:rFonts w:hint="eastAsia"/>
           <w:lang w:eastAsia="zh-CN"/>
         </w:rPr>
       </w:pPr>
@@ -17269,6 +20532,7 @@
           <w:lang w:eastAsia="zh-CN"/>
         </w:rPr>
       </w:pPr>
+      <w:bookmarkStart w:id="32" w:name="_Toc226968114"/>
       <w:r>
         <w:rPr>
           <w:rFonts w:ascii="Times New Roman" w:eastAsia="宋体" w:hAnsi="Times New Roman"/>
@@ -17287,12 +20551,12 @@
         </w:rPr>
         <w:t>本章小结</w:t>
       </w:r>
+      <w:bookmarkEnd w:id="32"/>
     </w:p>
     <w:p>
       <w:pPr>
         <w:spacing w:before="120" w:after="60" w:line="360" w:lineRule="auto"/>
         <w:rPr>
-          <w:rFonts w:hint="eastAsia"/>
           <w:lang w:eastAsia="zh-CN"/>
         </w:rPr>
       </w:pPr>
@@ -17673,10 +20937,9 @@
         <w:pStyle w:val="ae"/>
         <w:numPr>
           <w:ilvl w:val="0"/>
-          <w:numId w:val="13"/>
+          <w:numId w:val="17"/>
         </w:numPr>
         <w:spacing w:before="240" w:after="120" w:line="360" w:lineRule="auto"/>
-        <w:ind w:left="970" w:hanging="970"/>
         <w:jc w:val="center"/>
         <w:outlineLvl w:val="0"/>
         <w:rPr>
@@ -17686,6 +20949,7 @@
           <w:lang w:eastAsia="zh-CN"/>
         </w:rPr>
       </w:pPr>
+      <w:bookmarkStart w:id="33" w:name="_Toc226968115"/>
       <w:r>
         <w:rPr>
           <w:rFonts w:ascii="Times New Roman" w:eastAsia="黑体" w:hAnsi="Times New Roman"/>
@@ -17696,13 +20960,14 @@
         <w:lastRenderedPageBreak/>
         <w:t>系统设计与实现</w:t>
       </w:r>
+      <w:bookmarkEnd w:id="33"/>
     </w:p>
     <w:p>
       <w:pPr>
         <w:spacing w:before="240" w:after="120" w:line="360" w:lineRule="auto"/>
         <w:jc w:val="center"/>
         <w:rPr>
-          <w:rFonts w:eastAsia="宋体" w:hint="eastAsia"/>
+          <w:rFonts w:eastAsia="宋体"/>
           <w:lang w:eastAsia="zh-CN"/>
         </w:rPr>
       </w:pPr>
@@ -17749,7 +21014,6 @@
         <w:ind w:firstLine="480"/>
         <w:jc w:val="both"/>
         <w:rPr>
-          <w:rFonts w:hint="eastAsia"/>
           <w:lang w:eastAsia="zh-CN"/>
         </w:rPr>
       </w:pPr>
@@ -17765,6 +21029,7 @@
           <w:lang w:eastAsia="zh-CN"/>
         </w:rPr>
       </w:pPr>
+      <w:bookmarkStart w:id="34" w:name="_Toc226968116"/>
       <w:r>
         <w:rPr>
           <w:rFonts w:ascii="Times New Roman" w:eastAsia="宋体" w:hAnsi="Times New Roman"/>
@@ -17783,12 +21048,12 @@
         </w:rPr>
         <w:t>系统总体设计</w:t>
       </w:r>
+      <w:bookmarkEnd w:id="34"/>
     </w:p>
     <w:p>
       <w:pPr>
         <w:spacing w:before="120" w:after="60" w:line="360" w:lineRule="auto"/>
         <w:rPr>
-          <w:rFonts w:hint="eastAsia"/>
           <w:lang w:eastAsia="zh-CN"/>
         </w:rPr>
       </w:pPr>
@@ -17804,6 +21069,7 @@
           <w:lang w:eastAsia="zh-CN"/>
         </w:rPr>
       </w:pPr>
+      <w:bookmarkStart w:id="35" w:name="_Toc226968117"/>
       <w:r>
         <w:rPr>
           <w:rFonts w:ascii="Times New Roman" w:eastAsia="宋体" w:hAnsi="Times New Roman"/>
@@ -17822,12 +21088,12 @@
         </w:rPr>
         <w:t>系统需求分析</w:t>
       </w:r>
+      <w:bookmarkEnd w:id="35"/>
     </w:p>
     <w:p>
       <w:pPr>
         <w:spacing w:before="60" w:after="60" w:line="360" w:lineRule="auto"/>
         <w:rPr>
-          <w:rFonts w:hint="eastAsia"/>
           <w:lang w:eastAsia="zh-CN"/>
         </w:rPr>
       </w:pPr>
@@ -18186,7 +21452,6 @@
         <w:ind w:firstLine="480"/>
         <w:jc w:val="both"/>
         <w:rPr>
-          <w:rFonts w:hint="eastAsia"/>
           <w:lang w:eastAsia="zh-CN"/>
         </w:rPr>
       </w:pPr>
@@ -18202,6 +21467,7 @@
           <w:lang w:eastAsia="zh-CN"/>
         </w:rPr>
       </w:pPr>
+      <w:bookmarkStart w:id="36" w:name="_Toc226968118"/>
       <w:r>
         <w:rPr>
           <w:rFonts w:ascii="Times New Roman" w:eastAsia="宋体" w:hAnsi="Times New Roman"/>
@@ -18220,12 +21486,12 @@
         </w:rPr>
         <w:t>硬件平台搭建</w:t>
       </w:r>
+      <w:bookmarkEnd w:id="36"/>
     </w:p>
     <w:p>
       <w:pPr>
         <w:spacing w:before="60" w:after="60" w:line="360" w:lineRule="auto"/>
         <w:rPr>
-          <w:rFonts w:hint="eastAsia"/>
           <w:lang w:eastAsia="zh-CN"/>
         </w:rPr>
       </w:pPr>
@@ -18668,7 +21934,6 @@
         </w:rPr>
         <w:t>Jetson</w:t>
       </w:r>
-      <w:proofErr w:type="spellStart"/>
       <w:r>
         <w:rPr>
           <w:rFonts w:ascii="Times New Roman" w:eastAsia="宋体" w:hAnsi="Times New Roman"/>
@@ -18681,15 +21946,7 @@
           <w:rFonts w:ascii="Times New Roman" w:eastAsia="宋体" w:hAnsi="Times New Roman"/>
           <w:sz w:val="24"/>
         </w:rPr>
-        <w:t>+Rosmaster</w:t>
-      </w:r>
-      <w:proofErr w:type="spellEnd"/>
-      <w:r>
-        <w:rPr>
-          <w:rFonts w:ascii="Times New Roman" w:eastAsia="宋体" w:hAnsi="Times New Roman"/>
-          <w:sz w:val="24"/>
-        </w:rPr>
-        <w:t xml:space="preserve"> X3</w:t>
+        <w:t>+Rosmaster X3</w:t>
       </w:r>
       <w:r>
         <w:rPr>
@@ -18705,7 +21962,6 @@
         <w:ind w:firstLine="480"/>
         <w:jc w:val="both"/>
         <w:rPr>
-          <w:rFonts w:hint="eastAsia"/>
           <w:lang w:eastAsia="zh-CN"/>
         </w:rPr>
       </w:pPr>
@@ -18721,6 +21977,7 @@
           <w:lang w:eastAsia="zh-CN"/>
         </w:rPr>
       </w:pPr>
+      <w:bookmarkStart w:id="37" w:name="_Toc226968119"/>
       <w:r>
         <w:rPr>
           <w:rFonts w:ascii="Times New Roman" w:eastAsia="宋体" w:hAnsi="Times New Roman"/>
@@ -18739,12 +21996,12 @@
         </w:rPr>
         <w:t>系统架构设计</w:t>
       </w:r>
+      <w:bookmarkEnd w:id="37"/>
     </w:p>
     <w:p>
       <w:pPr>
         <w:spacing w:before="60" w:after="60" w:line="360" w:lineRule="auto"/>
         <w:rPr>
-          <w:rFonts w:hint="eastAsia"/>
           <w:lang w:eastAsia="zh-CN"/>
         </w:rPr>
       </w:pPr>
@@ -19041,7 +22298,6 @@
         <w:ind w:firstLine="480"/>
         <w:jc w:val="both"/>
         <w:rPr>
-          <w:rFonts w:hint="eastAsia"/>
           <w:lang w:eastAsia="zh-CN"/>
         </w:rPr>
       </w:pPr>
@@ -19057,6 +22313,7 @@
           <w:lang w:eastAsia="zh-CN"/>
         </w:rPr>
       </w:pPr>
+      <w:bookmarkStart w:id="38" w:name="_Toc226968120"/>
       <w:r>
         <w:rPr>
           <w:rFonts w:ascii="Times New Roman" w:eastAsia="宋体" w:hAnsi="Times New Roman"/>
@@ -19075,6 +22332,7 @@
         </w:rPr>
         <w:t>软件系统实现</w:t>
       </w:r>
+      <w:bookmarkEnd w:id="38"/>
     </w:p>
     <w:p>
       <w:pPr>
@@ -19089,7 +22347,7 @@
       <w:pPr>
         <w:spacing w:before="120" w:after="60" w:line="360" w:lineRule="auto"/>
         <w:rPr>
-          <w:rFonts w:eastAsia="宋体" w:hint="eastAsia"/>
+          <w:rFonts w:eastAsia="宋体"/>
           <w:lang w:eastAsia="zh-CN"/>
         </w:rPr>
       </w:pPr>
@@ -19105,6 +22363,7 @@
           <w:lang w:eastAsia="zh-CN"/>
         </w:rPr>
       </w:pPr>
+      <w:bookmarkStart w:id="39" w:name="_Toc226968121"/>
       <w:r>
         <w:rPr>
           <w:rFonts w:ascii="Times New Roman" w:eastAsia="宋体" w:hAnsi="Times New Roman"/>
@@ -19124,12 +22383,12 @@
         </w:rPr>
         <w:t>多线程架构设计</w:t>
       </w:r>
+      <w:bookmarkEnd w:id="39"/>
     </w:p>
     <w:p>
       <w:pPr>
         <w:spacing w:before="60" w:after="60" w:line="360" w:lineRule="auto"/>
         <w:rPr>
-          <w:rFonts w:hint="eastAsia"/>
           <w:lang w:eastAsia="zh-CN"/>
         </w:rPr>
       </w:pPr>
@@ -19418,7 +22677,6 @@
         <w:ind w:firstLine="480"/>
         <w:jc w:val="both"/>
         <w:rPr>
-          <w:rFonts w:hint="eastAsia"/>
           <w:lang w:eastAsia="zh-CN"/>
         </w:rPr>
       </w:pPr>
@@ -19434,6 +22692,7 @@
           <w:lang w:eastAsia="zh-CN"/>
         </w:rPr>
       </w:pPr>
+      <w:bookmarkStart w:id="40" w:name="_Toc226968122"/>
       <w:r>
         <w:rPr>
           <w:rFonts w:ascii="Times New Roman" w:eastAsia="宋体" w:hAnsi="Times New Roman"/>
@@ -19452,12 +22711,12 @@
         </w:rPr>
         <w:t>手势识别与运动控制</w:t>
       </w:r>
+      <w:bookmarkEnd w:id="40"/>
     </w:p>
     <w:p>
       <w:pPr>
         <w:spacing w:before="60" w:after="60" w:line="360" w:lineRule="auto"/>
         <w:rPr>
-          <w:rFonts w:hint="eastAsia"/>
           <w:lang w:eastAsia="zh-CN"/>
         </w:rPr>
       </w:pPr>
@@ -21032,7 +24291,7 @@
         <w:ind w:firstLine="480"/>
         <w:jc w:val="both"/>
         <w:rPr>
-          <w:rFonts w:eastAsia="宋体" w:hint="eastAsia"/>
+          <w:rFonts w:eastAsia="宋体"/>
           <w:lang w:eastAsia="zh-CN"/>
         </w:rPr>
       </w:pPr>
@@ -21048,6 +24307,7 @@
           <w:lang w:eastAsia="zh-CN"/>
         </w:rPr>
       </w:pPr>
+      <w:bookmarkStart w:id="41" w:name="_Toc226968123"/>
       <w:r>
         <w:rPr>
           <w:rFonts w:ascii="Times New Roman" w:eastAsia="宋体" w:hAnsi="Times New Roman"/>
@@ -21067,12 +24327,12 @@
         </w:rPr>
         <w:t>监控界面</w:t>
       </w:r>
+      <w:bookmarkEnd w:id="41"/>
     </w:p>
     <w:p>
       <w:pPr>
         <w:spacing w:before="60" w:after="60" w:line="360" w:lineRule="auto"/>
         <w:rPr>
-          <w:rFonts w:hint="eastAsia"/>
           <w:lang w:eastAsia="zh-CN"/>
         </w:rPr>
       </w:pPr>
@@ -22108,6 +25368,7 @@
           <w:lang w:eastAsia="zh-CN"/>
         </w:rPr>
       </w:pPr>
+      <w:bookmarkStart w:id="42" w:name="_Toc226968124"/>
       <w:r>
         <w:rPr>
           <w:rFonts w:ascii="Times New Roman" w:eastAsia="宋体" w:hAnsi="Times New Roman"/>
@@ -22127,12 +25388,12 @@
         </w:rPr>
         <w:t>系统测试与结果分析</w:t>
       </w:r>
+      <w:bookmarkEnd w:id="42"/>
     </w:p>
     <w:p>
       <w:pPr>
         <w:spacing w:before="120" w:after="60" w:line="360" w:lineRule="auto"/>
         <w:rPr>
-          <w:rFonts w:hint="eastAsia"/>
           <w:lang w:eastAsia="zh-CN"/>
         </w:rPr>
       </w:pPr>
@@ -22148,6 +25409,7 @@
           <w:lang w:eastAsia="zh-CN"/>
         </w:rPr>
       </w:pPr>
+      <w:bookmarkStart w:id="43" w:name="_Toc226968125"/>
       <w:r>
         <w:rPr>
           <w:rFonts w:ascii="Times New Roman" w:eastAsia="宋体" w:hAnsi="Times New Roman"/>
@@ -22166,12 +25428,12 @@
         </w:rPr>
         <w:t>手势识别测试</w:t>
       </w:r>
+      <w:bookmarkEnd w:id="43"/>
     </w:p>
     <w:p>
       <w:pPr>
         <w:spacing w:before="60" w:after="60" w:line="360" w:lineRule="auto"/>
         <w:rPr>
-          <w:rFonts w:hint="eastAsia"/>
           <w:lang w:eastAsia="zh-CN"/>
         </w:rPr>
       </w:pPr>
@@ -22580,7 +25842,6 @@
         <w:ind w:firstLine="480"/>
         <w:jc w:val="both"/>
         <w:rPr>
-          <w:rFonts w:hint="eastAsia"/>
           <w:lang w:eastAsia="zh-CN"/>
         </w:rPr>
       </w:pPr>
@@ -22596,6 +25857,7 @@
           <w:lang w:eastAsia="zh-CN"/>
         </w:rPr>
       </w:pPr>
+      <w:bookmarkStart w:id="44" w:name="_Toc226968126"/>
       <w:r>
         <w:rPr>
           <w:rFonts w:ascii="Times New Roman" w:eastAsia="宋体" w:hAnsi="Times New Roman"/>
@@ -22634,12 +25896,12 @@
         </w:rPr>
         <w:t>测试</w:t>
       </w:r>
+      <w:bookmarkEnd w:id="44"/>
     </w:p>
     <w:p>
       <w:pPr>
         <w:spacing w:before="60" w:after="60" w:line="360" w:lineRule="auto"/>
         <w:rPr>
-          <w:rFonts w:hint="eastAsia"/>
           <w:lang w:eastAsia="zh-CN"/>
         </w:rPr>
       </w:pPr>
@@ -22955,7 +26217,6 @@
         <w:ind w:firstLine="480"/>
         <w:jc w:val="both"/>
         <w:rPr>
-          <w:rFonts w:hint="eastAsia"/>
           <w:lang w:eastAsia="zh-CN"/>
         </w:rPr>
       </w:pPr>
@@ -22971,6 +26232,7 @@
           <w:lang w:eastAsia="zh-CN"/>
         </w:rPr>
       </w:pPr>
+      <w:bookmarkStart w:id="45" w:name="_Toc226968127"/>
       <w:r>
         <w:rPr>
           <w:rFonts w:ascii="Times New Roman" w:eastAsia="宋体" w:hAnsi="Times New Roman"/>
@@ -22988,13 +26250,13 @@
         </w:rPr>
         <w:t>实时性能分析</w:t>
       </w:r>
+      <w:bookmarkEnd w:id="45"/>
       <w:proofErr w:type="spellEnd"/>
     </w:p>
     <w:p>
       <w:pPr>
         <w:spacing w:before="60" w:after="60" w:line="360" w:lineRule="auto"/>
         <w:rPr>
-          <w:rFonts w:hint="eastAsia"/>
           <w:lang w:eastAsia="zh-CN"/>
         </w:rPr>
       </w:pPr>
@@ -23447,7 +26709,6 @@
         <w:ind w:firstLine="480"/>
         <w:jc w:val="both"/>
         <w:rPr>
-          <w:rFonts w:hint="eastAsia"/>
           <w:lang w:eastAsia="zh-CN"/>
         </w:rPr>
       </w:pPr>
@@ -23463,6 +26724,7 @@
           <w:lang w:eastAsia="zh-CN"/>
         </w:rPr>
       </w:pPr>
+      <w:bookmarkStart w:id="46" w:name="_Toc226968128"/>
       <w:r>
         <w:rPr>
           <w:rFonts w:ascii="Times New Roman" w:eastAsia="宋体" w:hAnsi="Times New Roman"/>
@@ -23481,12 +26743,12 @@
         </w:rPr>
         <w:t>本章小结</w:t>
       </w:r>
+      <w:bookmarkEnd w:id="46"/>
     </w:p>
     <w:p>
       <w:pPr>
         <w:spacing w:before="120" w:after="60" w:line="360" w:lineRule="auto"/>
         <w:rPr>
-          <w:rFonts w:hint="eastAsia"/>
           <w:lang w:eastAsia="zh-CN"/>
         </w:rPr>
       </w:pPr>
@@ -23640,6 +26902,7 @@
           <w:lang w:eastAsia="zh-CN"/>
         </w:rPr>
       </w:pPr>
+      <w:bookmarkStart w:id="47" w:name="_Toc226968129"/>
       <w:r>
         <w:rPr>
           <w:rFonts w:ascii="Times New Roman" w:eastAsia="黑体" w:hAnsi="Times New Roman"/>
@@ -23650,12 +26913,12 @@
         <w:lastRenderedPageBreak/>
         <w:t>总结与展望</w:t>
       </w:r>
+      <w:bookmarkEnd w:id="47"/>
     </w:p>
     <w:p>
       <w:pPr>
         <w:spacing w:before="240" w:after="120" w:line="360" w:lineRule="auto"/>
         <w:rPr>
-          <w:rFonts w:hint="eastAsia"/>
           <w:lang w:eastAsia="zh-CN"/>
         </w:rPr>
       </w:pPr>
@@ -24783,6 +28046,7 @@
           <w:lang w:eastAsia="zh-CN"/>
         </w:rPr>
       </w:pPr>
+      <w:bookmarkStart w:id="48" w:name="_Toc226968130"/>
       <w:r>
         <w:rPr>
           <w:rFonts w:ascii="Times New Roman" w:eastAsia="黑体" w:hAnsi="Times New Roman"/>
@@ -24793,6 +28057,7 @@
         <w:lastRenderedPageBreak/>
         <w:t>参考文献</w:t>
       </w:r>
+      <w:bookmarkEnd w:id="48"/>
     </w:p>
     <w:p>
       <w:pPr>
@@ -25609,7 +28874,10 @@
     <w:p>
       <w:pPr>
         <w:spacing w:before="240" w:after="120" w:line="360" w:lineRule="auto"/>
-      </w:pPr>
+        <w:outlineLvl w:val="0"/>
+      </w:pPr>
+      <w:bookmarkStart w:id="49" w:name="_Toc226968131"/>
+      <w:proofErr w:type="spellStart"/>
       <w:r>
         <w:rPr>
           <w:rFonts w:ascii="Times New Roman" w:eastAsia="黑体" w:hAnsi="Times New Roman"/>
@@ -25619,6 +28887,8 @@
         <w:lastRenderedPageBreak/>
         <w:t>致谢</w:t>
       </w:r>
+      <w:bookmarkEnd w:id="49"/>
+      <w:proofErr w:type="spellEnd"/>
     </w:p>
     <w:p>
       <w:pPr>
@@ -25895,8 +29165,8 @@
   <w:abstractNum w:abstractNumId="9" w15:restartNumberingAfterBreak="0">
     <w:nsid w:val="0CAB2C73"/>
     <w:multiLevelType w:val="hybridMultilevel"/>
-    <w:tmpl w:val="F5EE7198"/>
-    <w:lvl w:ilvl="0" w:tplc="99503EBA">
+    <w:tmpl w:val="762AA9EE"/>
+    <w:lvl w:ilvl="0" w:tplc="21564754">
       <w:start w:val="1"/>
       <w:numFmt w:val="decimal"/>
       <w:lvlText w:val="第%1章"/>
@@ -25905,7 +29175,9 @@
         <w:ind w:left="972" w:hanging="972"/>
       </w:pPr>
       <w:rPr>
-        <w:rFonts w:hint="default"/>
+        <w:rFonts w:ascii="Times New Roman" w:eastAsia="黑体" w:hAnsi="Times New Roman" w:hint="default"/>
+        <w:b/>
+        <w:sz w:val="30"/>
       </w:rPr>
     </w:lvl>
     <w:lvl w:ilvl="1" w:tplc="04090019" w:tentative="1">
@@ -26072,6 +29344,97 @@
     </w:lvl>
   </w:abstractNum>
   <w:abstractNum w:abstractNumId="11" w15:restartNumberingAfterBreak="0">
+    <w:nsid w:val="13C106CC"/>
+    <w:multiLevelType w:val="hybridMultilevel"/>
+    <w:tmpl w:val="EBD4DEA8"/>
+    <w:lvl w:ilvl="0" w:tplc="21564754">
+      <w:start w:val="1"/>
+      <w:numFmt w:val="decimal"/>
+      <w:lvlText w:val="第%1章"/>
+      <w:lvlJc w:val="left"/>
+      <w:pPr>
+        <w:ind w:left="972" w:hanging="972"/>
+      </w:pPr>
+      <w:rPr>
+        <w:rFonts w:ascii="Times New Roman" w:eastAsia="黑体" w:hAnsi="Times New Roman" w:hint="default"/>
+        <w:b/>
+        <w:sz w:val="30"/>
+      </w:rPr>
+    </w:lvl>
+    <w:lvl w:ilvl="1" w:tplc="04090019" w:tentative="1">
+      <w:start w:val="1"/>
+      <w:numFmt w:val="lowerLetter"/>
+      <w:lvlText w:val="%2)"/>
+      <w:lvlJc w:val="left"/>
+      <w:pPr>
+        <w:ind w:left="880" w:hanging="440"/>
+      </w:pPr>
+    </w:lvl>
+    <w:lvl w:ilvl="2" w:tplc="0409001B" w:tentative="1">
+      <w:start w:val="1"/>
+      <w:numFmt w:val="lowerRoman"/>
+      <w:lvlText w:val="%3."/>
+      <w:lvlJc w:val="right"/>
+      <w:pPr>
+        <w:ind w:left="1320" w:hanging="440"/>
+      </w:pPr>
+    </w:lvl>
+    <w:lvl w:ilvl="3" w:tplc="0409000F" w:tentative="1">
+      <w:start w:val="1"/>
+      <w:numFmt w:val="decimal"/>
+      <w:lvlText w:val="%4."/>
+      <w:lvlJc w:val="left"/>
+      <w:pPr>
+        <w:ind w:left="1760" w:hanging="440"/>
+      </w:pPr>
+    </w:lvl>
+    <w:lvl w:ilvl="4" w:tplc="04090019" w:tentative="1">
+      <w:start w:val="1"/>
+      <w:numFmt w:val="lowerLetter"/>
+      <w:lvlText w:val="%5)"/>
+      <w:lvlJc w:val="left"/>
+      <w:pPr>
+        <w:ind w:left="2200" w:hanging="440"/>
+      </w:pPr>
+    </w:lvl>
+    <w:lvl w:ilvl="5" w:tplc="0409001B" w:tentative="1">
+      <w:start w:val="1"/>
+      <w:numFmt w:val="lowerRoman"/>
+      <w:lvlText w:val="%6."/>
+      <w:lvlJc w:val="right"/>
+      <w:pPr>
+        <w:ind w:left="2640" w:hanging="440"/>
+      </w:pPr>
+    </w:lvl>
+    <w:lvl w:ilvl="6" w:tplc="0409000F" w:tentative="1">
+      <w:start w:val="1"/>
+      <w:numFmt w:val="decimal"/>
+      <w:lvlText w:val="%7."/>
+      <w:lvlJc w:val="left"/>
+      <w:pPr>
+        <w:ind w:left="3080" w:hanging="440"/>
+      </w:pPr>
+    </w:lvl>
+    <w:lvl w:ilvl="7" w:tplc="04090019" w:tentative="1">
+      <w:start w:val="1"/>
+      <w:numFmt w:val="lowerLetter"/>
+      <w:lvlText w:val="%8)"/>
+      <w:lvlJc w:val="left"/>
+      <w:pPr>
+        <w:ind w:left="3520" w:hanging="440"/>
+      </w:pPr>
+    </w:lvl>
+    <w:lvl w:ilvl="8" w:tplc="0409001B" w:tentative="1">
+      <w:start w:val="1"/>
+      <w:numFmt w:val="lowerRoman"/>
+      <w:lvlText w:val="%9."/>
+      <w:lvlJc w:val="right"/>
+      <w:pPr>
+        <w:ind w:left="3960" w:hanging="440"/>
+      </w:pPr>
+    </w:lvl>
+  </w:abstractNum>
+  <w:abstractNum w:abstractNumId="12" w15:restartNumberingAfterBreak="0">
     <w:nsid w:val="1AC76E3D"/>
     <w:multiLevelType w:val="hybridMultilevel"/>
     <w:tmpl w:val="E8E09968"/>
@@ -26157,7 +29520,7 @@
       </w:pPr>
     </w:lvl>
   </w:abstractNum>
-  <w:abstractNum w:abstractNumId="12" w15:restartNumberingAfterBreak="0">
+  <w:abstractNum w:abstractNumId="13" w15:restartNumberingAfterBreak="0">
     <w:nsid w:val="24F63748"/>
     <w:multiLevelType w:val="hybridMultilevel"/>
     <w:tmpl w:val="8586C42E"/>
@@ -26247,7 +29610,98 @@
       </w:pPr>
     </w:lvl>
   </w:abstractNum>
-  <w:abstractNum w:abstractNumId="13" w15:restartNumberingAfterBreak="0">
+  <w:abstractNum w:abstractNumId="14" w15:restartNumberingAfterBreak="0">
+    <w:nsid w:val="36E8213A"/>
+    <w:multiLevelType w:val="hybridMultilevel"/>
+    <w:tmpl w:val="3EFA652A"/>
+    <w:lvl w:ilvl="0" w:tplc="21564754">
+      <w:start w:val="1"/>
+      <w:numFmt w:val="decimal"/>
+      <w:lvlText w:val="第%1章"/>
+      <w:lvlJc w:val="left"/>
+      <w:pPr>
+        <w:ind w:left="972" w:hanging="972"/>
+      </w:pPr>
+      <w:rPr>
+        <w:rFonts w:ascii="Times New Roman" w:eastAsia="黑体" w:hAnsi="Times New Roman" w:hint="default"/>
+        <w:b/>
+        <w:sz w:val="30"/>
+      </w:rPr>
+    </w:lvl>
+    <w:lvl w:ilvl="1" w:tplc="FFFFFFFF" w:tentative="1">
+      <w:start w:val="1"/>
+      <w:numFmt w:val="lowerLetter"/>
+      <w:lvlText w:val="%2)"/>
+      <w:lvlJc w:val="left"/>
+      <w:pPr>
+        <w:ind w:left="880" w:hanging="440"/>
+      </w:pPr>
+    </w:lvl>
+    <w:lvl w:ilvl="2" w:tplc="FFFFFFFF" w:tentative="1">
+      <w:start w:val="1"/>
+      <w:numFmt w:val="lowerRoman"/>
+      <w:lvlText w:val="%3."/>
+      <w:lvlJc w:val="right"/>
+      <w:pPr>
+        <w:ind w:left="1320" w:hanging="440"/>
+      </w:pPr>
+    </w:lvl>
+    <w:lvl w:ilvl="3" w:tplc="FFFFFFFF" w:tentative="1">
+      <w:start w:val="1"/>
+      <w:numFmt w:val="decimal"/>
+      <w:lvlText w:val="%4."/>
+      <w:lvlJc w:val="left"/>
+      <w:pPr>
+        <w:ind w:left="1760" w:hanging="440"/>
+      </w:pPr>
+    </w:lvl>
+    <w:lvl w:ilvl="4" w:tplc="FFFFFFFF" w:tentative="1">
+      <w:start w:val="1"/>
+      <w:numFmt w:val="lowerLetter"/>
+      <w:lvlText w:val="%5)"/>
+      <w:lvlJc w:val="left"/>
+      <w:pPr>
+        <w:ind w:left="2200" w:hanging="440"/>
+      </w:pPr>
+    </w:lvl>
+    <w:lvl w:ilvl="5" w:tplc="FFFFFFFF" w:tentative="1">
+      <w:start w:val="1"/>
+      <w:numFmt w:val="lowerRoman"/>
+      <w:lvlText w:val="%6."/>
+      <w:lvlJc w:val="right"/>
+      <w:pPr>
+        <w:ind w:left="2640" w:hanging="440"/>
+      </w:pPr>
+    </w:lvl>
+    <w:lvl w:ilvl="6" w:tplc="FFFFFFFF" w:tentative="1">
+      <w:start w:val="1"/>
+      <w:numFmt w:val="decimal"/>
+      <w:lvlText w:val="%7."/>
+      <w:lvlJc w:val="left"/>
+      <w:pPr>
+        <w:ind w:left="3080" w:hanging="440"/>
+      </w:pPr>
+    </w:lvl>
+    <w:lvl w:ilvl="7" w:tplc="FFFFFFFF" w:tentative="1">
+      <w:start w:val="1"/>
+      <w:numFmt w:val="lowerLetter"/>
+      <w:lvlText w:val="%8)"/>
+      <w:lvlJc w:val="left"/>
+      <w:pPr>
+        <w:ind w:left="3520" w:hanging="440"/>
+      </w:pPr>
+    </w:lvl>
+    <w:lvl w:ilvl="8" w:tplc="FFFFFFFF" w:tentative="1">
+      <w:start w:val="1"/>
+      <w:numFmt w:val="lowerRoman"/>
+      <w:lvlText w:val="%9."/>
+      <w:lvlJc w:val="right"/>
+      <w:pPr>
+        <w:ind w:left="3960" w:hanging="440"/>
+      </w:pPr>
+    </w:lvl>
+  </w:abstractNum>
+  <w:abstractNum w:abstractNumId="15" w15:restartNumberingAfterBreak="0">
     <w:nsid w:val="4C4F2B1E"/>
     <w:multiLevelType w:val="multilevel"/>
     <w:tmpl w:val="BA96B16E"/>
@@ -26358,6 +29812,97 @@
       <w:rPr>
         <w:rFonts w:hint="default"/>
       </w:rPr>
+    </w:lvl>
+  </w:abstractNum>
+  <w:abstractNum w:abstractNumId="16" w15:restartNumberingAfterBreak="0">
+    <w:nsid w:val="682E7F51"/>
+    <w:multiLevelType w:val="hybridMultilevel"/>
+    <w:tmpl w:val="800E3800"/>
+    <w:lvl w:ilvl="0" w:tplc="21564754">
+      <w:start w:val="1"/>
+      <w:numFmt w:val="decimal"/>
+      <w:lvlText w:val="第%1章"/>
+      <w:lvlJc w:val="left"/>
+      <w:pPr>
+        <w:ind w:left="440" w:hanging="440"/>
+      </w:pPr>
+      <w:rPr>
+        <w:rFonts w:ascii="Times New Roman" w:eastAsia="黑体" w:hAnsi="Times New Roman" w:hint="default"/>
+        <w:b/>
+        <w:sz w:val="30"/>
+      </w:rPr>
+    </w:lvl>
+    <w:lvl w:ilvl="1" w:tplc="04090019" w:tentative="1">
+      <w:start w:val="1"/>
+      <w:numFmt w:val="lowerLetter"/>
+      <w:lvlText w:val="%2)"/>
+      <w:lvlJc w:val="left"/>
+      <w:pPr>
+        <w:ind w:left="880" w:hanging="440"/>
+      </w:pPr>
+    </w:lvl>
+    <w:lvl w:ilvl="2" w:tplc="0409001B" w:tentative="1">
+      <w:start w:val="1"/>
+      <w:numFmt w:val="lowerRoman"/>
+      <w:lvlText w:val="%3."/>
+      <w:lvlJc w:val="right"/>
+      <w:pPr>
+        <w:ind w:left="1320" w:hanging="440"/>
+      </w:pPr>
+    </w:lvl>
+    <w:lvl w:ilvl="3" w:tplc="0409000F" w:tentative="1">
+      <w:start w:val="1"/>
+      <w:numFmt w:val="decimal"/>
+      <w:lvlText w:val="%4."/>
+      <w:lvlJc w:val="left"/>
+      <w:pPr>
+        <w:ind w:left="1760" w:hanging="440"/>
+      </w:pPr>
+    </w:lvl>
+    <w:lvl w:ilvl="4" w:tplc="04090019" w:tentative="1">
+      <w:start w:val="1"/>
+      <w:numFmt w:val="lowerLetter"/>
+      <w:lvlText w:val="%5)"/>
+      <w:lvlJc w:val="left"/>
+      <w:pPr>
+        <w:ind w:left="2200" w:hanging="440"/>
+      </w:pPr>
+    </w:lvl>
+    <w:lvl w:ilvl="5" w:tplc="0409001B" w:tentative="1">
+      <w:start w:val="1"/>
+      <w:numFmt w:val="lowerRoman"/>
+      <w:lvlText w:val="%6."/>
+      <w:lvlJc w:val="right"/>
+      <w:pPr>
+        <w:ind w:left="2640" w:hanging="440"/>
+      </w:pPr>
+    </w:lvl>
+    <w:lvl w:ilvl="6" w:tplc="0409000F" w:tentative="1">
+      <w:start w:val="1"/>
+      <w:numFmt w:val="decimal"/>
+      <w:lvlText w:val="%7."/>
+      <w:lvlJc w:val="left"/>
+      <w:pPr>
+        <w:ind w:left="3080" w:hanging="440"/>
+      </w:pPr>
+    </w:lvl>
+    <w:lvl w:ilvl="7" w:tplc="04090019" w:tentative="1">
+      <w:start w:val="1"/>
+      <w:numFmt w:val="lowerLetter"/>
+      <w:lvlText w:val="%8)"/>
+      <w:lvlJc w:val="left"/>
+      <w:pPr>
+        <w:ind w:left="3520" w:hanging="440"/>
+      </w:pPr>
+    </w:lvl>
+    <w:lvl w:ilvl="8" w:tplc="0409001B" w:tentative="1">
+      <w:start w:val="1"/>
+      <w:numFmt w:val="lowerRoman"/>
+      <w:lvlText w:val="%9."/>
+      <w:lvlJc w:val="right"/>
+      <w:pPr>
+        <w:ind w:left="3960" w:hanging="440"/>
+      </w:pPr>
     </w:lvl>
   </w:abstractNum>
   <w:num w:numId="1" w16cid:durableId="2091150030">
@@ -26388,10 +29933,10 @@
     <w:abstractNumId w:val="0"/>
   </w:num>
   <w:num w:numId="10" w16cid:durableId="1141380821">
-    <w:abstractNumId w:val="11"/>
+    <w:abstractNumId w:val="12"/>
   </w:num>
   <w:num w:numId="11" w16cid:durableId="351419742">
-    <w:abstractNumId w:val="12"/>
+    <w:abstractNumId w:val="13"/>
   </w:num>
   <w:num w:numId="12" w16cid:durableId="1540624499">
     <w:abstractNumId w:val="10"/>
@@ -26400,7 +29945,16 @@
     <w:abstractNumId w:val="9"/>
   </w:num>
   <w:num w:numId="14" w16cid:durableId="1011496173">
-    <w:abstractNumId w:val="13"/>
+    <w:abstractNumId w:val="15"/>
+  </w:num>
+  <w:num w:numId="15" w16cid:durableId="815150572">
+    <w:abstractNumId w:val="16"/>
+  </w:num>
+  <w:num w:numId="16" w16cid:durableId="958756798">
+    <w:abstractNumId w:val="11"/>
+  </w:num>
+  <w:num w:numId="17" w16cid:durableId="1664508901">
+    <w:abstractNumId w:val="14"/>
   </w:num>
 </w:numbering>
 </file>
@@ -37784,6 +41338,68 @@
       </w:tcPr>
     </w:tblStylePr>
   </w:style>
+  <w:style w:type="paragraph" w:styleId="TOC1">
+    <w:name w:val="toc 1"/>
+    <w:basedOn w:val="a1"/>
+    <w:next w:val="a1"/>
+    <w:autoRedefine/>
+    <w:uiPriority w:val="39"/>
+    <w:unhideWhenUsed/>
+    <w:rsid w:val="00F22326"/>
+    <w:rPr>
+      <w:rFonts w:eastAsia="黑体"/>
+      <w:sz w:val="28"/>
+    </w:rPr>
+  </w:style>
+  <w:style w:type="paragraph" w:styleId="TOC2">
+    <w:name w:val="toc 2"/>
+    <w:basedOn w:val="a1"/>
+    <w:next w:val="a1"/>
+    <w:autoRedefine/>
+    <w:uiPriority w:val="39"/>
+    <w:unhideWhenUsed/>
+    <w:rsid w:val="00F22326"/>
+    <w:pPr>
+      <w:ind w:leftChars="200" w:left="420"/>
+    </w:pPr>
+    <w:rPr>
+      <w:rFonts w:eastAsia="宋体"/>
+      <w:sz w:val="28"/>
+    </w:rPr>
+  </w:style>
+  <w:style w:type="paragraph" w:styleId="TOC3">
+    <w:name w:val="toc 3"/>
+    <w:basedOn w:val="a1"/>
+    <w:next w:val="a1"/>
+    <w:autoRedefine/>
+    <w:uiPriority w:val="39"/>
+    <w:unhideWhenUsed/>
+    <w:rsid w:val="00B02F3B"/>
+    <w:pPr>
+      <w:ind w:leftChars="400" w:left="840"/>
+    </w:pPr>
+  </w:style>
+  <w:style w:type="character" w:styleId="aff9">
+    <w:name w:val="Hyperlink"/>
+    <w:basedOn w:val="a2"/>
+    <w:uiPriority w:val="99"/>
+    <w:unhideWhenUsed/>
+    <w:rsid w:val="00B02F3B"/>
+    <w:rPr>
+      <w:color w:val="0000FF" w:themeColor="hyperlink"/>
+      <w:u w:val="single"/>
+    </w:rPr>
+  </w:style>
+  <w:style w:type="character" w:styleId="affa">
+    <w:name w:val="Placeholder Text"/>
+    <w:basedOn w:val="a2"/>
+    <w:uiPriority w:val="99"/>
+    <w:semiHidden/>
+    <w:rsid w:val="00CA2B20"/>
+    <w:rPr>
+      <w:color w:val="666666"/>
+    </w:rPr>
+  </w:style>
 </w:styles>
 </file>
 
